--- a/report.docx
+++ b/report.docx
@@ -54,12 +54,10 @@
       <w:r>
         <w:rPr>
           <w:rFonts w:asciiTheme="minorBidi" w:hAnsiTheme="minorBidi"/>
-          <w:noProof/>
           <w:sz w:val="22"/>
-          <w:lang w:bidi="ar-SA"/>
         </w:rPr>
         <w:drawing>
-          <wp:anchor distT="0" distB="0" distL="114300" distR="114300" simplePos="0" relativeHeight="251654656" behindDoc="0" locked="0" layoutInCell="1" allowOverlap="1" wp14:anchorId="48C91FC7" wp14:editId="66D4FCEB">
+          <wp:anchor distT="0" distB="0" distL="114300" distR="114300" simplePos="0" relativeHeight="251655680" behindDoc="0" locked="0" layoutInCell="1" allowOverlap="1" wp14:anchorId="48C91FC7" wp14:editId="66D4FCEB">
             <wp:simplePos x="0" y="0"/>
             <wp:positionH relativeFrom="column">
               <wp:posOffset>816610</wp:posOffset>
@@ -714,10 +712,9 @@
       <w:r>
         <w:rPr>
           <w:rFonts w:asciiTheme="minorBidi" w:hAnsiTheme="minorBidi"/>
-          <w:noProof/>
         </w:rPr>
         <w:drawing>
-          <wp:anchor distT="0" distB="0" distL="114300" distR="114300" simplePos="0" relativeHeight="251663872" behindDoc="0" locked="0" layoutInCell="1" allowOverlap="1">
+          <wp:anchor distT="0" distB="0" distL="114300" distR="114300" simplePos="0" relativeHeight="251667968" behindDoc="0" locked="0" layoutInCell="1" allowOverlap="1">
             <wp:simplePos x="0" y="0"/>
             <wp:positionH relativeFrom="column">
               <wp:posOffset>3672205</wp:posOffset>
@@ -1941,7 +1938,7 @@
       </w:pPr>
       <w:r>
         <w:rPr>
-          <w:rFonts w:asciiTheme="minorBidi" w:hAnsiTheme="minorBidi" w:hint="cs"/>
+          <w:rFonts w:asciiTheme="minorBidi" w:hAnsiTheme="minorBidi"/>
           <w:szCs w:val="26"/>
           <w:rtl/>
         </w:rPr>
@@ -3598,7 +3595,6 @@
           <w:sz w:val="32"/>
           <w:szCs w:val="32"/>
           <w:rtl/>
-          <w:lang w:bidi="ar-SA"/>
         </w:rPr>
         <w:t xml:space="preserve">پردازش زبان طبیعی و </w:t>
       </w:r>
@@ -3608,7 +3604,6 @@
           <w:sz w:val="32"/>
           <w:szCs w:val="32"/>
           <w:rtl/>
-          <w:lang w:bidi="ar-SA"/>
         </w:rPr>
         <w:t>مدل های</w:t>
       </w:r>
@@ -3618,7 +3613,6 @@
           <w:sz w:val="32"/>
           <w:szCs w:val="32"/>
           <w:rtl/>
-          <w:lang w:bidi="ar-SA"/>
         </w:rPr>
         <w:t xml:space="preserve"> زبانی</w:t>
       </w:r>
@@ -3641,7 +3635,6 @@
           <w:sz w:val="28"/>
           <w:szCs w:val="28"/>
           <w:rtl/>
-          <w:lang w:bidi="ar-SA"/>
         </w:rPr>
         <w:t>پردازش زبان طبیعی</w:t>
       </w:r>
@@ -3689,7 +3682,6 @@
           <w:sz w:val="28"/>
           <w:szCs w:val="28"/>
           <w:rtl/>
-          <w:lang w:bidi="ar-SA"/>
         </w:rPr>
         <w:t xml:space="preserve">یا </w:t>
       </w:r>
@@ -3727,7 +3719,6 @@
           <w:sz w:val="28"/>
           <w:szCs w:val="28"/>
           <w:rtl/>
-          <w:lang w:bidi="ar-SA"/>
         </w:rPr>
         <w:t xml:space="preserve">یکی از </w:t>
       </w:r>
@@ -3737,7 +3728,6 @@
           <w:sz w:val="28"/>
           <w:szCs w:val="28"/>
           <w:rtl/>
-          <w:lang w:bidi="ar-SA"/>
         </w:rPr>
         <w:t>انقلابی ترین شاخه های</w:t>
       </w:r>
@@ -3747,7 +3737,6 @@
           <w:sz w:val="28"/>
           <w:szCs w:val="28"/>
           <w:rtl/>
-          <w:lang w:bidi="ar-SA"/>
         </w:rPr>
         <w:t xml:space="preserve"> هوش مصنوعی است که به مطالعه و توسعه </w:t>
       </w:r>
@@ -3757,7 +3746,6 @@
           <w:sz w:val="28"/>
           <w:szCs w:val="28"/>
           <w:rtl/>
-          <w:lang w:bidi="ar-SA"/>
         </w:rPr>
         <w:t>روش هایی</w:t>
       </w:r>
@@ -3767,7 +3755,6 @@
           <w:sz w:val="28"/>
           <w:szCs w:val="28"/>
           <w:rtl/>
-          <w:lang w:bidi="ar-SA"/>
         </w:rPr>
         <w:t xml:space="preserve"> برای پردازش، تحلیل و تولید زبان انسان توسط رایانه </w:t>
       </w:r>
@@ -3777,7 +3764,6 @@
           <w:sz w:val="28"/>
           <w:szCs w:val="28"/>
           <w:rtl/>
-          <w:lang w:bidi="ar-SA"/>
         </w:rPr>
         <w:t>می پردازد</w:t>
       </w:r>
@@ -3787,7 +3773,6 @@
           <w:sz w:val="28"/>
           <w:szCs w:val="28"/>
           <w:rtl/>
-          <w:lang w:bidi="ar-SA"/>
         </w:rPr>
         <w:t xml:space="preserve">. هدف اصلی این حوزه، ایجاد امکان تعامل مؤثر میان انسان و </w:t>
       </w:r>
@@ -3797,7 +3782,6 @@
           <w:sz w:val="28"/>
           <w:szCs w:val="28"/>
           <w:rtl/>
-          <w:lang w:bidi="ar-SA"/>
         </w:rPr>
         <w:t>سامانه های</w:t>
       </w:r>
@@ -3807,7 +3791,6 @@
           <w:sz w:val="28"/>
           <w:szCs w:val="28"/>
           <w:rtl/>
-          <w:lang w:bidi="ar-SA"/>
         </w:rPr>
         <w:t xml:space="preserve"> </w:t>
       </w:r>
@@ -3817,7 +3800,6 @@
           <w:sz w:val="28"/>
           <w:szCs w:val="28"/>
           <w:rtl/>
-          <w:lang w:bidi="ar-SA"/>
         </w:rPr>
         <w:t>کامپیوتری</w:t>
       </w:r>
@@ -3827,7 +3809,6 @@
           <w:sz w:val="28"/>
           <w:szCs w:val="28"/>
           <w:rtl/>
-          <w:lang w:bidi="ar-SA"/>
         </w:rPr>
         <w:t xml:space="preserve"> از طریق زبان طبیعی و استخراج اطلاعات و معنا از متون و گفتار است</w:t>
       </w:r>
@@ -3860,7 +3841,6 @@
           <w:sz w:val="28"/>
           <w:szCs w:val="28"/>
           <w:rtl/>
-          <w:lang w:bidi="ar-SA"/>
         </w:rPr>
         <w:t xml:space="preserve">متون زبان طبیعی برخلاف </w:t>
       </w:r>
@@ -3870,7 +3850,6 @@
           <w:sz w:val="28"/>
           <w:szCs w:val="28"/>
           <w:rtl/>
-          <w:lang w:bidi="ar-SA"/>
         </w:rPr>
         <w:t>داده های</w:t>
       </w:r>
@@ -3880,7 +3859,6 @@
           <w:sz w:val="28"/>
           <w:szCs w:val="28"/>
           <w:rtl/>
-          <w:lang w:bidi="ar-SA"/>
         </w:rPr>
         <w:t xml:space="preserve"> </w:t>
       </w:r>
@@ -3890,7 +3868,6 @@
           <w:sz w:val="28"/>
           <w:szCs w:val="28"/>
           <w:rtl/>
-          <w:lang w:bidi="ar-SA"/>
         </w:rPr>
         <w:t>ساختاریافته</w:t>
       </w:r>
@@ -3900,7 +3877,6 @@
           <w:sz w:val="28"/>
           <w:szCs w:val="28"/>
           <w:rtl/>
-          <w:lang w:bidi="ar-SA"/>
         </w:rPr>
         <w:t xml:space="preserve">، دارای ساختار صریح و ثابتی نیستند و یک مفهوم واحد می‌تواند با استفاده از عبارت‌ها و کلمات متفاوت بیان شود. برای مثال، در یک پرسش حقوقی ممکن است کاربر مفهوم مشخصی را با </w:t>
       </w:r>
@@ -3910,7 +3886,6 @@
           <w:sz w:val="28"/>
           <w:szCs w:val="28"/>
           <w:rtl/>
-          <w:lang w:bidi="ar-SA"/>
         </w:rPr>
         <w:t>واژه هایی</w:t>
       </w:r>
@@ -3920,7 +3895,6 @@
           <w:sz w:val="28"/>
           <w:szCs w:val="28"/>
           <w:rtl/>
-          <w:lang w:bidi="ar-SA"/>
         </w:rPr>
         <w:t xml:space="preserve"> بیان کند که عیناً در متن قانون وجود ندارند. بنابراین، سامانه‌های پردازش زبان طبیعی باید بتوانند علاوه بر تطبیق </w:t>
       </w:r>
@@ -3930,7 +3904,6 @@
           <w:sz w:val="28"/>
           <w:szCs w:val="28"/>
           <w:rtl/>
-          <w:lang w:bidi="ar-SA"/>
         </w:rPr>
         <w:t>واژه ها</w:t>
       </w:r>
@@ -3940,7 +3913,6 @@
           <w:sz w:val="28"/>
           <w:szCs w:val="28"/>
           <w:rtl/>
-          <w:lang w:bidi="ar-SA"/>
         </w:rPr>
         <w:t>، تا حد امکان ارتباط معنایی میان عبارات را نیز در نظر بگیرند</w:t>
       </w:r>
@@ -6604,7 +6576,7 @@
           <w:sz w:val="28"/>
           <w:szCs w:val="28"/>
           <w:rtl/>
-          <w:lang w:val="en-GB" w:bidi="ar-SA"/>
+          <w:lang w:val="en-GB"/>
         </w:rPr>
         <w:t>فرمول کلی</w:t>
       </w:r>
@@ -6623,7 +6595,7 @@
           <w:sz w:val="28"/>
           <w:szCs w:val="28"/>
           <w:rtl/>
-          <w:lang w:val="en-GB" w:bidi="ar-SA"/>
+          <w:lang w:val="en-GB"/>
         </w:rPr>
         <w:t>به صورت زیر است</w:t>
       </w:r>
@@ -7204,7 +7176,7 @@
           <w:sz w:val="28"/>
           <w:szCs w:val="28"/>
           <w:rtl/>
-          <w:lang w:val="en-GB" w:bidi="ar-SA"/>
+          <w:lang w:val="en-GB"/>
         </w:rPr>
         <w:t>در این فرمول</w:t>
       </w:r>
@@ -7270,7 +7242,7 @@
           <w:sz w:val="28"/>
           <w:szCs w:val="28"/>
           <w:rtl/>
-          <w:lang w:val="en-GB" w:bidi="ar-SA"/>
+          <w:lang w:val="en-GB"/>
         </w:rPr>
         <w:t>نشان دهندۀ</w:t>
       </w:r>
@@ -7280,7 +7252,7 @@
           <w:sz w:val="28"/>
           <w:szCs w:val="28"/>
           <w:rtl/>
-          <w:lang w:val="en-GB" w:bidi="ar-SA"/>
+          <w:lang w:val="en-GB"/>
         </w:rPr>
         <w:t xml:space="preserve"> سند مورد بررسی و</w:t>
       </w:r>
@@ -7319,7 +7291,7 @@
           <w:sz w:val="28"/>
           <w:szCs w:val="28"/>
           <w:rtl/>
-          <w:lang w:val="en-GB" w:bidi="ar-SA"/>
+          <w:lang w:val="en-GB"/>
         </w:rPr>
         <w:t>نشان‌دهنده پرسش کاربر است</w:t>
       </w:r>
@@ -7411,7 +7383,7 @@
           <w:sz w:val="28"/>
           <w:szCs w:val="28"/>
           <w:rtl/>
-          <w:lang w:val="en-GB" w:bidi="ar-SA"/>
+          <w:lang w:val="en-GB"/>
         </w:rPr>
         <w:t xml:space="preserve">یکی از </w:t>
       </w:r>
@@ -7421,7 +7393,7 @@
           <w:sz w:val="28"/>
           <w:szCs w:val="28"/>
           <w:rtl/>
-          <w:lang w:val="en-GB" w:bidi="ar-SA"/>
+          <w:lang w:val="en-GB"/>
         </w:rPr>
         <w:t>واژه های</w:t>
       </w:r>
@@ -7431,7 +7403,7 @@
           <w:sz w:val="28"/>
           <w:szCs w:val="28"/>
           <w:rtl/>
-          <w:lang w:val="en-GB" w:bidi="ar-SA"/>
+          <w:lang w:val="en-GB"/>
         </w:rPr>
         <w:t xml:space="preserve"> موجود در پرسش است</w:t>
       </w:r>
@@ -7546,7 +7518,7 @@
           <w:sz w:val="28"/>
           <w:szCs w:val="28"/>
           <w:rtl/>
-          <w:lang w:val="en-GB" w:bidi="ar-SA"/>
+          <w:lang w:val="en-GB"/>
         </w:rPr>
         <w:t>تعداد تکرار واژه</w:t>
       </w:r>
@@ -7556,7 +7528,7 @@
           <w:sz w:val="28"/>
           <w:szCs w:val="28"/>
           <w:rtl/>
-          <w:lang w:val="en-GB" w:bidi="ar-SA"/>
+          <w:lang w:val="en-GB"/>
         </w:rPr>
         <w:t xml:space="preserve"> </w:t>
       </w:r>
@@ -7612,7 +7584,7 @@
           <w:sz w:val="28"/>
           <w:szCs w:val="28"/>
           <w:rtl/>
-          <w:lang w:val="en-GB" w:bidi="ar-SA"/>
+          <w:lang w:val="en-GB"/>
         </w:rPr>
         <w:t>در سند</w:t>
       </w:r>
@@ -7651,7 +7623,7 @@
           <w:sz w:val="28"/>
           <w:szCs w:val="28"/>
           <w:rtl/>
-          <w:lang w:val="en-GB" w:bidi="ar-SA"/>
+          <w:lang w:val="en-GB"/>
         </w:rPr>
         <w:t>است</w:t>
       </w:r>
@@ -7733,7 +7705,7 @@
           <w:sz w:val="28"/>
           <w:szCs w:val="28"/>
           <w:rtl/>
-          <w:lang w:val="en-GB" w:bidi="ar-SA"/>
+          <w:lang w:val="en-GB"/>
         </w:rPr>
         <w:t xml:space="preserve">طول سند بر اساس تعداد کلمات یا </w:t>
       </w:r>
@@ -7743,7 +7715,7 @@
           <w:sz w:val="28"/>
           <w:szCs w:val="28"/>
           <w:rtl/>
-          <w:lang w:val="en-GB" w:bidi="ar-SA"/>
+          <w:lang w:val="en-GB"/>
         </w:rPr>
         <w:t>توکن ها</w:t>
       </w:r>
@@ -7753,7 +7725,7 @@
           <w:sz w:val="28"/>
           <w:szCs w:val="28"/>
           <w:rtl/>
-          <w:lang w:val="en-GB" w:bidi="ar-SA"/>
+          <w:lang w:val="en-GB"/>
         </w:rPr>
         <w:t xml:space="preserve"> است</w:t>
       </w:r>
@@ -7809,7 +7781,7 @@
           <w:sz w:val="28"/>
           <w:szCs w:val="28"/>
           <w:rtl/>
-          <w:lang w:val="en-GB" w:bidi="ar-SA"/>
+          <w:lang w:val="en-GB"/>
         </w:rPr>
         <w:t>میانگین طول اسناد در مجموعه داده است</w:t>
       </w:r>
@@ -7902,7 +7874,7 @@
           <w:sz w:val="28"/>
           <w:szCs w:val="28"/>
           <w:rtl/>
-          <w:lang w:val="en-GB" w:bidi="ar-SA"/>
+          <w:lang w:val="en-GB"/>
         </w:rPr>
         <w:t>و</w:t>
       </w:r>
@@ -7941,7 +7913,7 @@
           <w:sz w:val="28"/>
           <w:szCs w:val="28"/>
           <w:rtl/>
-          <w:lang w:val="en-GB" w:bidi="ar-SA"/>
+          <w:lang w:val="en-GB"/>
         </w:rPr>
         <w:t xml:space="preserve">پارامترهایی هستند که نحوه تأثیر تعداد تکرار واژه و طول سند را کنترل </w:t>
       </w:r>
@@ -7951,7 +7923,7 @@
           <w:sz w:val="28"/>
           <w:szCs w:val="28"/>
           <w:rtl/>
-          <w:lang w:val="en-GB" w:bidi="ar-SA"/>
+          <w:lang w:val="en-GB"/>
         </w:rPr>
         <w:t>می کنند</w:t>
       </w:r>
@@ -7961,7 +7933,7 @@
           <w:sz w:val="28"/>
           <w:szCs w:val="28"/>
           <w:rtl/>
-          <w:lang w:val="en-GB" w:bidi="ar-SA"/>
+          <w:lang w:val="en-GB"/>
         </w:rPr>
         <w:t xml:space="preserve">. معمولاً مقادیر رایج برای </w:t>
       </w:r>
@@ -7971,7 +7943,7 @@
           <w:sz w:val="28"/>
           <w:szCs w:val="28"/>
           <w:rtl/>
-          <w:lang w:val="en-GB" w:bidi="ar-SA"/>
+          <w:lang w:val="en-GB"/>
         </w:rPr>
         <w:t>آنها</w:t>
       </w:r>
@@ -7981,7 +7953,7 @@
           <w:sz w:val="28"/>
           <w:szCs w:val="28"/>
           <w:rtl/>
-          <w:lang w:val="en-GB" w:bidi="ar-SA"/>
+          <w:lang w:val="en-GB"/>
         </w:rPr>
         <w:t xml:space="preserve"> به ترتیب حدود (1.2) تا (2) و (0.75) هستند</w:t>
       </w:r>
@@ -8524,7 +8496,6 @@
           <w:sz w:val="28"/>
           <w:szCs w:val="28"/>
           <w:rtl/>
-          <w:lang w:bidi="ar-SA"/>
         </w:rPr>
         <w:t>که در آن</w:t>
       </w:r>
@@ -8584,7 +8555,6 @@
           <w:sz w:val="28"/>
           <w:szCs w:val="28"/>
           <w:rtl/>
-          <w:lang w:bidi="ar-SA"/>
         </w:rPr>
         <w:t>تعداد کل اسناد موجود در مجموعه است</w:t>
       </w:r>
@@ -8688,7 +8658,6 @@
           <w:sz w:val="28"/>
           <w:szCs w:val="28"/>
           <w:rtl/>
-          <w:lang w:bidi="ar-SA"/>
         </w:rPr>
         <w:t>تعداد اسنادی است که واژه</w:t>
       </w:r>
@@ -8756,7 +8725,6 @@
           <w:sz w:val="28"/>
           <w:szCs w:val="28"/>
           <w:rtl/>
-          <w:lang w:bidi="ar-SA"/>
         </w:rPr>
         <w:t>در آن‌ها مشاهده شده است</w:t>
       </w:r>
@@ -12349,7 +12317,6 @@
           <w:sz w:val="28"/>
           <w:szCs w:val="28"/>
           <w:rtl/>
-          <w:lang w:bidi="ar-SA"/>
         </w:rPr>
         <w:t xml:space="preserve">معماری پایه ای برنامه به صورت </w:t>
       </w:r>
@@ -12579,7 +12546,6 @@
           <w:sz w:val="32"/>
           <w:szCs w:val="28"/>
           <w:rtl/>
-          <w:lang w:bidi="ar-SA"/>
         </w:rPr>
         <w:t xml:space="preserve">لایۀ </w:t>
       </w:r>
@@ -12588,7 +12554,7 @@
           <w:rFonts w:asciiTheme="minorBidi" w:hAnsiTheme="minorBidi"/>
           <w:sz w:val="28"/>
           <w:szCs w:val="24"/>
-          <w:lang w:val="en-GB" w:bidi="ar-SA"/>
+          <w:lang w:val="en-GB"/>
         </w:rPr>
         <w:t>Django</w:t>
       </w:r>
@@ -12608,7 +12574,6 @@
           <w:sz w:val="32"/>
           <w:szCs w:val="28"/>
           <w:rtl/>
-          <w:lang w:bidi="ar-SA"/>
         </w:rPr>
         <w:t xml:space="preserve">قسمتی نیست که توسط ما توسعه یافته باشد، پس این لایه را توضیح نمی دهیم. </w:t>
       </w:r>
@@ -12618,7 +12583,6 @@
           <w:sz w:val="32"/>
           <w:szCs w:val="28"/>
           <w:rtl/>
-          <w:lang w:bidi="ar-SA"/>
         </w:rPr>
         <w:t>جریان کلی سامانه را می‌توان به صورت زیر خلاصه کرد</w:t>
       </w:r>
@@ -13382,7 +13346,6 @@
           <w:sz w:val="28"/>
           <w:szCs w:val="28"/>
           <w:rtl/>
-          <w:lang w:bidi="ar-SA"/>
         </w:rPr>
         <w:t xml:space="preserve">این لایه در ساختار لایه بندی شدۀ بالا قرار نگرفته است چون اجرای این قسمت از برنامه کاملا مستقل از </w:t>
       </w:r>
@@ -13391,7 +13354,7 @@
           <w:rFonts w:asciiTheme="minorBidi" w:hAnsiTheme="minorBidi"/>
           <w:sz w:val="28"/>
           <w:szCs w:val="28"/>
-          <w:lang w:val="en-GB" w:bidi="ar-SA"/>
+          <w:lang w:val="en-GB"/>
         </w:rPr>
         <w:t>django</w:t>
       </w:r>
@@ -14858,7 +14821,6 @@
           <w:sz w:val="28"/>
           <w:szCs w:val="28"/>
           <w:rtl/>
-          <w:lang w:bidi="ar-SA"/>
         </w:rPr>
         <w:t xml:space="preserve">در لایۀ داده از دو پایگاه داده </w:t>
       </w:r>
@@ -14867,7 +14829,7 @@
           <w:rFonts w:asciiTheme="minorBidi" w:hAnsiTheme="minorBidi"/>
           <w:sz w:val="28"/>
           <w:szCs w:val="28"/>
-          <w:lang w:val="en-GB" w:bidi="ar-SA"/>
+          <w:lang w:val="en-GB"/>
         </w:rPr>
         <w:t>Postgres</w:t>
       </w:r>
@@ -15097,19 +15059,18 @@
         <w:ind w:left="-92"/>
         <w:jc w:val="both"/>
         <w:rPr>
-          <w:rFonts w:asciiTheme="minorBidi" w:hAnsiTheme="minorBidi" w:hint="cs"/>
-          <w:sz w:val="28"/>
-          <w:szCs w:val="28"/>
-          <w:rtl/>
-        </w:rPr>
-      </w:pPr>
-      <w:r>
-        <w:rPr>
-          <w:rFonts w:asciiTheme="minorBidi" w:hAnsiTheme="minorBidi"/>
-          <w:sz w:val="28"/>
-          <w:szCs w:val="28"/>
-          <w:rtl/>
-          <w:lang w:bidi="ar-SA"/>
+          <w:rFonts w:asciiTheme="minorBidi" w:hAnsiTheme="minorBidi"/>
+          <w:sz w:val="28"/>
+          <w:szCs w:val="28"/>
+          <w:rtl/>
+        </w:rPr>
+      </w:pPr>
+      <w:r>
+        <w:rPr>
+          <w:rFonts w:asciiTheme="minorBidi" w:hAnsiTheme="minorBidi"/>
+          <w:sz w:val="28"/>
+          <w:szCs w:val="28"/>
+          <w:rtl/>
         </w:rPr>
         <w:t xml:space="preserve">در بالاترین سطح، </w:t>
       </w:r>
@@ -15118,7 +15079,6 @@
           <w:rFonts w:asciiTheme="minorBidi" w:hAnsiTheme="minorBidi"/>
           <w:sz w:val="28"/>
           <w:szCs w:val="28"/>
-          <w:lang w:bidi="ar-SA"/>
         </w:rPr>
         <w:t>LegalDocument</w:t>
       </w:r>
@@ -15128,7 +15088,6 @@
           <w:sz w:val="28"/>
           <w:szCs w:val="28"/>
           <w:rtl/>
-          <w:lang w:bidi="ar-SA"/>
         </w:rPr>
         <w:t xml:space="preserve"> برای نمایش یک سند حقوقی در نظر گرفته شده است. این موجودیت اطلاعاتی مانند عنوان سند، نوع سند، مرجع صادرکننده، تاریخ تصویب، تاریخ انتشار، تاریخ اجرا و وضعیت سند را نگهداری </w:t>
       </w:r>
@@ -15138,7 +15097,6 @@
           <w:sz w:val="28"/>
           <w:szCs w:val="28"/>
           <w:rtl/>
-          <w:lang w:bidi="ar-SA"/>
         </w:rPr>
         <w:t>می کند</w:t>
       </w:r>
@@ -15148,7 +15106,6 @@
           <w:sz w:val="28"/>
           <w:szCs w:val="28"/>
           <w:rtl/>
-          <w:lang w:bidi="ar-SA"/>
         </w:rPr>
         <w:t xml:space="preserve">. هر سند حقوقی </w:t>
       </w:r>
@@ -15158,7 +15115,6 @@
           <w:sz w:val="28"/>
           <w:szCs w:val="28"/>
           <w:rtl/>
-          <w:lang w:bidi="ar-SA"/>
         </w:rPr>
         <w:t>می تواند</w:t>
       </w:r>
@@ -15168,7 +15124,6 @@
           <w:sz w:val="28"/>
           <w:szCs w:val="28"/>
           <w:rtl/>
-          <w:lang w:bidi="ar-SA"/>
         </w:rPr>
         <w:t xml:space="preserve"> شامل </w:t>
       </w:r>
@@ -15178,7 +15133,6 @@
           <w:sz w:val="28"/>
           <w:szCs w:val="28"/>
           <w:rtl/>
-          <w:lang w:bidi="ar-SA"/>
         </w:rPr>
         <w:t>مجموعه ای</w:t>
       </w:r>
@@ -15188,13 +15142,12 @@
           <w:sz w:val="28"/>
           <w:szCs w:val="28"/>
           <w:rtl/>
-          <w:lang w:bidi="ar-SA"/>
         </w:rPr>
         <w:t xml:space="preserve"> از عناصر ساختاری و مقررات باشد.</w:t>
       </w:r>
       <w:r>
         <w:rPr>
-          <w:rFonts w:asciiTheme="minorBidi" w:hAnsiTheme="minorBidi" w:hint="cs"/>
+          <w:rFonts w:asciiTheme="minorBidi" w:hAnsiTheme="minorBidi"/>
           <w:sz w:val="28"/>
           <w:szCs w:val="28"/>
           <w:rtl/>
@@ -15212,16 +15165,14 @@
           <w:sz w:val="28"/>
           <w:szCs w:val="28"/>
           <w:rtl/>
-          <w:lang w:bidi="ar-SA"/>
-        </w:rPr>
-      </w:pPr>
-      <w:r>
-        <w:rPr>
-          <w:rFonts w:asciiTheme="minorBidi" w:hAnsiTheme="minorBidi"/>
-          <w:sz w:val="28"/>
-          <w:szCs w:val="28"/>
-          <w:rtl/>
-          <w:lang w:bidi="ar-SA"/>
+        </w:rPr>
+      </w:pPr>
+      <w:r>
+        <w:rPr>
+          <w:rFonts w:asciiTheme="minorBidi" w:hAnsiTheme="minorBidi"/>
+          <w:sz w:val="28"/>
+          <w:szCs w:val="28"/>
+          <w:rtl/>
         </w:rPr>
         <w:t xml:space="preserve">برای حفظ ساختار داخلی اسناد، </w:t>
       </w:r>
@@ -15230,7 +15181,6 @@
           <w:rFonts w:asciiTheme="minorBidi" w:hAnsiTheme="minorBidi"/>
           <w:sz w:val="28"/>
           <w:szCs w:val="28"/>
-          <w:lang w:bidi="ar-SA"/>
         </w:rPr>
         <w:t>LegalElement</w:t>
       </w:r>
@@ -15240,7 +15190,6 @@
           <w:sz w:val="28"/>
           <w:szCs w:val="28"/>
           <w:rtl/>
-          <w:lang w:bidi="ar-SA"/>
         </w:rPr>
         <w:t xml:space="preserve"> طراحی شده است. این موجودیت امکان ایجاد ارتباط </w:t>
       </w:r>
@@ -15250,7 +15199,6 @@
           <w:sz w:val="28"/>
           <w:szCs w:val="28"/>
           <w:rtl/>
-          <w:lang w:bidi="ar-SA"/>
         </w:rPr>
         <w:t>سلسله مراتبی</w:t>
       </w:r>
@@ -15260,7 +15208,6 @@
           <w:sz w:val="28"/>
           <w:szCs w:val="28"/>
           <w:rtl/>
-          <w:lang w:bidi="ar-SA"/>
         </w:rPr>
         <w:t xml:space="preserve"> میان عناصر مختلف یک سند را فراهم </w:t>
       </w:r>
@@ -15270,7 +15217,6 @@
           <w:sz w:val="28"/>
           <w:szCs w:val="28"/>
           <w:rtl/>
-          <w:lang w:bidi="ar-SA"/>
         </w:rPr>
         <w:t>می کند</w:t>
       </w:r>
@@ -15280,7 +15226,6 @@
           <w:sz w:val="28"/>
           <w:szCs w:val="28"/>
           <w:rtl/>
-          <w:lang w:bidi="ar-SA"/>
         </w:rPr>
         <w:t xml:space="preserve">. عناصری مانند کتاب، بخش، فصل، مبحث و سایر </w:t>
       </w:r>
@@ -15290,7 +15235,6 @@
           <w:sz w:val="28"/>
           <w:szCs w:val="28"/>
           <w:rtl/>
-          <w:lang w:bidi="ar-SA"/>
         </w:rPr>
         <w:lastRenderedPageBreak/>
         <w:t>بخش های</w:t>
@@ -15301,7 +15245,6 @@
           <w:sz w:val="28"/>
           <w:szCs w:val="28"/>
           <w:rtl/>
-          <w:lang w:bidi="ar-SA"/>
         </w:rPr>
         <w:t xml:space="preserve"> ساختاری سند از طریق این ساختار قابل نمایش هستند. در نتیجه، جایگاه هر قسمت از یک سند در ساختار کلی آن قابل نگهداری است.</w:t>
       </w:r>
@@ -15311,7 +15254,6 @@
           <w:sz w:val="28"/>
           <w:szCs w:val="28"/>
           <w:rtl/>
-          <w:lang w:bidi="ar-SA"/>
         </w:rPr>
         <w:t xml:space="preserve"> توجه شود که این موجودیت، صرفا ساختار را نگه می دارد و متن قانونی در آن قرار نمی گیرد.</w:t>
       </w:r>
@@ -15326,16 +15268,14 @@
           <w:sz w:val="28"/>
           <w:szCs w:val="28"/>
           <w:rtl/>
-          <w:lang w:bidi="ar-SA"/>
-        </w:rPr>
-      </w:pPr>
-      <w:r>
-        <w:rPr>
-          <w:rFonts w:asciiTheme="minorBidi" w:hAnsiTheme="minorBidi"/>
-          <w:sz w:val="28"/>
-          <w:szCs w:val="28"/>
-          <w:rtl/>
-          <w:lang w:bidi="ar-SA"/>
+        </w:rPr>
+      </w:pPr>
+      <w:r>
+        <w:rPr>
+          <w:rFonts w:asciiTheme="minorBidi" w:hAnsiTheme="minorBidi"/>
+          <w:sz w:val="28"/>
+          <w:szCs w:val="28"/>
+          <w:rtl/>
         </w:rPr>
         <w:t xml:space="preserve">در سطح پایین‌تر، </w:t>
       </w:r>
@@ -15344,7 +15284,6 @@
           <w:rFonts w:asciiTheme="minorBidi" w:hAnsiTheme="minorBidi"/>
           <w:sz w:val="28"/>
           <w:szCs w:val="28"/>
-          <w:lang w:bidi="ar-SA"/>
         </w:rPr>
         <w:t>LegalProvision</w:t>
       </w:r>
@@ -15354,7 +15293,6 @@
           <w:sz w:val="28"/>
           <w:szCs w:val="28"/>
           <w:rtl/>
-          <w:lang w:bidi="ar-SA"/>
         </w:rPr>
         <w:t xml:space="preserve"> برای نمایش مقررات حقوقی استفاده </w:t>
       </w:r>
@@ -15364,7 +15302,6 @@
           <w:sz w:val="28"/>
           <w:szCs w:val="28"/>
           <w:rtl/>
-          <w:lang w:bidi="ar-SA"/>
         </w:rPr>
         <w:t>می شود</w:t>
       </w:r>
@@ -15374,7 +15311,6 @@
           <w:sz w:val="28"/>
           <w:szCs w:val="28"/>
           <w:rtl/>
-          <w:lang w:bidi="ar-SA"/>
         </w:rPr>
         <w:t xml:space="preserve">. هر مقرره دارای اطلاعاتی مانند نوع مقرره، شماره، عنوان و متن است و از طریق عنصر ساختاری مربوطه به سند حقوقی متصل </w:t>
       </w:r>
@@ -15384,7 +15320,6 @@
           <w:sz w:val="28"/>
           <w:szCs w:val="28"/>
           <w:rtl/>
-          <w:lang w:bidi="ar-SA"/>
         </w:rPr>
         <w:t>می شود</w:t>
       </w:r>
@@ -15394,7 +15329,6 @@
           <w:sz w:val="28"/>
           <w:szCs w:val="28"/>
           <w:rtl/>
-          <w:lang w:bidi="ar-SA"/>
         </w:rPr>
         <w:t xml:space="preserve">. این تفکیک باعث </w:t>
       </w:r>
@@ -15404,7 +15338,6 @@
           <w:sz w:val="28"/>
           <w:szCs w:val="28"/>
           <w:rtl/>
-          <w:lang w:bidi="ar-SA"/>
         </w:rPr>
         <w:t>می شود</w:t>
       </w:r>
@@ -15414,7 +15347,6 @@
           <w:sz w:val="28"/>
           <w:szCs w:val="28"/>
           <w:rtl/>
-          <w:lang w:bidi="ar-SA"/>
         </w:rPr>
         <w:t xml:space="preserve"> واحد اصلی مورد استفاده در فرایند بازیابی، یعنی متن یک مقرره، به صورت مستقل قابل شناسایی و بازیابی باشد.</w:t>
       </w:r>
@@ -15424,7 +15356,6 @@
           <w:sz w:val="28"/>
           <w:szCs w:val="28"/>
           <w:rtl/>
-          <w:lang w:bidi="ar-SA"/>
         </w:rPr>
         <w:t xml:space="preserve"> منظور از مقررات همان ماده ها و تبصره ها هستند.</w:t>
       </w:r>
@@ -15439,16 +15370,14 @@
           <w:sz w:val="28"/>
           <w:szCs w:val="28"/>
           <w:rtl/>
-          <w:lang w:bidi="ar-SA"/>
-        </w:rPr>
-      </w:pPr>
-      <w:r>
-        <w:rPr>
-          <w:rFonts w:asciiTheme="minorBidi" w:hAnsiTheme="minorBidi"/>
-          <w:sz w:val="28"/>
-          <w:szCs w:val="28"/>
-          <w:rtl/>
-          <w:lang w:bidi="ar-SA"/>
+        </w:rPr>
+      </w:pPr>
+      <w:r>
+        <w:rPr>
+          <w:rFonts w:asciiTheme="minorBidi" w:hAnsiTheme="minorBidi"/>
+          <w:sz w:val="28"/>
+          <w:szCs w:val="28"/>
+          <w:rtl/>
         </w:rPr>
         <w:t xml:space="preserve">علاوه بر متن اصلی مقررات، ساختار داده سامانه امکان نگهداری </w:t>
       </w:r>
@@ -15458,7 +15387,6 @@
           <w:sz w:val="28"/>
           <w:szCs w:val="28"/>
           <w:rtl/>
-          <w:lang w:bidi="ar-SA"/>
         </w:rPr>
         <w:t>نسخه های</w:t>
       </w:r>
@@ -15468,7 +15396,6 @@
           <w:sz w:val="28"/>
           <w:szCs w:val="28"/>
           <w:rtl/>
-          <w:lang w:bidi="ar-SA"/>
         </w:rPr>
         <w:t xml:space="preserve"> مختلف یک مقرره را نیز فراهم</w:t>
       </w:r>
@@ -15478,7 +15405,6 @@
           <w:sz w:val="28"/>
           <w:szCs w:val="28"/>
           <w:rtl/>
-          <w:lang w:bidi="ar-SA"/>
         </w:rPr>
         <w:t xml:space="preserve">     </w:t>
       </w:r>
@@ -15488,7 +15414,6 @@
           <w:sz w:val="28"/>
           <w:szCs w:val="28"/>
           <w:rtl/>
-          <w:lang w:bidi="ar-SA"/>
         </w:rPr>
         <w:t xml:space="preserve"> </w:t>
       </w:r>
@@ -15498,7 +15423,6 @@
           <w:sz w:val="28"/>
           <w:szCs w:val="28"/>
           <w:rtl/>
-          <w:lang w:bidi="ar-SA"/>
         </w:rPr>
         <w:t>می کند</w:t>
       </w:r>
@@ -15508,7 +15432,6 @@
           <w:sz w:val="28"/>
           <w:szCs w:val="28"/>
           <w:rtl/>
-          <w:lang w:bidi="ar-SA"/>
         </w:rPr>
         <w:t xml:space="preserve">. </w:t>
       </w:r>
@@ -15517,7 +15440,6 @@
           <w:rFonts w:asciiTheme="minorBidi" w:hAnsiTheme="minorBidi"/>
           <w:sz w:val="28"/>
           <w:szCs w:val="28"/>
-          <w:lang w:bidi="ar-SA"/>
         </w:rPr>
         <w:t>LegalVersion</w:t>
       </w:r>
@@ -15527,7 +15449,6 @@
           <w:sz w:val="28"/>
           <w:szCs w:val="28"/>
           <w:rtl/>
-          <w:lang w:bidi="ar-SA"/>
         </w:rPr>
         <w:t xml:space="preserve"> برای ثبت </w:t>
       </w:r>
@@ -15537,7 +15458,6 @@
           <w:sz w:val="28"/>
           <w:szCs w:val="28"/>
           <w:rtl/>
-          <w:lang w:bidi="ar-SA"/>
         </w:rPr>
         <w:t>نسخه های</w:t>
       </w:r>
@@ -15547,7 +15467,6 @@
           <w:sz w:val="28"/>
           <w:szCs w:val="28"/>
           <w:rtl/>
-          <w:lang w:bidi="ar-SA"/>
         </w:rPr>
         <w:t xml:space="preserve"> مختلف متن یک مقرره و وضعیت هر نسخه مورد استفاده قرار می‌گیرد. این موضوع در متون حقوقی اهمیت زیادی دارد، زیرا یک مقرره ممکن است در طول زمان اصلاح یا با نسخه جدیدی جایگزین شده باشد و پاسخ به یک پرسش حقوقی باید تا حد امکان بر اساس نسخه معتبر و مرتبط با زمان مورد نظر کاربر ارائه شود.</w:t>
       </w:r>
@@ -15562,16 +15481,14 @@
           <w:sz w:val="28"/>
           <w:szCs w:val="28"/>
           <w:rtl/>
-          <w:lang w:bidi="ar-SA"/>
-        </w:rPr>
-      </w:pPr>
-      <w:r>
-        <w:rPr>
-          <w:rFonts w:asciiTheme="minorBidi" w:hAnsiTheme="minorBidi"/>
-          <w:sz w:val="28"/>
-          <w:szCs w:val="28"/>
-          <w:rtl/>
-          <w:lang w:bidi="ar-SA"/>
+        </w:rPr>
+      </w:pPr>
+      <w:r>
+        <w:rPr>
+          <w:rFonts w:asciiTheme="minorBidi" w:hAnsiTheme="minorBidi"/>
+          <w:sz w:val="28"/>
+          <w:szCs w:val="28"/>
+          <w:rtl/>
         </w:rPr>
         <w:t xml:space="preserve">همچنین برای نمایش ارتباط میان مقررات، موجودیت </w:t>
       </w:r>
@@ -15580,7 +15497,6 @@
           <w:rFonts w:asciiTheme="minorBidi" w:hAnsiTheme="minorBidi"/>
           <w:sz w:val="28"/>
           <w:szCs w:val="28"/>
-          <w:lang w:bidi="ar-SA"/>
         </w:rPr>
         <w:t>LegalRelationship</w:t>
       </w:r>
@@ -15590,7 +15506,6 @@
           <w:sz w:val="28"/>
           <w:szCs w:val="28"/>
           <w:rtl/>
-          <w:lang w:bidi="ar-SA"/>
         </w:rPr>
         <w:t xml:space="preserve"> در نظر گرفته شده است. این موجودیت امکان ثبت روابطی مانند اصلاح، نسخ، جایگزینی، ارجاع و سایر روابط میان مقررات را فراهم </w:t>
       </w:r>
@@ -15600,7 +15515,6 @@
           <w:sz w:val="28"/>
           <w:szCs w:val="28"/>
           <w:rtl/>
-          <w:lang w:bidi="ar-SA"/>
         </w:rPr>
         <w:t>می کند</w:t>
       </w:r>
@@ -15610,7 +15524,6 @@
           <w:sz w:val="28"/>
           <w:szCs w:val="28"/>
           <w:rtl/>
-          <w:lang w:bidi="ar-SA"/>
         </w:rPr>
         <w:t xml:space="preserve">. اطلاعات تکمیلی مربوط به هر رابطه نیز در موجودیت </w:t>
       </w:r>
@@ -15619,7 +15532,6 @@
           <w:rFonts w:asciiTheme="minorBidi" w:hAnsiTheme="minorBidi"/>
           <w:sz w:val="28"/>
           <w:szCs w:val="28"/>
-          <w:lang w:bidi="ar-SA"/>
         </w:rPr>
         <w:t>RelationshipContext</w:t>
       </w:r>
@@ -15629,7 +15541,6 @@
           <w:sz w:val="28"/>
           <w:szCs w:val="28"/>
           <w:rtl/>
-          <w:lang w:bidi="ar-SA"/>
         </w:rPr>
         <w:t xml:space="preserve"> نگهداری </w:t>
       </w:r>
@@ -15639,7 +15550,6 @@
           <w:sz w:val="28"/>
           <w:szCs w:val="28"/>
           <w:rtl/>
-          <w:lang w:bidi="ar-SA"/>
         </w:rPr>
         <w:t>می شود</w:t>
       </w:r>
@@ -15649,7 +15559,6 @@
           <w:sz w:val="28"/>
           <w:szCs w:val="28"/>
           <w:rtl/>
-          <w:lang w:bidi="ar-SA"/>
         </w:rPr>
         <w:t xml:space="preserve">. این ساختار در طراحی فعلی سامانه به عنوان زیرساختی برای توسعه </w:t>
       </w:r>
@@ -15659,7 +15568,6 @@
           <w:sz w:val="28"/>
           <w:szCs w:val="28"/>
           <w:rtl/>
-          <w:lang w:bidi="ar-SA"/>
         </w:rPr>
         <w:t>قابلیت های</w:t>
       </w:r>
@@ -15669,7 +15577,6 @@
           <w:sz w:val="28"/>
           <w:szCs w:val="28"/>
           <w:rtl/>
-          <w:lang w:bidi="ar-SA"/>
         </w:rPr>
         <w:t xml:space="preserve"> </w:t>
       </w:r>
@@ -15679,7 +15586,6 @@
           <w:sz w:val="28"/>
           <w:szCs w:val="28"/>
           <w:rtl/>
-          <w:lang w:bidi="ar-SA"/>
         </w:rPr>
         <w:t>پیشرفته تر</w:t>
       </w:r>
@@ -15689,7 +15595,6 @@
           <w:sz w:val="28"/>
           <w:szCs w:val="28"/>
           <w:rtl/>
-          <w:lang w:bidi="ar-SA"/>
         </w:rPr>
         <w:t xml:space="preserve"> تحلیل روابط حقوقی در نظر گرفته شده است.</w:t>
       </w:r>
@@ -15703,16 +15608,15 @@
           <w:rFonts w:asciiTheme="minorBidi" w:hAnsiTheme="minorBidi"/>
           <w:sz w:val="28"/>
           <w:szCs w:val="28"/>
-          <w:lang w:val="en-GB" w:bidi="ar-SA"/>
-        </w:rPr>
-      </w:pPr>
-      <w:r>
-        <w:rPr>
-          <w:rFonts w:asciiTheme="minorBidi" w:hAnsiTheme="minorBidi"/>
-          <w:sz w:val="28"/>
-          <w:szCs w:val="28"/>
-          <w:rtl/>
-          <w:lang w:bidi="ar-SA"/>
+          <w:lang w:val="en-GB"/>
+        </w:rPr>
+      </w:pPr>
+      <w:r>
+        <w:rPr>
+          <w:rFonts w:asciiTheme="minorBidi" w:hAnsiTheme="minorBidi"/>
+          <w:sz w:val="28"/>
+          <w:szCs w:val="28"/>
+          <w:rtl/>
         </w:rPr>
         <w:t>برای نگهداری اطلاعات مربوط به منبع اسناد نی</w:t>
       </w:r>
@@ -15722,7 +15626,6 @@
           <w:sz w:val="28"/>
           <w:szCs w:val="28"/>
           <w:rtl/>
-          <w:lang w:bidi="ar-SA"/>
         </w:rPr>
         <w:t xml:space="preserve">ز </w:t>
       </w:r>
@@ -15731,7 +15634,7 @@
           <w:rFonts w:asciiTheme="minorBidi" w:hAnsiTheme="minorBidi"/>
           <w:sz w:val="28"/>
           <w:szCs w:val="28"/>
-          <w:lang w:val="en-GB" w:bidi="ar-SA"/>
+          <w:lang w:val="en-GB"/>
         </w:rPr>
         <w:t>SourceDocument</w:t>
       </w:r>
@@ -15741,7 +15644,7 @@
           <w:sz w:val="28"/>
           <w:szCs w:val="28"/>
           <w:rtl/>
-          <w:lang w:val="en-GB" w:bidi="ar-SA"/>
+          <w:lang w:val="en-GB"/>
         </w:rPr>
         <w:t xml:space="preserve"> </w:t>
       </w:r>
@@ -15751,7 +15654,6 @@
           <w:sz w:val="28"/>
           <w:szCs w:val="28"/>
           <w:rtl/>
-          <w:lang w:bidi="ar-SA"/>
         </w:rPr>
         <w:t>و</w:t>
       </w:r>
@@ -15761,7 +15663,7 @@
           <w:sz w:val="28"/>
           <w:szCs w:val="28"/>
           <w:rtl/>
-          <w:lang w:val="en-GB" w:bidi="ar-SA"/>
+          <w:lang w:val="en-GB"/>
         </w:rPr>
         <w:t xml:space="preserve"> </w:t>
       </w:r>
@@ -15770,7 +15672,7 @@
           <w:rFonts w:asciiTheme="minorBidi" w:hAnsiTheme="minorBidi"/>
           <w:sz w:val="28"/>
           <w:szCs w:val="28"/>
-          <w:lang w:val="en-GB" w:bidi="ar-SA"/>
+          <w:lang w:val="en-GB"/>
         </w:rPr>
         <w:t>DocumentSource</w:t>
       </w:r>
@@ -15780,7 +15682,7 @@
           <w:sz w:val="28"/>
           <w:szCs w:val="28"/>
           <w:rtl/>
-          <w:lang w:val="en-GB" w:bidi="ar-SA"/>
+          <w:lang w:val="en-GB"/>
         </w:rPr>
         <w:t xml:space="preserve"> </w:t>
       </w:r>
@@ -15790,7 +15692,6 @@
           <w:sz w:val="28"/>
           <w:szCs w:val="28"/>
           <w:rtl/>
-          <w:lang w:bidi="ar-SA"/>
         </w:rPr>
         <w:t>در نظر گرفته شده‌اند</w:t>
       </w:r>
@@ -15809,7 +15710,7 @@
           <w:sz w:val="28"/>
           <w:szCs w:val="28"/>
           <w:rtl/>
-          <w:lang w:val="en-GB" w:bidi="ar-SA"/>
+          <w:lang w:val="en-GB"/>
         </w:rPr>
         <w:t xml:space="preserve"> </w:t>
       </w:r>
@@ -15818,7 +15719,7 @@
           <w:rFonts w:asciiTheme="minorBidi" w:hAnsiTheme="minorBidi"/>
           <w:sz w:val="28"/>
           <w:szCs w:val="28"/>
-          <w:lang w:val="en-GB" w:bidi="ar-SA"/>
+          <w:lang w:val="en-GB"/>
         </w:rPr>
         <w:t>SourceDocument</w:t>
       </w:r>
@@ -15828,7 +15729,7 @@
           <w:sz w:val="28"/>
           <w:szCs w:val="28"/>
           <w:rtl/>
-          <w:lang w:val="en-GB" w:bidi="ar-SA"/>
+          <w:lang w:val="en-GB"/>
         </w:rPr>
         <w:t xml:space="preserve"> </w:t>
       </w:r>
@@ -15838,7 +15739,6 @@
           <w:sz w:val="28"/>
           <w:szCs w:val="28"/>
           <w:rtl/>
-          <w:lang w:bidi="ar-SA"/>
         </w:rPr>
         <w:t xml:space="preserve">اطلاعات مربوط به یک نسخه یا نمونه </w:t>
       </w:r>
@@ -15848,7 +15748,6 @@
           <w:sz w:val="28"/>
           <w:szCs w:val="28"/>
           <w:rtl/>
-          <w:lang w:bidi="ar-SA"/>
         </w:rPr>
         <w:t>دریافت شده</w:t>
       </w:r>
@@ -15858,7 +15757,6 @@
           <w:sz w:val="28"/>
           <w:szCs w:val="28"/>
           <w:rtl/>
-          <w:lang w:bidi="ar-SA"/>
         </w:rPr>
         <w:t xml:space="preserve"> از یک سند از منبع را نگهداری </w:t>
       </w:r>
@@ -15868,7 +15766,6 @@
           <w:sz w:val="28"/>
           <w:szCs w:val="28"/>
           <w:rtl/>
-          <w:lang w:bidi="ar-SA"/>
         </w:rPr>
         <w:t>می کند</w:t>
       </w:r>
@@ -15878,7 +15775,6 @@
           <w:sz w:val="28"/>
           <w:szCs w:val="28"/>
           <w:rtl/>
-          <w:lang w:bidi="ar-SA"/>
         </w:rPr>
         <w:t xml:space="preserve">. این موجودیت باعث </w:t>
       </w:r>
@@ -15888,7 +15784,6 @@
           <w:sz w:val="28"/>
           <w:szCs w:val="28"/>
           <w:rtl/>
-          <w:lang w:bidi="ar-SA"/>
         </w:rPr>
         <w:t>می شود</w:t>
       </w:r>
@@ -15898,7 +15793,6 @@
           <w:sz w:val="28"/>
           <w:szCs w:val="28"/>
           <w:rtl/>
-          <w:lang w:bidi="ar-SA"/>
         </w:rPr>
         <w:t xml:space="preserve"> اطلاعات مربوط به خود سند حقوقی از اطلاعات مربوط به منبعی که سند از آن دریافت شده است جدا باشد</w:t>
       </w:r>
@@ -15907,7 +15801,7 @@
           <w:rFonts w:asciiTheme="minorBidi" w:hAnsiTheme="minorBidi"/>
           <w:sz w:val="28"/>
           <w:szCs w:val="28"/>
-          <w:lang w:val="en-GB" w:bidi="ar-SA"/>
+          <w:lang w:val="en-GB"/>
         </w:rPr>
         <w:t>.</w:t>
       </w:r>
@@ -15922,15 +15816,15 @@
           <w:sz w:val="28"/>
           <w:szCs w:val="28"/>
           <w:rtl/>
-          <w:lang w:val="en-GB" w:bidi="ar-SA"/>
-        </w:rPr>
-      </w:pPr>
-      <w:r>
-        <w:rPr>
-          <w:rFonts w:asciiTheme="minorBidi" w:hAnsiTheme="minorBidi"/>
-          <w:sz w:val="28"/>
-          <w:szCs w:val="28"/>
-          <w:lang w:val="en-GB" w:bidi="ar-SA"/>
+          <w:lang w:val="en-GB"/>
+        </w:rPr>
+      </w:pPr>
+      <w:r>
+        <w:rPr>
+          <w:rFonts w:asciiTheme="minorBidi" w:hAnsiTheme="minorBidi"/>
+          <w:sz w:val="28"/>
+          <w:szCs w:val="28"/>
+          <w:lang w:val="en-GB"/>
         </w:rPr>
         <w:t>DocumentSource</w:t>
       </w:r>
@@ -15940,7 +15834,7 @@
           <w:sz w:val="28"/>
           <w:szCs w:val="28"/>
           <w:rtl/>
-          <w:lang w:val="en-GB" w:bidi="ar-SA"/>
+          <w:lang w:val="en-GB"/>
         </w:rPr>
         <w:t xml:space="preserve"> </w:t>
       </w:r>
@@ -15950,7 +15844,6 @@
           <w:sz w:val="28"/>
           <w:szCs w:val="28"/>
           <w:rtl/>
-          <w:lang w:bidi="ar-SA"/>
         </w:rPr>
         <w:t xml:space="preserve">برای ایجاد ارتباط میان یک سند حقوقی و منبع آن استفاده </w:t>
       </w:r>
@@ -15960,7 +15853,6 @@
           <w:sz w:val="28"/>
           <w:szCs w:val="28"/>
           <w:rtl/>
-          <w:lang w:bidi="ar-SA"/>
         </w:rPr>
         <w:t>می شود</w:t>
       </w:r>
@@ -15970,7 +15862,6 @@
           <w:sz w:val="28"/>
           <w:szCs w:val="28"/>
           <w:rtl/>
-          <w:lang w:bidi="ar-SA"/>
         </w:rPr>
         <w:t>. از طریق این موجودیت می‌توان مشخص کرد که یک</w:t>
       </w:r>
@@ -15980,7 +15871,7 @@
           <w:sz w:val="28"/>
           <w:szCs w:val="28"/>
           <w:rtl/>
-          <w:lang w:val="en-GB" w:bidi="ar-SA"/>
+          <w:lang w:val="en-GB"/>
         </w:rPr>
         <w:t xml:space="preserve"> </w:t>
       </w:r>
@@ -15989,7 +15880,7 @@
           <w:rFonts w:asciiTheme="minorBidi" w:hAnsiTheme="minorBidi"/>
           <w:sz w:val="28"/>
           <w:szCs w:val="28"/>
-          <w:lang w:val="en-GB" w:bidi="ar-SA"/>
+          <w:lang w:val="en-GB"/>
         </w:rPr>
         <w:t>LegalDocument</w:t>
       </w:r>
@@ -15999,7 +15890,7 @@
           <w:sz w:val="28"/>
           <w:szCs w:val="28"/>
           <w:rtl/>
-          <w:lang w:val="en-GB" w:bidi="ar-SA"/>
+          <w:lang w:val="en-GB"/>
         </w:rPr>
         <w:t xml:space="preserve"> </w:t>
       </w:r>
@@ -16009,7 +15900,6 @@
           <w:sz w:val="28"/>
           <w:szCs w:val="28"/>
           <w:rtl/>
-          <w:lang w:bidi="ar-SA"/>
         </w:rPr>
         <w:t>از چه منبع یا منابعی دریافت شده است. این تفکیک به‌خصوص زمانی اهمیت دارد که یک سند حقوقی از چند منبع مختلف قابل دریافت باشد یا اطلاعات یک سند در طول زمان از منبع مشخصی استخراج و به‌روزرسانی شود. در نتیجه، اطلاعات مربوط به محتوای حقوقی سند در</w:t>
       </w:r>
@@ -16019,7 +15909,7 @@
           <w:sz w:val="28"/>
           <w:szCs w:val="28"/>
           <w:rtl/>
-          <w:lang w:val="en-GB" w:bidi="ar-SA"/>
+          <w:lang w:val="en-GB"/>
         </w:rPr>
         <w:t xml:space="preserve"> </w:t>
       </w:r>
@@ -16028,7 +15918,7 @@
           <w:rFonts w:asciiTheme="minorBidi" w:hAnsiTheme="minorBidi"/>
           <w:sz w:val="28"/>
           <w:szCs w:val="28"/>
-          <w:lang w:val="en-GB" w:bidi="ar-SA"/>
+          <w:lang w:val="en-GB"/>
         </w:rPr>
         <w:t>LegalDocument</w:t>
       </w:r>
@@ -16038,7 +15928,7 @@
           <w:sz w:val="28"/>
           <w:szCs w:val="28"/>
           <w:rtl/>
-          <w:lang w:val="en-GB" w:bidi="ar-SA"/>
+          <w:lang w:val="en-GB"/>
         </w:rPr>
         <w:t xml:space="preserve"> </w:t>
       </w:r>
@@ -16048,7 +15938,6 @@
           <w:sz w:val="28"/>
           <w:szCs w:val="28"/>
           <w:rtl/>
-          <w:lang w:bidi="ar-SA"/>
         </w:rPr>
         <w:t>نگهداری می‌شود، در حالی که اطلاعات مربوط به منشأ و ارتباط آن با منابع در موجودیت‌های مربوط به</w:t>
       </w:r>
@@ -16057,7 +15946,7 @@
           <w:rFonts w:asciiTheme="minorBidi" w:hAnsiTheme="minorBidi"/>
           <w:sz w:val="28"/>
           <w:szCs w:val="28"/>
-          <w:lang w:val="en-GB" w:bidi="ar-SA"/>
+          <w:lang w:val="en-GB"/>
         </w:rPr>
         <w:t xml:space="preserve"> SourceDocument </w:t>
       </w:r>
@@ -16067,7 +15956,6 @@
           <w:sz w:val="28"/>
           <w:szCs w:val="28"/>
           <w:rtl/>
-          <w:lang w:bidi="ar-SA"/>
         </w:rPr>
         <w:t>و</w:t>
       </w:r>
@@ -16076,7 +15964,7 @@
           <w:rFonts w:asciiTheme="minorBidi" w:hAnsiTheme="minorBidi"/>
           <w:sz w:val="28"/>
           <w:szCs w:val="28"/>
-          <w:lang w:val="en-GB" w:bidi="ar-SA"/>
+          <w:lang w:val="en-GB"/>
         </w:rPr>
         <w:t xml:space="preserve"> DocumentSource </w:t>
       </w:r>
@@ -16086,7 +15974,6 @@
           <w:sz w:val="28"/>
           <w:szCs w:val="28"/>
           <w:rtl/>
-          <w:lang w:bidi="ar-SA"/>
         </w:rPr>
         <w:t>قرار می‌گیرد</w:t>
       </w:r>
@@ -16095,7 +15982,7 @@
           <w:rFonts w:asciiTheme="minorBidi" w:hAnsiTheme="minorBidi"/>
           <w:sz w:val="28"/>
           <w:szCs w:val="28"/>
-          <w:lang w:val="en-GB" w:bidi="ar-SA"/>
+          <w:lang w:val="en-GB"/>
         </w:rPr>
         <w:t>.</w:t>
       </w:r>
@@ -16110,7 +15997,7 @@
           <w:sz w:val="28"/>
           <w:szCs w:val="28"/>
           <w:rtl/>
-          <w:lang w:val="en-GB" w:bidi="ar-SA"/>
+          <w:lang w:val="en-GB"/>
         </w:rPr>
       </w:pPr>
     </w:p>
@@ -16124,7 +16011,7 @@
           <w:sz w:val="28"/>
           <w:szCs w:val="28"/>
           <w:rtl/>
-          <w:lang w:val="en-GB" w:bidi="ar-SA"/>
+          <w:lang w:val="en-GB"/>
         </w:rPr>
       </w:pPr>
     </w:p>
@@ -16138,16 +16025,16 @@
           <w:sz w:val="28"/>
           <w:szCs w:val="28"/>
           <w:rtl/>
-          <w:lang w:val="en-GB" w:bidi="ar-SA"/>
-        </w:rPr>
-      </w:pPr>
-      <w:r>
-        <w:rPr>
-          <w:rFonts w:asciiTheme="minorBidi" w:hAnsiTheme="minorBidi" w:hint="cs"/>
-          <w:sz w:val="28"/>
-          <w:szCs w:val="28"/>
-          <w:rtl/>
-          <w:lang w:val="en-GB" w:bidi="ar-SA"/>
+          <w:lang w:val="en-GB"/>
+        </w:rPr>
+      </w:pPr>
+      <w:r>
+        <w:rPr>
+          <w:rFonts w:asciiTheme="minorBidi" w:hAnsiTheme="minorBidi"/>
+          <w:sz w:val="28"/>
+          <w:szCs w:val="28"/>
+          <w:rtl/>
+          <w:lang w:val="en-GB"/>
         </w:rPr>
         <w:lastRenderedPageBreak/>
         <w:t>برای استخراج داده ها، چندین سرویس قرار داده شده است:</w:t>
@@ -16166,21 +16053,21 @@
           <w:rFonts w:asciiTheme="minorBidi" w:hAnsiTheme="minorBidi"/>
           <w:sz w:val="28"/>
           <w:szCs w:val="28"/>
-          <w:lang w:val="en-GB" w:bidi="ar-SA"/>
-        </w:rPr>
-      </w:pPr>
-      <w:r>
-        <w:rPr>
-          <w:rFonts w:asciiTheme="minorBidi" w:hAnsiTheme="minorBidi"/>
-          <w:sz w:val="28"/>
-          <w:szCs w:val="28"/>
-          <w:lang w:val="en-GB" w:bidi="ar-SA"/>
+          <w:lang w:val="en-GB"/>
+        </w:rPr>
+      </w:pPr>
+      <w:r>
+        <w:rPr>
+          <w:rFonts w:asciiTheme="minorBidi" w:hAnsiTheme="minorBidi"/>
+          <w:sz w:val="28"/>
+          <w:szCs w:val="28"/>
+          <w:lang w:val="en-GB"/>
         </w:rPr>
         <w:t>Importer</w:t>
       </w:r>
       <w:r>
         <w:rPr>
-          <w:rFonts w:asciiTheme="minorBidi" w:hAnsiTheme="minorBidi" w:hint="cs"/>
+          <w:rFonts w:asciiTheme="minorBidi" w:hAnsiTheme="minorBidi"/>
           <w:sz w:val="28"/>
           <w:szCs w:val="28"/>
           <w:rtl/>
@@ -16199,7 +16086,7 @@
       </w:r>
       <w:r>
         <w:rPr>
-          <w:rFonts w:asciiTheme="minorBidi" w:hAnsiTheme="minorBidi" w:hint="cs"/>
+          <w:rFonts w:asciiTheme="minorBidi" w:hAnsiTheme="minorBidi"/>
           <w:sz w:val="28"/>
           <w:szCs w:val="28"/>
           <w:rtl/>
@@ -16221,12 +16108,12 @@
           <w:rFonts w:asciiTheme="minorBidi" w:hAnsiTheme="minorBidi"/>
           <w:sz w:val="28"/>
           <w:szCs w:val="28"/>
-          <w:lang w:val="en-GB" w:bidi="ar-SA"/>
-        </w:rPr>
-      </w:pPr>
-      <w:r>
-        <w:rPr>
-          <w:rFonts w:asciiTheme="minorBidi" w:hAnsiTheme="minorBidi" w:hint="cs"/>
+          <w:lang w:val="en-GB"/>
+        </w:rPr>
+      </w:pPr>
+      <w:r>
+        <w:rPr>
+          <w:rFonts w:asciiTheme="minorBidi" w:hAnsiTheme="minorBidi"/>
           <w:sz w:val="28"/>
           <w:szCs w:val="28"/>
           <w:rtl/>
@@ -16248,7 +16135,7 @@
           <w:rFonts w:asciiTheme="minorBidi" w:hAnsiTheme="minorBidi"/>
           <w:sz w:val="28"/>
           <w:szCs w:val="28"/>
-          <w:lang w:val="en-GB" w:bidi="ar-SA"/>
+          <w:lang w:val="en-GB"/>
         </w:rPr>
       </w:pPr>
       <w:r>
@@ -16262,7 +16149,7 @@
       </w:r>
       <w:r>
         <w:rPr>
-          <w:rFonts w:asciiTheme="minorBidi" w:hAnsiTheme="minorBidi" w:hint="cs"/>
+          <w:rFonts w:asciiTheme="minorBidi" w:hAnsiTheme="minorBidi"/>
           <w:sz w:val="28"/>
           <w:szCs w:val="28"/>
           <w:rtl/>
@@ -16284,12 +16171,12 @@
           <w:rFonts w:asciiTheme="minorBidi" w:hAnsiTheme="minorBidi"/>
           <w:sz w:val="28"/>
           <w:szCs w:val="28"/>
-          <w:lang w:val="en-GB" w:bidi="ar-SA"/>
-        </w:rPr>
-      </w:pPr>
-      <w:r>
-        <w:rPr>
-          <w:rFonts w:asciiTheme="minorBidi" w:hAnsiTheme="minorBidi" w:hint="cs"/>
+          <w:lang w:val="en-GB"/>
+        </w:rPr>
+      </w:pPr>
+      <w:r>
+        <w:rPr>
+          <w:rFonts w:asciiTheme="minorBidi" w:hAnsiTheme="minorBidi"/>
           <w:sz w:val="28"/>
           <w:szCs w:val="28"/>
           <w:rtl/>
@@ -16311,7 +16198,7 @@
           <w:rFonts w:asciiTheme="minorBidi" w:hAnsiTheme="minorBidi"/>
           <w:sz w:val="28"/>
           <w:szCs w:val="28"/>
-          <w:lang w:val="en-GB" w:bidi="ar-SA"/>
+          <w:lang w:val="en-GB"/>
         </w:rPr>
       </w:pPr>
     </w:p>
@@ -16328,12 +16215,12 @@
           <w:rFonts w:asciiTheme="minorBidi" w:hAnsiTheme="minorBidi"/>
           <w:sz w:val="28"/>
           <w:szCs w:val="28"/>
-          <w:lang w:val="en-GB" w:bidi="ar-SA"/>
-        </w:rPr>
-      </w:pPr>
-      <w:r>
-        <w:rPr>
-          <w:rFonts w:asciiTheme="minorBidi" w:hAnsiTheme="minorBidi" w:hint="cs"/>
+          <w:lang w:val="en-GB"/>
+        </w:rPr>
+      </w:pPr>
+      <w:r>
+        <w:rPr>
+          <w:rFonts w:asciiTheme="minorBidi" w:hAnsiTheme="minorBidi"/>
           <w:sz w:val="28"/>
           <w:szCs w:val="28"/>
           <w:rtl/>
@@ -16355,12 +16242,12 @@
           <w:rFonts w:asciiTheme="minorBidi" w:hAnsiTheme="minorBidi"/>
           <w:sz w:val="28"/>
           <w:szCs w:val="28"/>
-          <w:lang w:val="en-GB" w:bidi="ar-SA"/>
-        </w:rPr>
-      </w:pPr>
-      <w:r>
-        <w:rPr>
-          <w:rFonts w:asciiTheme="minorBidi" w:hAnsiTheme="minorBidi" w:hint="cs"/>
+          <w:lang w:val="en-GB"/>
+        </w:rPr>
+      </w:pPr>
+      <w:r>
+        <w:rPr>
+          <w:rFonts w:asciiTheme="minorBidi" w:hAnsiTheme="minorBidi"/>
           <w:sz w:val="28"/>
           <w:szCs w:val="28"/>
           <w:rtl/>
@@ -16382,28 +16269,18 @@
           <w:rFonts w:asciiTheme="minorBidi" w:hAnsiTheme="minorBidi"/>
           <w:sz w:val="28"/>
           <w:szCs w:val="28"/>
-          <w:lang w:val="en-GB" w:bidi="ar-SA"/>
-        </w:rPr>
-      </w:pPr>
-      <w:r>
-        <w:rPr>
-          <w:rFonts w:asciiTheme="minorBidi" w:hAnsiTheme="minorBidi" w:hint="cs"/>
-          <w:sz w:val="28"/>
-          <w:szCs w:val="28"/>
-          <w:rtl/>
-          <w:lang w:val="en-GB"/>
-        </w:rPr>
-        <w:t>کلاس را بساز</w:t>
-      </w:r>
-      <w:r>
-        <w:rPr>
-          <w:rFonts w:asciiTheme="minorBidi" w:hAnsiTheme="minorBidi" w:hint="cs"/>
-          <w:sz w:val="28"/>
-          <w:szCs w:val="28"/>
-          <w:rtl/>
-          <w:lang w:val="en-GB"/>
-        </w:rPr>
-        <w:t xml:space="preserve"> و پدرش را آن مقرره ای قرار بده که یکی پایین تر است (یعنی سر استک نه، زیر آن) (اگر استک فقط یک عنصر دارد، پس یعنی پدر ندارد) </w:t>
+          <w:lang w:val="en-GB"/>
+        </w:rPr>
+      </w:pPr>
+      <w:r>
+        <w:rPr>
+          <w:rFonts w:asciiTheme="minorBidi" w:hAnsiTheme="minorBidi"/>
+          <w:sz w:val="28"/>
+          <w:szCs w:val="28"/>
+          <w:rtl/>
+          <w:lang w:val="en-GB"/>
+        </w:rPr>
+        <w:t xml:space="preserve">کلاس را بساز و پدرش را آن مقرره ای قرار بده که یکی پایین تر است (یعنی سر استک نه، زیر آن) (اگر استک فقط یک عنصر دارد، پس یعنی پدر ندارد) </w:t>
       </w:r>
     </w:p>
     <w:p>
@@ -16420,21 +16297,21 @@
           <w:sz w:val="28"/>
           <w:szCs w:val="28"/>
           <w:rtl/>
-          <w:lang w:val="en-GB" w:bidi="ar-SA"/>
-        </w:rPr>
-      </w:pPr>
-      <w:r>
-        <w:rPr>
-          <w:rFonts w:asciiTheme="minorBidi" w:hAnsiTheme="minorBidi"/>
-          <w:sz w:val="28"/>
-          <w:szCs w:val="28"/>
-          <w:lang w:val="en-GB" w:bidi="ar-SA"/>
+          <w:lang w:val="en-GB"/>
+        </w:rPr>
+      </w:pPr>
+      <w:r>
+        <w:rPr>
+          <w:rFonts w:asciiTheme="minorBidi" w:hAnsiTheme="minorBidi"/>
+          <w:sz w:val="28"/>
+          <w:szCs w:val="28"/>
+          <w:lang w:val="en-GB"/>
         </w:rPr>
         <w:t>References</w:t>
       </w:r>
       <w:r>
         <w:rPr>
-          <w:rFonts w:asciiTheme="minorBidi" w:hAnsiTheme="minorBidi" w:hint="cs"/>
+          <w:rFonts w:asciiTheme="minorBidi" w:hAnsiTheme="minorBidi"/>
           <w:sz w:val="28"/>
           <w:szCs w:val="28"/>
           <w:rtl/>
@@ -16453,7 +16330,7 @@
       </w:r>
       <w:r>
         <w:rPr>
-          <w:rFonts w:asciiTheme="minorBidi" w:hAnsiTheme="minorBidi" w:hint="cs"/>
+          <w:rFonts w:asciiTheme="minorBidi" w:hAnsiTheme="minorBidi"/>
           <w:sz w:val="28"/>
           <w:szCs w:val="28"/>
           <w:rtl/>
@@ -16472,7 +16349,7 @@
       </w:r>
       <w:r>
         <w:rPr>
-          <w:rFonts w:asciiTheme="minorBidi" w:hAnsiTheme="minorBidi" w:hint="cs"/>
+          <w:rFonts w:asciiTheme="minorBidi" w:hAnsiTheme="minorBidi"/>
           <w:sz w:val="28"/>
           <w:szCs w:val="28"/>
           <w:rtl/>
@@ -16491,7 +16368,7 @@
       </w:r>
       <w:r>
         <w:rPr>
-          <w:rFonts w:asciiTheme="minorBidi" w:hAnsiTheme="minorBidi" w:hint="cs"/>
+          <w:rFonts w:asciiTheme="minorBidi" w:hAnsiTheme="minorBidi"/>
           <w:sz w:val="28"/>
           <w:szCs w:val="28"/>
           <w:rtl/>
@@ -16501,7 +16378,7 @@
       </w:r>
       <w:r>
         <w:rPr>
-          <w:rFonts w:asciiTheme="minorBidi" w:hAnsiTheme="minorBidi" w:hint="cs"/>
+          <w:rFonts w:asciiTheme="minorBidi" w:hAnsiTheme="minorBidi"/>
           <w:i/>
           <w:iCs/>
           <w:sz w:val="28"/>
@@ -16521,16 +16398,14 @@
           <w:rFonts w:asciiTheme="minorBidi" w:hAnsiTheme="minorBidi"/>
           <w:sz w:val="28"/>
           <w:szCs w:val="28"/>
-          <w:lang w:bidi="ar-SA"/>
-        </w:rPr>
-      </w:pPr>
-      <w:r>
-        <w:rPr>
-          <w:rFonts w:asciiTheme="minorBidi" w:hAnsiTheme="minorBidi" w:hint="cs"/>
-          <w:sz w:val="28"/>
-          <w:szCs w:val="28"/>
-          <w:rtl/>
-          <w:lang w:bidi="ar-SA"/>
+        </w:rPr>
+      </w:pPr>
+      <w:r>
+        <w:rPr>
+          <w:rFonts w:asciiTheme="minorBidi" w:hAnsiTheme="minorBidi"/>
+          <w:sz w:val="28"/>
+          <w:szCs w:val="28"/>
+          <w:rtl/>
         </w:rPr>
         <w:t>موجودیت های سامانه در جدول زیر خلاصه شده اند:</w:t>
       </w:r>
@@ -16624,14 +16499,14 @@
               <w:ind w:left="-92"/>
               <w:jc w:val="both"/>
               <w:rPr>
-                <w:rFonts w:ascii="Arabic Typesetting" w:hAnsi="Arabic Typesetting"/>
+                <w:rFonts w:asciiTheme="minorBidi" w:hAnsiTheme="minorBidi"/>
                 <w:sz w:val="32"/>
                 <w:szCs w:val="28"/>
               </w:rPr>
             </w:pPr>
             <w:r>
               <w:rPr>
-                <w:rFonts w:ascii="Arabic Typesetting" w:hAnsi="Arabic Typesetting"/>
+                <w:rFonts w:asciiTheme="minorBidi" w:hAnsiTheme="minorBidi"/>
                 <w:sz w:val="32"/>
                 <w:szCs w:val="28"/>
                 <w:rtl/>
@@ -16682,14 +16557,14 @@
               <w:ind w:left="-92"/>
               <w:jc w:val="both"/>
               <w:rPr>
-                <w:rFonts w:ascii="Arabic Typesetting" w:hAnsi="Arabic Typesetting"/>
+                <w:rFonts w:asciiTheme="minorBidi" w:hAnsiTheme="minorBidi"/>
                 <w:sz w:val="32"/>
                 <w:szCs w:val="28"/>
               </w:rPr>
             </w:pPr>
             <w:r>
               <w:rPr>
-                <w:rFonts w:ascii="Arabic Typesetting" w:hAnsi="Arabic Typesetting"/>
+                <w:rFonts w:asciiTheme="minorBidi" w:hAnsiTheme="minorBidi"/>
                 <w:sz w:val="32"/>
                 <w:szCs w:val="28"/>
                 <w:rtl/>
@@ -16740,14 +16615,14 @@
               <w:ind w:left="-92"/>
               <w:jc w:val="both"/>
               <w:rPr>
-                <w:rFonts w:ascii="Arabic Typesetting" w:hAnsi="Arabic Typesetting"/>
+                <w:rFonts w:asciiTheme="minorBidi" w:hAnsiTheme="minorBidi"/>
                 <w:sz w:val="32"/>
                 <w:szCs w:val="28"/>
               </w:rPr>
             </w:pPr>
             <w:r>
               <w:rPr>
-                <w:rFonts w:ascii="Arabic Typesetting" w:hAnsi="Arabic Typesetting"/>
+                <w:rFonts w:asciiTheme="minorBidi" w:hAnsiTheme="minorBidi"/>
                 <w:sz w:val="32"/>
                 <w:szCs w:val="28"/>
                 <w:rtl/>
@@ -16756,7 +16631,7 @@
             </w:r>
             <w:r>
               <w:rPr>
-                <w:rFonts w:ascii="Arabic Typesetting" w:hAnsi="Arabic Typesetting"/>
+                <w:rFonts w:asciiTheme="minorBidi" w:hAnsiTheme="minorBidi"/>
                 <w:sz w:val="32"/>
                 <w:szCs w:val="28"/>
                 <w:rtl/>
@@ -16765,7 +16640,7 @@
             </w:r>
             <w:r>
               <w:rPr>
-                <w:rFonts w:ascii="Arabic Typesetting" w:hAnsi="Arabic Typesetting"/>
+                <w:rFonts w:asciiTheme="minorBidi" w:hAnsiTheme="minorBidi"/>
                 <w:sz w:val="32"/>
                 <w:szCs w:val="28"/>
                 <w:rtl/>
@@ -16816,14 +16691,14 @@
               <w:ind w:left="-92"/>
               <w:jc w:val="both"/>
               <w:rPr>
-                <w:rFonts w:ascii="Arabic Typesetting" w:hAnsi="Arabic Typesetting"/>
+                <w:rFonts w:asciiTheme="minorBidi" w:hAnsiTheme="minorBidi"/>
                 <w:sz w:val="32"/>
                 <w:szCs w:val="28"/>
               </w:rPr>
             </w:pPr>
             <w:r>
               <w:rPr>
-                <w:rFonts w:ascii="Arabic Typesetting" w:hAnsi="Arabic Typesetting"/>
+                <w:rFonts w:asciiTheme="minorBidi" w:hAnsiTheme="minorBidi"/>
                 <w:sz w:val="32"/>
                 <w:szCs w:val="28"/>
                 <w:rtl/>
@@ -16874,14 +16749,14 @@
               <w:ind w:left="-92"/>
               <w:jc w:val="both"/>
               <w:rPr>
-                <w:rFonts w:ascii="Arabic Typesetting" w:hAnsi="Arabic Typesetting"/>
+                <w:rFonts w:asciiTheme="minorBidi" w:hAnsiTheme="minorBidi"/>
                 <w:sz w:val="32"/>
                 <w:szCs w:val="28"/>
               </w:rPr>
             </w:pPr>
             <w:r>
               <w:rPr>
-                <w:rFonts w:ascii="Arabic Typesetting" w:hAnsi="Arabic Typesetting"/>
+                <w:rFonts w:asciiTheme="minorBidi" w:hAnsiTheme="minorBidi"/>
                 <w:sz w:val="32"/>
                 <w:szCs w:val="28"/>
                 <w:rtl/>
@@ -16932,14 +16807,14 @@
               <w:ind w:left="-92"/>
               <w:jc w:val="both"/>
               <w:rPr>
-                <w:rFonts w:ascii="Arabic Typesetting" w:hAnsi="Arabic Typesetting"/>
+                <w:rFonts w:asciiTheme="minorBidi" w:hAnsiTheme="minorBidi"/>
                 <w:sz w:val="32"/>
                 <w:szCs w:val="28"/>
               </w:rPr>
             </w:pPr>
             <w:r>
               <w:rPr>
-                <w:rFonts w:ascii="Arabic Typesetting" w:hAnsi="Arabic Typesetting"/>
+                <w:rFonts w:asciiTheme="minorBidi" w:hAnsiTheme="minorBidi"/>
                 <w:sz w:val="32"/>
                 <w:szCs w:val="28"/>
                 <w:rtl/>
@@ -16948,7 +16823,7 @@
             </w:r>
             <w:r>
               <w:rPr>
-                <w:rFonts w:ascii="Arabic Typesetting" w:hAnsi="Arabic Typesetting"/>
+                <w:rFonts w:asciiTheme="minorBidi" w:hAnsiTheme="minorBidi"/>
                 <w:sz w:val="32"/>
                 <w:szCs w:val="28"/>
                 <w:rtl/>
@@ -16957,7 +16832,7 @@
             </w:r>
             <w:r>
               <w:rPr>
-                <w:rFonts w:ascii="Arabic Typesetting" w:hAnsi="Arabic Typesetting"/>
+                <w:rFonts w:asciiTheme="minorBidi" w:hAnsiTheme="minorBidi"/>
                 <w:sz w:val="32"/>
                 <w:szCs w:val="28"/>
                 <w:rtl/>
@@ -17010,7 +16885,7 @@
               <w:ind w:left="-92"/>
               <w:jc w:val="both"/>
               <w:rPr>
-                <w:rFonts w:ascii="Aptos" w:hAnsi="Aptos"/>
+                <w:rFonts w:asciiTheme="minorBidi" w:hAnsiTheme="minorBidi"/>
                 <w:sz w:val="32"/>
                 <w:szCs w:val="28"/>
                 <w:rtl/>
@@ -17018,7 +16893,7 @@
             </w:pPr>
             <w:r>
               <w:rPr>
-                <w:rFonts w:ascii="Aptos" w:hAnsi="Aptos"/>
+                <w:rFonts w:asciiTheme="minorBidi" w:hAnsiTheme="minorBidi"/>
                 <w:sz w:val="28"/>
                 <w:szCs w:val="24"/>
               </w:rPr>
@@ -17055,7 +16930,7 @@
             </w:r>
             <w:r>
               <w:rPr>
-                <w:rFonts w:asciiTheme="minorBidi" w:hAnsiTheme="minorBidi" w:hint="cs"/>
+                <w:rFonts w:asciiTheme="minorBidi" w:hAnsiTheme="minorBidi"/>
                 <w:sz w:val="32"/>
                 <w:szCs w:val="28"/>
                 <w:rtl/>
@@ -17089,7 +16964,7 @@
               <w:ind w:left="-92"/>
               <w:jc w:val="both"/>
               <w:rPr>
-                <w:rFonts w:ascii="Aptos" w:hAnsi="Aptos"/>
+                <w:rFonts w:asciiTheme="minorBidi" w:hAnsiTheme="minorBidi"/>
                 <w:sz w:val="28"/>
                 <w:szCs w:val="24"/>
                 <w:lang w:val="en-GB"/>
@@ -17097,7 +16972,7 @@
             </w:pPr>
             <w:r>
               <w:rPr>
-                <w:rFonts w:ascii="Aptos" w:hAnsi="Aptos"/>
+                <w:rFonts w:asciiTheme="minorBidi" w:hAnsiTheme="minorBidi"/>
                 <w:sz w:val="28"/>
                 <w:szCs w:val="24"/>
                 <w:lang w:val="en-GB"/>
@@ -17230,7 +17105,7 @@
         <w:ind w:left="-92"/>
         <w:jc w:val="both"/>
         <w:rPr>
-          <w:rFonts w:asciiTheme="minorBidi" w:hAnsiTheme="minorBidi" w:hint="cs"/>
+          <w:rFonts w:asciiTheme="minorBidi" w:hAnsiTheme="minorBidi"/>
           <w:sz w:val="32"/>
           <w:szCs w:val="28"/>
           <w:rtl/>
@@ -17238,7 +17113,7 @@
       </w:pPr>
       <w:r>
         <w:rPr>
-          <w:rFonts w:asciiTheme="minorBidi" w:hAnsiTheme="minorBidi" w:hint="cs"/>
+          <w:rFonts w:asciiTheme="minorBidi" w:hAnsiTheme="minorBidi"/>
           <w:color w:val="EE0000"/>
           <w:sz w:val="32"/>
           <w:szCs w:val="28"/>
@@ -17249,28 +17124,19 @@
       </w:r>
       <w:r>
         <w:rPr>
-          <w:rFonts w:asciiTheme="minorBidi" w:hAnsiTheme="minorBidi" w:hint="cs"/>
+          <w:rFonts w:asciiTheme="minorBidi" w:hAnsiTheme="minorBidi"/>
           <w:sz w:val="32"/>
           <w:szCs w:val="28"/>
           <w:rtl/>
         </w:rPr>
-        <w:t xml:space="preserve">متاسفانه </w:t>
-      </w:r>
-      <w:r>
-        <w:rPr>
-          <w:rFonts w:asciiTheme="minorBidi" w:hAnsiTheme="minorBidi" w:hint="cs"/>
-          <w:sz w:val="32"/>
-          <w:szCs w:val="28"/>
-          <w:rtl/>
-        </w:rPr>
-        <w:t>به دلیل ضعف سخت افزاری و محدودیت زمانی امکان به استخراج روابط بین ماده ها نبودم.</w:t>
+        <w:t>متاسفانه به دلیل ضعف سخت افزاری و محدودیت زمانی امکان به استخراج روابط بین ماده ها نبودم.</w:t>
       </w:r>
     </w:p>
     <w:p>
       <w:pPr>
         <w:pStyle w:val="Heading2"/>
         <w:rPr>
-          <w:rFonts w:cs="B Nazanin"/>
+          <w:rFonts w:asciiTheme="minorBidi" w:hAnsiTheme="minorBidi" w:cs="B Nazanin"/>
           <w:sz w:val="32"/>
           <w:szCs w:val="32"/>
           <w:rtl/>
@@ -17278,7 +17144,7 @@
       </w:pPr>
       <w:r>
         <w:rPr>
-          <w:rFonts w:cs="B Nazanin"/>
+          <w:rFonts w:asciiTheme="minorBidi" w:hAnsiTheme="minorBidi" w:cs="B Nazanin"/>
           <w:sz w:val="32"/>
           <w:szCs w:val="32"/>
           <w:rtl/>
@@ -17287,7 +17153,7 @@
       </w:r>
       <w:r>
         <w:rPr>
-          <w:rFonts w:cs="B Nazanin" w:hint="cs"/>
+          <w:rFonts w:asciiTheme="minorBidi" w:hAnsiTheme="minorBidi" w:cs="B Nazanin"/>
           <w:sz w:val="32"/>
           <w:szCs w:val="32"/>
           <w:rtl/>
@@ -17296,7 +17162,7 @@
       </w:r>
       <w:r>
         <w:rPr>
-          <w:rFonts w:cs="B Nazanin"/>
+          <w:rFonts w:asciiTheme="minorBidi" w:hAnsiTheme="minorBidi" w:cs="B Nazanin"/>
           <w:sz w:val="32"/>
           <w:szCs w:val="32"/>
           <w:rtl/>
@@ -17305,7 +17171,7 @@
       </w:r>
       <w:r>
         <w:rPr>
-          <w:rFonts w:cs="B Nazanin"/>
+          <w:rFonts w:asciiTheme="minorBidi" w:hAnsiTheme="minorBidi" w:cs="B Nazanin"/>
           <w:sz w:val="32"/>
           <w:szCs w:val="32"/>
           <w:rtl/>
@@ -17316,16 +17182,16 @@
     <w:p>
       <w:pPr>
         <w:rPr>
-          <w:rFonts w:asciiTheme="minorHAnsi" w:hAnsiTheme="minorHAnsi" w:hint="cs"/>
-          <w:sz w:val="28"/>
-          <w:szCs w:val="28"/>
-          <w:rtl/>
-          <w:lang w:val="en-GB"/>
-        </w:rPr>
-      </w:pPr>
-      <w:r>
-        <w:rPr>
-          <w:rFonts w:hint="cs"/>
+          <w:rFonts w:asciiTheme="minorBidi" w:hAnsiTheme="minorBidi"/>
+          <w:sz w:val="28"/>
+          <w:szCs w:val="28"/>
+          <w:rtl/>
+          <w:lang w:val="en-GB"/>
+        </w:rPr>
+      </w:pPr>
+      <w:r>
+        <w:rPr>
+          <w:rFonts w:asciiTheme="minorBidi" w:hAnsiTheme="minorBidi"/>
           <w:color w:val="EE0000"/>
           <w:sz w:val="28"/>
           <w:szCs w:val="28"/>
@@ -17335,7 +17201,7 @@
       </w:r>
       <w:r>
         <w:rPr>
-          <w:rFonts w:hint="cs"/>
+          <w:rFonts w:asciiTheme="minorBidi" w:hAnsiTheme="minorBidi"/>
           <w:sz w:val="28"/>
           <w:szCs w:val="28"/>
           <w:rtl/>
@@ -17344,7 +17210,7 @@
       </w:r>
       <w:r>
         <w:rPr>
-          <w:rFonts w:asciiTheme="minorHAnsi" w:hAnsiTheme="minorHAnsi"/>
+          <w:rFonts w:asciiTheme="minorBidi" w:hAnsiTheme="minorBidi"/>
           <w:sz w:val="28"/>
           <w:szCs w:val="28"/>
           <w:lang w:val="en-GB"/>
@@ -17353,7 +17219,7 @@
       </w:r>
       <w:r>
         <w:rPr>
-          <w:rFonts w:asciiTheme="minorHAnsi" w:hAnsiTheme="minorHAnsi" w:hint="cs"/>
+          <w:rFonts w:asciiTheme="minorBidi" w:hAnsiTheme="minorBidi"/>
           <w:sz w:val="28"/>
           <w:szCs w:val="28"/>
           <w:rtl/>
@@ -17363,7 +17229,7 @@
       </w:r>
       <w:r>
         <w:rPr>
-          <w:rFonts w:asciiTheme="minorHAnsi" w:hAnsiTheme="minorHAnsi"/>
+          <w:rFonts w:asciiTheme="minorBidi" w:hAnsiTheme="minorBidi"/>
           <w:sz w:val="28"/>
           <w:szCs w:val="28"/>
           <w:lang w:val="en-GB"/>
@@ -17377,7 +17243,7 @@
         <w:ind w:left="-92"/>
         <w:jc w:val="both"/>
         <w:rPr>
-          <w:rFonts w:asciiTheme="minorBidi" w:eastAsia="Times New Roman" w:hAnsiTheme="minorBidi" w:hint="cs"/>
+          <w:rFonts w:asciiTheme="minorBidi" w:eastAsia="Times New Roman" w:hAnsiTheme="minorBidi"/>
           <w:sz w:val="28"/>
           <w:szCs w:val="28"/>
           <w:rtl/>
@@ -17390,17 +17256,17 @@
           <w:sz w:val="28"/>
           <w:szCs w:val="28"/>
           <w:rtl/>
-          <w:lang w:val="en-GB" w:eastAsia="en-GB" w:bidi="ar-SA"/>
+          <w:lang w:val="en-GB" w:eastAsia="en-GB"/>
         </w:rPr>
         <w:t xml:space="preserve">فرایند بازیابی از پردازش و </w:t>
       </w:r>
       <w:r>
         <w:rPr>
-          <w:rFonts w:asciiTheme="minorBidi" w:eastAsia="Times New Roman" w:hAnsiTheme="minorBidi" w:hint="cs"/>
-          <w:sz w:val="28"/>
-          <w:szCs w:val="28"/>
-          <w:rtl/>
-          <w:lang w:val="en-GB" w:eastAsia="en-GB" w:bidi="ar-SA"/>
+          <w:rFonts w:asciiTheme="minorBidi" w:eastAsia="Times New Roman" w:hAnsiTheme="minorBidi"/>
+          <w:sz w:val="28"/>
+          <w:szCs w:val="28"/>
+          <w:rtl/>
+          <w:lang w:val="en-GB" w:eastAsia="en-GB"/>
         </w:rPr>
         <w:t>نرمال سازی</w:t>
       </w:r>
@@ -17410,17 +17276,17 @@
           <w:sz w:val="28"/>
           <w:szCs w:val="28"/>
           <w:rtl/>
-          <w:lang w:val="en-GB" w:eastAsia="en-GB" w:bidi="ar-SA"/>
+          <w:lang w:val="en-GB" w:eastAsia="en-GB"/>
         </w:rPr>
         <w:t xml:space="preserve"> پرسش آغاز می‌شود. در این مرحله، پرسش کاربر پس از بررسی اولیه و حذف فضاهای غیرضروری، با استفاده از ابزارهای پردازش زبان طبیعی </w:t>
       </w:r>
       <w:r>
         <w:rPr>
-          <w:rFonts w:asciiTheme="minorBidi" w:eastAsia="Times New Roman" w:hAnsiTheme="minorBidi" w:hint="cs"/>
-          <w:sz w:val="28"/>
-          <w:szCs w:val="28"/>
-          <w:rtl/>
-          <w:lang w:val="en-GB" w:eastAsia="en-GB" w:bidi="ar-SA"/>
+          <w:rFonts w:asciiTheme="minorBidi" w:eastAsia="Times New Roman" w:hAnsiTheme="minorBidi"/>
+          <w:sz w:val="28"/>
+          <w:szCs w:val="28"/>
+          <w:rtl/>
+          <w:lang w:val="en-GB" w:eastAsia="en-GB"/>
         </w:rPr>
         <w:t>نرمال سازی</w:t>
       </w:r>
@@ -17430,17 +17296,17 @@
           <w:sz w:val="28"/>
           <w:szCs w:val="28"/>
           <w:rtl/>
-          <w:lang w:val="en-GB" w:eastAsia="en-GB" w:bidi="ar-SA"/>
+          <w:lang w:val="en-GB" w:eastAsia="en-GB"/>
         </w:rPr>
         <w:t xml:space="preserve"> می‌شود تا </w:t>
       </w:r>
       <w:r>
         <w:rPr>
-          <w:rFonts w:asciiTheme="minorBidi" w:eastAsia="Times New Roman" w:hAnsiTheme="minorBidi" w:hint="cs"/>
-          <w:sz w:val="28"/>
-          <w:szCs w:val="28"/>
-          <w:rtl/>
-          <w:lang w:val="en-GB" w:eastAsia="en-GB" w:bidi="ar-SA"/>
+          <w:rFonts w:asciiTheme="minorBidi" w:eastAsia="Times New Roman" w:hAnsiTheme="minorBidi"/>
+          <w:sz w:val="28"/>
+          <w:szCs w:val="28"/>
+          <w:rtl/>
+          <w:lang w:val="en-GB" w:eastAsia="en-GB"/>
         </w:rPr>
         <w:t>اختلاف های</w:t>
       </w:r>
@@ -17450,17 +17316,17 @@
           <w:sz w:val="28"/>
           <w:szCs w:val="28"/>
           <w:rtl/>
-          <w:lang w:val="en-GB" w:eastAsia="en-GB" w:bidi="ar-SA"/>
+          <w:lang w:val="en-GB" w:eastAsia="en-GB"/>
         </w:rPr>
         <w:t xml:space="preserve"> نوشتاری موجود در متن فارسی، مانند تفاوت در </w:t>
       </w:r>
       <w:r>
         <w:rPr>
-          <w:rFonts w:asciiTheme="minorBidi" w:eastAsia="Times New Roman" w:hAnsiTheme="minorBidi" w:hint="cs"/>
-          <w:sz w:val="28"/>
-          <w:szCs w:val="28"/>
-          <w:rtl/>
-          <w:lang w:val="en-GB" w:eastAsia="en-GB" w:bidi="ar-SA"/>
+          <w:rFonts w:asciiTheme="minorBidi" w:eastAsia="Times New Roman" w:hAnsiTheme="minorBidi"/>
+          <w:sz w:val="28"/>
+          <w:szCs w:val="28"/>
+          <w:rtl/>
+          <w:lang w:val="en-GB" w:eastAsia="en-GB"/>
         </w:rPr>
         <w:t>فاصله گذاری</w:t>
       </w:r>
@@ -17470,17 +17336,17 @@
           <w:sz w:val="28"/>
           <w:szCs w:val="28"/>
           <w:rtl/>
-          <w:lang w:val="en-GB" w:eastAsia="en-GB" w:bidi="ar-SA"/>
+          <w:lang w:val="en-GB" w:eastAsia="en-GB"/>
         </w:rPr>
         <w:t xml:space="preserve"> و شکل برخی نویسه‌ها، تأثیر کمتری بر فرایند بازیابی داشته باشد</w:t>
       </w:r>
       <w:r>
         <w:rPr>
-          <w:rFonts w:asciiTheme="minorBidi" w:eastAsia="Times New Roman" w:hAnsiTheme="minorBidi" w:hint="cs"/>
-          <w:sz w:val="28"/>
-          <w:szCs w:val="28"/>
-          <w:rtl/>
-          <w:lang w:val="en-GB" w:eastAsia="en-GB" w:bidi="ar-SA"/>
+          <w:rFonts w:asciiTheme="minorBidi" w:eastAsia="Times New Roman" w:hAnsiTheme="minorBidi"/>
+          <w:sz w:val="28"/>
+          <w:szCs w:val="28"/>
+          <w:rtl/>
+          <w:lang w:val="en-GB" w:eastAsia="en-GB"/>
         </w:rPr>
         <w:t xml:space="preserve">. برای این قسمت کتابخانۀ </w:t>
       </w:r>
@@ -17489,13 +17355,13 @@
           <w:rFonts w:asciiTheme="minorBidi" w:eastAsia="Times New Roman" w:hAnsiTheme="minorBidi"/>
           <w:sz w:val="28"/>
           <w:szCs w:val="28"/>
-          <w:lang w:val="en-GB" w:eastAsia="en-GB" w:bidi="ar-SA"/>
+          <w:lang w:val="en-GB" w:eastAsia="en-GB"/>
         </w:rPr>
         <w:t>hazm</w:t>
       </w:r>
       <w:r>
         <w:rPr>
-          <w:rFonts w:asciiTheme="minorBidi" w:eastAsia="Times New Roman" w:hAnsiTheme="minorBidi" w:hint="cs"/>
+          <w:rFonts w:asciiTheme="minorBidi" w:eastAsia="Times New Roman" w:hAnsiTheme="minorBidi"/>
           <w:sz w:val="28"/>
           <w:szCs w:val="28"/>
           <w:rtl/>
@@ -17514,7 +17380,7 @@
       </w:r>
       <w:r>
         <w:rPr>
-          <w:rFonts w:asciiTheme="minorBidi" w:eastAsia="Times New Roman" w:hAnsiTheme="minorBidi" w:hint="cs"/>
+          <w:rFonts w:asciiTheme="minorBidi" w:eastAsia="Times New Roman" w:hAnsiTheme="minorBidi"/>
           <w:sz w:val="28"/>
           <w:szCs w:val="28"/>
           <w:rtl/>
@@ -17529,20 +17395,20 @@
         <w:ind w:left="-92"/>
         <w:jc w:val="both"/>
         <w:rPr>
-          <w:rFonts w:asciiTheme="minorBidi" w:eastAsia="Times New Roman" w:hAnsiTheme="minorBidi" w:hint="cs"/>
-          <w:sz w:val="28"/>
-          <w:szCs w:val="28"/>
-          <w:rtl/>
-          <w:lang w:val="en-GB" w:eastAsia="en-GB" w:bidi="ar-SA"/>
-        </w:rPr>
-      </w:pPr>
-      <w:r>
-        <w:rPr>
           <w:rFonts w:asciiTheme="minorBidi" w:eastAsia="Times New Roman" w:hAnsiTheme="minorBidi"/>
           <w:sz w:val="28"/>
           <w:szCs w:val="28"/>
           <w:rtl/>
-          <w:lang w:val="en-GB" w:eastAsia="en-GB" w:bidi="ar-SA"/>
+          <w:lang w:val="en-GB" w:eastAsia="en-GB"/>
+        </w:rPr>
+      </w:pPr>
+      <w:r>
+        <w:rPr>
+          <w:rFonts w:asciiTheme="minorBidi" w:eastAsia="Times New Roman" w:hAnsiTheme="minorBidi"/>
+          <w:sz w:val="28"/>
+          <w:szCs w:val="28"/>
+          <w:rtl/>
+          <w:lang w:val="en-GB" w:eastAsia="en-GB"/>
         </w:rPr>
         <w:t>پس از پردازش پرسش، دو مسیر بازیابی اجرا می‌شوند. مسیر نخست از روش</w:t>
       </w:r>
@@ -17551,7 +17417,7 @@
           <w:rFonts w:asciiTheme="minorBidi" w:eastAsia="Times New Roman" w:hAnsiTheme="minorBidi"/>
           <w:sz w:val="28"/>
           <w:szCs w:val="28"/>
-          <w:lang w:val="en-GB" w:eastAsia="en-GB" w:bidi="ar-SA"/>
+          <w:lang w:val="en-GB" w:eastAsia="en-GB"/>
         </w:rPr>
         <w:t xml:space="preserve"> BM25 </w:t>
       </w:r>
@@ -17561,17 +17427,17 @@
           <w:sz w:val="28"/>
           <w:szCs w:val="28"/>
           <w:rtl/>
-          <w:lang w:val="en-GB" w:eastAsia="en-GB" w:bidi="ar-SA"/>
+          <w:lang w:val="en-GB" w:eastAsia="en-GB"/>
         </w:rPr>
         <w:t xml:space="preserve">برای بازیابی واژگانی استفاده </w:t>
       </w:r>
       <w:r>
         <w:rPr>
-          <w:rFonts w:asciiTheme="minorBidi" w:eastAsia="Times New Roman" w:hAnsiTheme="minorBidi" w:hint="cs"/>
-          <w:sz w:val="28"/>
-          <w:szCs w:val="28"/>
-          <w:rtl/>
-          <w:lang w:val="en-GB" w:eastAsia="en-GB" w:bidi="ar-SA"/>
+          <w:rFonts w:asciiTheme="minorBidi" w:eastAsia="Times New Roman" w:hAnsiTheme="minorBidi"/>
+          <w:sz w:val="28"/>
+          <w:szCs w:val="28"/>
+          <w:rtl/>
+          <w:lang w:val="en-GB" w:eastAsia="en-GB"/>
         </w:rPr>
         <w:t>می کند</w:t>
       </w:r>
@@ -17581,17 +17447,17 @@
           <w:sz w:val="28"/>
           <w:szCs w:val="28"/>
           <w:rtl/>
-          <w:lang w:val="en-GB" w:eastAsia="en-GB" w:bidi="ar-SA"/>
+          <w:lang w:val="en-GB" w:eastAsia="en-GB"/>
         </w:rPr>
         <w:t xml:space="preserve">. </w:t>
       </w:r>
       <w:r>
         <w:rPr>
-          <w:rFonts w:asciiTheme="minorBidi" w:eastAsia="Times New Roman" w:hAnsiTheme="minorBidi" w:hint="cs"/>
-          <w:sz w:val="28"/>
-          <w:szCs w:val="28"/>
-          <w:rtl/>
-          <w:lang w:val="en-GB" w:eastAsia="en-GB" w:bidi="ar-SA"/>
+          <w:rFonts w:asciiTheme="minorBidi" w:eastAsia="Times New Roman" w:hAnsiTheme="minorBidi"/>
+          <w:sz w:val="28"/>
+          <w:szCs w:val="28"/>
+          <w:rtl/>
+          <w:lang w:val="en-GB" w:eastAsia="en-GB"/>
         </w:rPr>
         <w:t>دلیلش پیدا کردن نمونه هایی است که متنی به پرسش کاربر بسیار نزدیک هستند (تنها از نظر لغوی و نه از نظر معنایی).</w:t>
       </w:r>
@@ -17606,7 +17472,7 @@
           <w:sz w:val="28"/>
           <w:szCs w:val="28"/>
           <w:rtl/>
-          <w:lang w:val="en-GB" w:eastAsia="en-GB" w:bidi="ar-SA"/>
+          <w:lang w:val="en-GB" w:eastAsia="en-GB"/>
         </w:rPr>
       </w:pPr>
       <w:r>
@@ -17615,7 +17481,7 @@
           <w:sz w:val="28"/>
           <w:szCs w:val="28"/>
           <w:rtl/>
-          <w:lang w:val="en-GB" w:eastAsia="en-GB" w:bidi="ar-SA"/>
+          <w:lang w:val="en-GB" w:eastAsia="en-GB"/>
         </w:rPr>
         <w:t>در مسیر دوم، پرسش به یک بردار عددی یا</w:t>
       </w:r>
@@ -17624,7 +17490,7 @@
           <w:rFonts w:asciiTheme="minorBidi" w:eastAsia="Times New Roman" w:hAnsiTheme="minorBidi"/>
           <w:sz w:val="28"/>
           <w:szCs w:val="28"/>
-          <w:lang w:val="en-GB" w:eastAsia="en-GB" w:bidi="ar-SA"/>
+          <w:lang w:val="en-GB" w:eastAsia="en-GB"/>
         </w:rPr>
         <w:t xml:space="preserve"> embedding </w:t>
       </w:r>
@@ -17634,17 +17500,17 @@
           <w:sz w:val="28"/>
           <w:szCs w:val="28"/>
           <w:rtl/>
-          <w:lang w:val="en-GB" w:eastAsia="en-GB" w:bidi="ar-SA"/>
+          <w:lang w:val="en-GB" w:eastAsia="en-GB"/>
         </w:rPr>
         <w:t>تبدیل می‌شود.</w:t>
       </w:r>
       <w:r>
         <w:rPr>
-          <w:rFonts w:asciiTheme="minorBidi" w:eastAsia="Times New Roman" w:hAnsiTheme="minorBidi" w:hint="cs"/>
-          <w:sz w:val="28"/>
-          <w:szCs w:val="28"/>
-          <w:rtl/>
-          <w:lang w:val="en-GB" w:eastAsia="en-GB" w:bidi="ar-SA"/>
+          <w:rFonts w:asciiTheme="minorBidi" w:eastAsia="Times New Roman" w:hAnsiTheme="minorBidi"/>
+          <w:sz w:val="28"/>
+          <w:szCs w:val="28"/>
+          <w:rtl/>
+          <w:lang w:val="en-GB" w:eastAsia="en-GB"/>
         </w:rPr>
         <w:t xml:space="preserve"> </w:t>
       </w:r>
@@ -17654,17 +17520,17 @@
           <w:sz w:val="28"/>
           <w:szCs w:val="28"/>
           <w:rtl/>
-          <w:lang w:val="en-GB" w:eastAsia="en-GB" w:bidi="ar-SA"/>
+          <w:lang w:val="en-GB" w:eastAsia="en-GB"/>
         </w:rPr>
         <w:t>با محاسبه شباهت میان</w:t>
       </w:r>
       <w:r>
         <w:rPr>
-          <w:rFonts w:asciiTheme="minorBidi" w:eastAsia="Times New Roman" w:hAnsiTheme="minorBidi" w:hint="cs"/>
-          <w:sz w:val="28"/>
-          <w:szCs w:val="28"/>
-          <w:rtl/>
-          <w:lang w:val="en-GB" w:eastAsia="en-GB" w:bidi="ar-SA"/>
+          <w:rFonts w:asciiTheme="minorBidi" w:eastAsia="Times New Roman" w:hAnsiTheme="minorBidi"/>
+          <w:sz w:val="28"/>
+          <w:szCs w:val="28"/>
+          <w:rtl/>
+          <w:lang w:val="en-GB" w:eastAsia="en-GB"/>
         </w:rPr>
         <w:t xml:space="preserve"> </w:t>
       </w:r>
@@ -17673,17 +17539,17 @@
           <w:rFonts w:asciiTheme="minorBidi" w:eastAsia="Times New Roman" w:hAnsiTheme="minorBidi"/>
           <w:sz w:val="28"/>
           <w:szCs w:val="28"/>
-          <w:lang w:val="en-GB" w:eastAsia="en-GB" w:bidi="ar-SA"/>
+          <w:lang w:val="en-GB" w:eastAsia="en-GB"/>
         </w:rPr>
         <w:t>embedding</w:t>
       </w:r>
       <w:r>
         <w:rPr>
-          <w:rFonts w:asciiTheme="minorBidi" w:eastAsia="Times New Roman" w:hAnsiTheme="minorBidi" w:hint="cs"/>
-          <w:sz w:val="28"/>
-          <w:szCs w:val="28"/>
-          <w:rtl/>
-          <w:lang w:val="en-GB" w:eastAsia="en-GB" w:bidi="ar-SA"/>
+          <w:rFonts w:asciiTheme="minorBidi" w:eastAsia="Times New Roman" w:hAnsiTheme="minorBidi"/>
+          <w:sz w:val="28"/>
+          <w:szCs w:val="28"/>
+          <w:rtl/>
+          <w:lang w:val="en-GB" w:eastAsia="en-GB"/>
         </w:rPr>
         <w:t xml:space="preserve"> پرسش</w:t>
       </w:r>
@@ -17693,7 +17559,7 @@
           <w:sz w:val="28"/>
           <w:szCs w:val="28"/>
           <w:rtl/>
-          <w:lang w:val="en-GB" w:eastAsia="en-GB" w:bidi="ar-SA"/>
+          <w:lang w:val="en-GB" w:eastAsia="en-GB"/>
         </w:rPr>
         <w:t xml:space="preserve"> و</w:t>
       </w:r>
@@ -17702,7 +17568,7 @@
           <w:rFonts w:asciiTheme="minorBidi" w:eastAsia="Times New Roman" w:hAnsiTheme="minorBidi"/>
           <w:sz w:val="28"/>
           <w:szCs w:val="28"/>
-          <w:lang w:val="en-GB" w:eastAsia="en-GB" w:bidi="ar-SA"/>
+          <w:lang w:val="en-GB" w:eastAsia="en-GB"/>
         </w:rPr>
         <w:t xml:space="preserve"> embedding </w:t>
       </w:r>
@@ -17712,17 +17578,17 @@
           <w:sz w:val="28"/>
           <w:szCs w:val="28"/>
           <w:rtl/>
-          <w:lang w:val="en-GB" w:eastAsia="en-GB" w:bidi="ar-SA"/>
+          <w:lang w:val="en-GB" w:eastAsia="en-GB"/>
         </w:rPr>
         <w:t xml:space="preserve">مقررات، </w:t>
       </w:r>
       <w:r>
         <w:rPr>
-          <w:rFonts w:asciiTheme="minorBidi" w:eastAsia="Times New Roman" w:hAnsiTheme="minorBidi" w:hint="cs"/>
-          <w:sz w:val="28"/>
-          <w:szCs w:val="28"/>
-          <w:rtl/>
-          <w:lang w:val="en-GB" w:eastAsia="en-GB" w:bidi="ar-SA"/>
+          <w:rFonts w:asciiTheme="minorBidi" w:eastAsia="Times New Roman" w:hAnsiTheme="minorBidi"/>
+          <w:sz w:val="28"/>
+          <w:szCs w:val="28"/>
+          <w:rtl/>
+          <w:lang w:val="en-GB" w:eastAsia="en-GB"/>
         </w:rPr>
         <w:t>مجموعه ای</w:t>
       </w:r>
@@ -17732,17 +17598,17 @@
           <w:sz w:val="28"/>
           <w:szCs w:val="28"/>
           <w:rtl/>
-          <w:lang w:val="en-GB" w:eastAsia="en-GB" w:bidi="ar-SA"/>
+          <w:lang w:val="en-GB" w:eastAsia="en-GB"/>
         </w:rPr>
         <w:t xml:space="preserve"> از مقررات دارای ارتباط معنایی با پرسش بازیابی </w:t>
       </w:r>
       <w:r>
         <w:rPr>
-          <w:rFonts w:asciiTheme="minorBidi" w:eastAsia="Times New Roman" w:hAnsiTheme="minorBidi" w:hint="cs"/>
-          <w:sz w:val="28"/>
-          <w:szCs w:val="28"/>
-          <w:rtl/>
-          <w:lang w:val="en-GB" w:eastAsia="en-GB" w:bidi="ar-SA"/>
+          <w:rFonts w:asciiTheme="minorBidi" w:eastAsia="Times New Roman" w:hAnsiTheme="minorBidi"/>
+          <w:sz w:val="28"/>
+          <w:szCs w:val="28"/>
+          <w:rtl/>
+          <w:lang w:val="en-GB" w:eastAsia="en-GB"/>
         </w:rPr>
         <w:t>می شوند</w:t>
       </w:r>
@@ -17752,7 +17618,7 @@
           <w:sz w:val="28"/>
           <w:szCs w:val="28"/>
           <w:rtl/>
-          <w:lang w:val="en-GB" w:eastAsia="en-GB" w:bidi="ar-SA"/>
+          <w:lang w:val="en-GB" w:eastAsia="en-GB"/>
         </w:rPr>
         <w:t xml:space="preserve">. </w:t>
       </w:r>
@@ -17763,7 +17629,7 @@
         <w:ind w:left="-92"/>
         <w:jc w:val="both"/>
         <w:rPr>
-          <w:rFonts w:asciiTheme="minorBidi" w:eastAsia="Times New Roman" w:hAnsiTheme="minorBidi" w:hint="cs"/>
+          <w:rFonts w:asciiTheme="minorBidi" w:eastAsia="Times New Roman" w:hAnsiTheme="minorBidi"/>
           <w:sz w:val="28"/>
           <w:szCs w:val="28"/>
           <w:rtl/>
@@ -17772,11 +17638,11 @@
       </w:pPr>
       <w:r>
         <w:rPr>
-          <w:rFonts w:asciiTheme="minorBidi" w:eastAsia="Times New Roman" w:hAnsiTheme="minorBidi" w:hint="cs"/>
-          <w:sz w:val="28"/>
-          <w:szCs w:val="28"/>
-          <w:rtl/>
-          <w:lang w:val="en-GB" w:eastAsia="en-GB" w:bidi="ar-SA"/>
+          <w:rFonts w:asciiTheme="minorBidi" w:eastAsia="Times New Roman" w:hAnsiTheme="minorBidi"/>
+          <w:sz w:val="28"/>
+          <w:szCs w:val="28"/>
+          <w:rtl/>
+          <w:lang w:val="en-GB" w:eastAsia="en-GB"/>
         </w:rPr>
         <w:t xml:space="preserve">برای اینکه نتیجۀ پرسش ها (در هر دو جستجوگر) کیفیت لازم را داشته باشد، جستجو به این صورت انجام     می شود: ابتدا برای هر مقرره یک گروه ساخته می شود که شامل همۀ زیرمقرره هایش (مانند تبصره های یک ماده) و مسیرش تا سند قانونی و عنوان سند است. جستجو در این گروه ها انجام می شود. پایگاه دادۀ </w:t>
       </w:r>
@@ -17785,13 +17651,13 @@
           <w:rFonts w:asciiTheme="minorBidi" w:eastAsia="Times New Roman" w:hAnsiTheme="minorBidi"/>
           <w:sz w:val="28"/>
           <w:szCs w:val="28"/>
-          <w:lang w:val="en-GB" w:eastAsia="en-GB" w:bidi="ar-SA"/>
+          <w:lang w:val="en-GB" w:eastAsia="en-GB"/>
         </w:rPr>
         <w:t>Milvus</w:t>
       </w:r>
       <w:r>
         <w:rPr>
-          <w:rFonts w:asciiTheme="minorBidi" w:eastAsia="Times New Roman" w:hAnsiTheme="minorBidi" w:hint="cs"/>
+          <w:rFonts w:asciiTheme="minorBidi" w:eastAsia="Times New Roman" w:hAnsiTheme="minorBidi"/>
           <w:sz w:val="28"/>
           <w:szCs w:val="28"/>
           <w:rtl/>
@@ -17810,7 +17676,7 @@
       </w:r>
       <w:r>
         <w:rPr>
-          <w:rFonts w:asciiTheme="minorBidi" w:eastAsia="Times New Roman" w:hAnsiTheme="minorBidi" w:hint="cs"/>
+          <w:rFonts w:asciiTheme="minorBidi" w:eastAsia="Times New Roman" w:hAnsiTheme="minorBidi"/>
           <w:sz w:val="28"/>
           <w:szCs w:val="28"/>
           <w:rtl/>
@@ -17829,7 +17695,7 @@
       </w:r>
       <w:r>
         <w:rPr>
-          <w:rFonts w:asciiTheme="minorBidi" w:eastAsia="Times New Roman" w:hAnsiTheme="minorBidi" w:hint="cs"/>
+          <w:rFonts w:asciiTheme="minorBidi" w:eastAsia="Times New Roman" w:hAnsiTheme="minorBidi"/>
           <w:sz w:val="28"/>
           <w:szCs w:val="28"/>
           <w:rtl/>
@@ -17848,7 +17714,7 @@
       </w:r>
       <w:r>
         <w:rPr>
-          <w:rFonts w:asciiTheme="minorBidi" w:eastAsia="Times New Roman" w:hAnsiTheme="minorBidi" w:hint="cs"/>
+          <w:rFonts w:asciiTheme="minorBidi" w:eastAsia="Times New Roman" w:hAnsiTheme="minorBidi"/>
           <w:sz w:val="28"/>
           <w:szCs w:val="28"/>
           <w:rtl/>
@@ -17866,7 +17732,7 @@
           <w:rFonts w:asciiTheme="minorBidi" w:eastAsia="Times New Roman" w:hAnsiTheme="minorBidi"/>
           <w:sz w:val="28"/>
           <w:szCs w:val="28"/>
-          <w:lang w:val="en-GB" w:eastAsia="en-GB" w:bidi="ar-SA"/>
+          <w:lang w:val="en-GB" w:eastAsia="en-GB"/>
         </w:rPr>
       </w:pPr>
       <w:r>
@@ -17875,17 +17741,17 @@
           <w:sz w:val="28"/>
           <w:szCs w:val="28"/>
           <w:rtl/>
-          <w:lang w:val="en-GB" w:eastAsia="en-GB" w:bidi="ar-SA"/>
+          <w:lang w:val="en-GB" w:eastAsia="en-GB"/>
         </w:rPr>
         <w:t>نتایج حاصل از دو روش</w:t>
       </w:r>
       <w:r>
         <w:rPr>
-          <w:rFonts w:asciiTheme="minorBidi" w:eastAsia="Times New Roman" w:hAnsiTheme="minorBidi" w:hint="cs"/>
-          <w:sz w:val="28"/>
-          <w:szCs w:val="28"/>
-          <w:rtl/>
-          <w:lang w:val="en-GB" w:eastAsia="en-GB" w:bidi="ar-SA"/>
+          <w:rFonts w:asciiTheme="minorBidi" w:eastAsia="Times New Roman" w:hAnsiTheme="minorBidi"/>
+          <w:sz w:val="28"/>
+          <w:szCs w:val="28"/>
+          <w:rtl/>
+          <w:lang w:val="en-GB" w:eastAsia="en-GB"/>
         </w:rPr>
         <w:t xml:space="preserve"> </w:t>
       </w:r>
@@ -17894,17 +17760,17 @@
           <w:rFonts w:asciiTheme="minorBidi" w:eastAsia="Times New Roman" w:hAnsiTheme="minorBidi"/>
           <w:sz w:val="28"/>
           <w:szCs w:val="28"/>
-          <w:lang w:val="en-GB" w:eastAsia="en-GB" w:bidi="ar-SA"/>
+          <w:lang w:val="en-GB" w:eastAsia="en-GB"/>
         </w:rPr>
         <w:t>BM25</w:t>
       </w:r>
       <w:r>
         <w:rPr>
-          <w:rFonts w:asciiTheme="minorBidi" w:eastAsia="Times New Roman" w:hAnsiTheme="minorBidi" w:hint="cs"/>
-          <w:sz w:val="28"/>
-          <w:szCs w:val="28"/>
-          <w:rtl/>
-          <w:lang w:val="en-GB" w:eastAsia="en-GB" w:bidi="ar-SA"/>
+          <w:rFonts w:asciiTheme="minorBidi" w:eastAsia="Times New Roman" w:hAnsiTheme="minorBidi"/>
+          <w:sz w:val="28"/>
+          <w:szCs w:val="28"/>
+          <w:rtl/>
+          <w:lang w:val="en-GB" w:eastAsia="en-GB"/>
         </w:rPr>
         <w:t xml:space="preserve"> </w:t>
       </w:r>
@@ -17914,7 +17780,7 @@
           <w:sz w:val="28"/>
           <w:szCs w:val="28"/>
           <w:rtl/>
-          <w:lang w:val="en-GB" w:eastAsia="en-GB" w:bidi="ar-SA"/>
+          <w:lang w:val="en-GB" w:eastAsia="en-GB"/>
         </w:rPr>
         <w:t>و بازیابی معنایی سپس با استفاده از روش</w:t>
       </w:r>
@@ -17923,29 +17789,49 @@
           <w:rFonts w:asciiTheme="minorBidi" w:eastAsia="Times New Roman" w:hAnsiTheme="minorBidi"/>
           <w:sz w:val="28"/>
           <w:szCs w:val="28"/>
-          <w:lang w:val="en-GB" w:eastAsia="en-GB" w:bidi="ar-SA"/>
+          <w:lang w:val="en-GB" w:eastAsia="en-GB"/>
         </w:rPr>
         <w:t>RRF</w:t>
       </w:r>
       <w:r>
         <w:rPr>
-          <w:rFonts w:asciiTheme="minorBidi" w:eastAsia="Times New Roman" w:hAnsiTheme="minorBidi" w:hint="cs"/>
-          <w:sz w:val="28"/>
-          <w:szCs w:val="28"/>
-          <w:rtl/>
-          <w:lang w:val="en-GB" w:eastAsia="en-GB" w:bidi="ar-SA"/>
+          <w:rFonts w:asciiTheme="minorBidi" w:eastAsia="Times New Roman" w:hAnsiTheme="minorBidi"/>
+          <w:sz w:val="28"/>
+          <w:szCs w:val="28"/>
+          <w:rtl/>
+          <w:lang w:val="en-GB" w:eastAsia="en-GB"/>
+        </w:rPr>
+        <w:t xml:space="preserve">  </w:t>
+      </w:r>
+      <w:r>
+        <w:rPr>
+          <w:rFonts w:asciiTheme="minorBidi" w:eastAsia="Times New Roman" w:hAnsiTheme="minorBidi"/>
+          <w:sz w:val="28"/>
+          <w:szCs w:val="28"/>
+          <w:rtl/>
+          <w:lang w:val="en-GB" w:eastAsia="en-GB"/>
+        </w:rPr>
+        <w:t>با یکدیگر ترکیب می‌</w:t>
+      </w:r>
+      <w:r>
+        <w:rPr>
+          <w:rFonts w:asciiTheme="minorBidi" w:eastAsia="Times New Roman" w:hAnsiTheme="minorBidi"/>
+          <w:sz w:val="28"/>
+          <w:szCs w:val="28"/>
+          <w:rtl/>
+          <w:lang w:val="en-GB" w:eastAsia="en-GB"/>
         </w:rPr>
         <w:t xml:space="preserve"> </w:t>
       </w:r>
       <w:r>
         <w:rPr>
-          <w:rFonts w:asciiTheme="minorBidi" w:eastAsia="Times New Roman" w:hAnsiTheme="minorBidi" w:hint="cs"/>
+          <w:rFonts w:asciiTheme="minorBidi" w:eastAsia="Times New Roman" w:hAnsiTheme="minorBidi"/>
           <w:sz w:val="28"/>
           <w:szCs w:val="28"/>
           <w:rtl/>
           <w:lang w:val="en-GB" w:eastAsia="en-GB"/>
         </w:rPr>
-        <w:t xml:space="preserve"> </w:t>
+        <w:t xml:space="preserve">شوند. </w:t>
       </w:r>
       <w:r>
         <w:rPr>
@@ -17953,37 +17839,7 @@
           <w:sz w:val="28"/>
           <w:szCs w:val="28"/>
           <w:rtl/>
-          <w:lang w:val="en-GB" w:eastAsia="en-GB" w:bidi="ar-SA"/>
-        </w:rPr>
-        <w:t>با یکدیگر ترکیب می‌</w:t>
-      </w:r>
-      <w:r>
-        <w:rPr>
-          <w:rFonts w:asciiTheme="minorBidi" w:eastAsia="Times New Roman" w:hAnsiTheme="minorBidi" w:hint="cs"/>
-          <w:sz w:val="28"/>
-          <w:szCs w:val="28"/>
-          <w:rtl/>
-          <w:lang w:val="en-GB" w:eastAsia="en-GB" w:bidi="ar-SA"/>
-        </w:rPr>
-        <w:t xml:space="preserve"> </w:t>
-      </w:r>
-      <w:r>
-        <w:rPr>
-          <w:rFonts w:asciiTheme="minorBidi" w:eastAsia="Times New Roman" w:hAnsiTheme="minorBidi"/>
-          <w:sz w:val="28"/>
-          <w:szCs w:val="28"/>
-          <w:rtl/>
-          <w:lang w:val="en-GB" w:eastAsia="en-GB" w:bidi="ar-SA"/>
-        </w:rPr>
-        <w:t xml:space="preserve">شوند. </w:t>
-      </w:r>
-      <w:r>
-        <w:rPr>
-          <w:rFonts w:asciiTheme="minorBidi" w:eastAsia="Times New Roman" w:hAnsiTheme="minorBidi" w:hint="cs"/>
-          <w:sz w:val="28"/>
-          <w:szCs w:val="28"/>
-          <w:rtl/>
-          <w:lang w:val="en-GB" w:eastAsia="en-GB" w:bidi="ar-SA"/>
+          <w:lang w:val="en-GB" w:eastAsia="en-GB"/>
         </w:rPr>
         <w:t>در این قسمت به هر دو جستجو گر وزن یکسان داده می شود، چون یافتن شمارۀ مقرره همانقدر اهمیت دارد که یافتن سند و مقرره ای که معنایش با پرسش همخوانی دارد.</w:t>
       </w:r>
@@ -17997,7 +17853,7 @@
           <w:rFonts w:asciiTheme="minorBidi" w:eastAsia="Times New Roman" w:hAnsiTheme="minorBidi"/>
           <w:sz w:val="28"/>
           <w:szCs w:val="28"/>
-          <w:lang w:val="en-GB" w:eastAsia="en-GB" w:bidi="ar-SA"/>
+          <w:lang w:val="en-GB" w:eastAsia="en-GB"/>
         </w:rPr>
       </w:pPr>
       <w:r>
@@ -18006,17 +17862,17 @@
           <w:sz w:val="28"/>
           <w:szCs w:val="28"/>
           <w:rtl/>
-          <w:lang w:val="en-GB" w:eastAsia="en-GB" w:bidi="ar-SA"/>
+          <w:lang w:val="en-GB" w:eastAsia="en-GB"/>
         </w:rPr>
         <w:t xml:space="preserve">پس از ترکیب نتایج، تعدادی از مقررات برتر به مرحله </w:t>
       </w:r>
       <w:r>
         <w:rPr>
-          <w:rFonts w:asciiTheme="minorBidi" w:eastAsia="Times New Roman" w:hAnsiTheme="minorBidi" w:hint="cs"/>
-          <w:sz w:val="28"/>
-          <w:szCs w:val="28"/>
-          <w:rtl/>
-          <w:lang w:val="en-GB" w:eastAsia="en-GB" w:bidi="ar-SA"/>
+          <w:rFonts w:asciiTheme="minorBidi" w:eastAsia="Times New Roman" w:hAnsiTheme="minorBidi"/>
+          <w:sz w:val="28"/>
+          <w:szCs w:val="28"/>
+          <w:rtl/>
+          <w:lang w:val="en-GB" w:eastAsia="en-GB"/>
         </w:rPr>
         <w:t>بازرتبه بندی</w:t>
       </w:r>
@@ -18026,17 +17882,17 @@
           <w:sz w:val="28"/>
           <w:szCs w:val="28"/>
           <w:rtl/>
-          <w:lang w:val="en-GB" w:eastAsia="en-GB" w:bidi="ar-SA"/>
+          <w:lang w:val="en-GB" w:eastAsia="en-GB"/>
         </w:rPr>
         <w:t xml:space="preserve"> ارسال می‌شوند. در این مرحله، مدل</w:t>
       </w:r>
       <w:r>
         <w:rPr>
-          <w:rFonts w:asciiTheme="minorBidi" w:eastAsia="Times New Roman" w:hAnsiTheme="minorBidi" w:hint="cs"/>
-          <w:sz w:val="28"/>
-          <w:szCs w:val="28"/>
-          <w:rtl/>
-          <w:lang w:val="en-GB" w:eastAsia="en-GB" w:bidi="ar-SA"/>
+          <w:rFonts w:asciiTheme="minorBidi" w:eastAsia="Times New Roman" w:hAnsiTheme="minorBidi"/>
+          <w:sz w:val="28"/>
+          <w:szCs w:val="28"/>
+          <w:rtl/>
+          <w:lang w:val="en-GB" w:eastAsia="en-GB"/>
         </w:rPr>
         <w:t xml:space="preserve"> </w:t>
       </w:r>
@@ -18045,17 +17901,17 @@
           <w:rFonts w:asciiTheme="minorBidi" w:eastAsia="Times New Roman" w:hAnsiTheme="minorBidi"/>
           <w:sz w:val="28"/>
           <w:szCs w:val="28"/>
-          <w:lang w:val="en-GB" w:eastAsia="en-GB" w:bidi="ar-SA"/>
+          <w:lang w:val="en-GB" w:eastAsia="en-GB"/>
         </w:rPr>
         <w:t>Reranker</w:t>
       </w:r>
       <w:r>
         <w:rPr>
-          <w:rFonts w:asciiTheme="minorBidi" w:eastAsia="Times New Roman" w:hAnsiTheme="minorBidi" w:hint="cs"/>
-          <w:sz w:val="28"/>
-          <w:szCs w:val="28"/>
-          <w:rtl/>
-          <w:lang w:val="en-GB" w:eastAsia="en-GB" w:bidi="ar-SA"/>
+          <w:rFonts w:asciiTheme="minorBidi" w:eastAsia="Times New Roman" w:hAnsiTheme="minorBidi"/>
+          <w:sz w:val="28"/>
+          <w:szCs w:val="28"/>
+          <w:rtl/>
+          <w:lang w:val="en-GB" w:eastAsia="en-GB"/>
         </w:rPr>
         <w:t xml:space="preserve"> </w:t>
       </w:r>
@@ -18065,17 +17921,17 @@
           <w:sz w:val="28"/>
           <w:szCs w:val="28"/>
           <w:rtl/>
-          <w:lang w:val="en-GB" w:eastAsia="en-GB" w:bidi="ar-SA"/>
+          <w:lang w:val="en-GB" w:eastAsia="en-GB"/>
         </w:rPr>
         <w:t xml:space="preserve">هر جفت شامل پرسش و متن مقرره را به صورت مستقیم بررسی کرده و میزان ارتباط آن‌ها را ارزیابی می‌کند. برخلاف مرحله بازیابی اولیه که برای </w:t>
       </w:r>
       <w:r>
         <w:rPr>
-          <w:rFonts w:asciiTheme="minorBidi" w:eastAsia="Times New Roman" w:hAnsiTheme="minorBidi" w:hint="cs"/>
-          <w:sz w:val="28"/>
-          <w:szCs w:val="28"/>
-          <w:rtl/>
-          <w:lang w:val="en-GB" w:eastAsia="en-GB" w:bidi="ar-SA"/>
+          <w:rFonts w:asciiTheme="minorBidi" w:eastAsia="Times New Roman" w:hAnsiTheme="minorBidi"/>
+          <w:sz w:val="28"/>
+          <w:szCs w:val="28"/>
+          <w:rtl/>
+          <w:lang w:val="en-GB" w:eastAsia="en-GB"/>
         </w:rPr>
         <w:t>جستجو</w:t>
       </w:r>
@@ -18085,17 +17941,17 @@
           <w:sz w:val="28"/>
           <w:szCs w:val="28"/>
           <w:rtl/>
-          <w:lang w:val="en-GB" w:eastAsia="en-GB" w:bidi="ar-SA"/>
+          <w:lang w:val="en-GB" w:eastAsia="en-GB"/>
         </w:rPr>
         <w:t xml:space="preserve"> در حجم زیادی از داده طراحی شده است،</w:t>
       </w:r>
       <w:r>
         <w:rPr>
-          <w:rFonts w:asciiTheme="minorBidi" w:eastAsia="Times New Roman" w:hAnsiTheme="minorBidi" w:hint="cs"/>
-          <w:sz w:val="28"/>
-          <w:szCs w:val="28"/>
-          <w:rtl/>
-          <w:lang w:val="en-GB" w:eastAsia="en-GB" w:bidi="ar-SA"/>
+          <w:rFonts w:asciiTheme="minorBidi" w:eastAsia="Times New Roman" w:hAnsiTheme="minorBidi"/>
+          <w:sz w:val="28"/>
+          <w:szCs w:val="28"/>
+          <w:rtl/>
+          <w:lang w:val="en-GB" w:eastAsia="en-GB"/>
         </w:rPr>
         <w:t xml:space="preserve">     </w:t>
       </w:r>
@@ -18105,17 +17961,17 @@
           <w:sz w:val="28"/>
           <w:szCs w:val="28"/>
           <w:rtl/>
-          <w:lang w:val="en-GB" w:eastAsia="en-GB" w:bidi="ar-SA"/>
+          <w:lang w:val="en-GB" w:eastAsia="en-GB"/>
         </w:rPr>
         <w:t xml:space="preserve"> </w:t>
       </w:r>
       <w:r>
         <w:rPr>
-          <w:rFonts w:asciiTheme="minorBidi" w:eastAsia="Times New Roman" w:hAnsiTheme="minorBidi" w:hint="cs"/>
-          <w:sz w:val="28"/>
-          <w:szCs w:val="28"/>
-          <w:rtl/>
-          <w:lang w:val="en-GB" w:eastAsia="en-GB" w:bidi="ar-SA"/>
+          <w:rFonts w:asciiTheme="minorBidi" w:eastAsia="Times New Roman" w:hAnsiTheme="minorBidi"/>
+          <w:sz w:val="28"/>
+          <w:szCs w:val="28"/>
+          <w:rtl/>
+          <w:lang w:val="en-GB" w:eastAsia="en-GB"/>
         </w:rPr>
         <w:lastRenderedPageBreak/>
         <w:t>بازرتبه بندی</w:t>
@@ -18126,17 +17982,17 @@
           <w:sz w:val="28"/>
           <w:szCs w:val="28"/>
           <w:rtl/>
-          <w:lang w:val="en-GB" w:eastAsia="en-GB" w:bidi="ar-SA"/>
+          <w:lang w:val="en-GB" w:eastAsia="en-GB"/>
         </w:rPr>
         <w:t xml:space="preserve"> تنها روی تعداد محدودی از نامزدهای </w:t>
       </w:r>
       <w:r>
         <w:rPr>
-          <w:rFonts w:asciiTheme="minorBidi" w:eastAsia="Times New Roman" w:hAnsiTheme="minorBidi" w:hint="cs"/>
-          <w:sz w:val="28"/>
-          <w:szCs w:val="28"/>
-          <w:rtl/>
-          <w:lang w:val="en-GB" w:eastAsia="en-GB" w:bidi="ar-SA"/>
+          <w:rFonts w:asciiTheme="minorBidi" w:eastAsia="Times New Roman" w:hAnsiTheme="minorBidi"/>
+          <w:sz w:val="28"/>
+          <w:szCs w:val="28"/>
+          <w:rtl/>
+          <w:lang w:val="en-GB" w:eastAsia="en-GB"/>
         </w:rPr>
         <w:t>بازیابی شده</w:t>
       </w:r>
@@ -18146,17 +18002,17 @@
           <w:sz w:val="28"/>
           <w:szCs w:val="28"/>
           <w:rtl/>
-          <w:lang w:val="en-GB" w:eastAsia="en-GB" w:bidi="ar-SA"/>
+          <w:lang w:val="en-GB" w:eastAsia="en-GB"/>
         </w:rPr>
         <w:t xml:space="preserve"> انجام </w:t>
       </w:r>
       <w:r>
         <w:rPr>
-          <w:rFonts w:asciiTheme="minorBidi" w:eastAsia="Times New Roman" w:hAnsiTheme="minorBidi" w:hint="cs"/>
-          <w:sz w:val="28"/>
-          <w:szCs w:val="28"/>
-          <w:rtl/>
-          <w:lang w:val="en-GB" w:eastAsia="en-GB" w:bidi="ar-SA"/>
+          <w:rFonts w:asciiTheme="minorBidi" w:eastAsia="Times New Roman" w:hAnsiTheme="minorBidi"/>
+          <w:sz w:val="28"/>
+          <w:szCs w:val="28"/>
+          <w:rtl/>
+          <w:lang w:val="en-GB" w:eastAsia="en-GB"/>
         </w:rPr>
         <w:t>می شود</w:t>
       </w:r>
@@ -18166,17 +18022,17 @@
           <w:sz w:val="28"/>
           <w:szCs w:val="28"/>
           <w:rtl/>
-          <w:lang w:val="en-GB" w:eastAsia="en-GB" w:bidi="ar-SA"/>
+          <w:lang w:val="en-GB" w:eastAsia="en-GB"/>
         </w:rPr>
         <w:t xml:space="preserve"> و بنابراین </w:t>
       </w:r>
       <w:r>
         <w:rPr>
-          <w:rFonts w:asciiTheme="minorBidi" w:eastAsia="Times New Roman" w:hAnsiTheme="minorBidi" w:hint="cs"/>
-          <w:sz w:val="28"/>
-          <w:szCs w:val="28"/>
-          <w:rtl/>
-          <w:lang w:val="en-GB" w:eastAsia="en-GB" w:bidi="ar-SA"/>
+          <w:rFonts w:asciiTheme="minorBidi" w:eastAsia="Times New Roman" w:hAnsiTheme="minorBidi"/>
+          <w:sz w:val="28"/>
+          <w:szCs w:val="28"/>
+          <w:rtl/>
+          <w:lang w:val="en-GB" w:eastAsia="en-GB"/>
         </w:rPr>
         <w:t>می تواند</w:t>
       </w:r>
@@ -18186,17 +18042,17 @@
           <w:sz w:val="28"/>
           <w:szCs w:val="28"/>
           <w:rtl/>
-          <w:lang w:val="en-GB" w:eastAsia="en-GB" w:bidi="ar-SA"/>
+          <w:lang w:val="en-GB" w:eastAsia="en-GB"/>
         </w:rPr>
         <w:t xml:space="preserve"> تحلیل</w:t>
       </w:r>
       <w:r>
         <w:rPr>
-          <w:rFonts w:asciiTheme="minorBidi" w:eastAsia="Times New Roman" w:hAnsiTheme="minorBidi" w:hint="cs"/>
-          <w:sz w:val="28"/>
-          <w:szCs w:val="28"/>
-          <w:rtl/>
-          <w:lang w:val="en-GB" w:eastAsia="en-GB" w:bidi="ar-SA"/>
+          <w:rFonts w:asciiTheme="minorBidi" w:eastAsia="Times New Roman" w:hAnsiTheme="minorBidi"/>
+          <w:sz w:val="28"/>
+          <w:szCs w:val="28"/>
+          <w:rtl/>
+          <w:lang w:val="en-GB" w:eastAsia="en-GB"/>
         </w:rPr>
         <w:t xml:space="preserve">    </w:t>
       </w:r>
@@ -18206,17 +18062,17 @@
           <w:sz w:val="28"/>
           <w:szCs w:val="28"/>
           <w:rtl/>
-          <w:lang w:val="en-GB" w:eastAsia="en-GB" w:bidi="ar-SA"/>
+          <w:lang w:val="en-GB" w:eastAsia="en-GB"/>
         </w:rPr>
         <w:t xml:space="preserve"> </w:t>
       </w:r>
       <w:r>
         <w:rPr>
-          <w:rFonts w:asciiTheme="minorBidi" w:eastAsia="Times New Roman" w:hAnsiTheme="minorBidi" w:hint="cs"/>
-          <w:sz w:val="28"/>
-          <w:szCs w:val="28"/>
-          <w:rtl/>
-          <w:lang w:val="en-GB" w:eastAsia="en-GB" w:bidi="ar-SA"/>
+          <w:rFonts w:asciiTheme="minorBidi" w:eastAsia="Times New Roman" w:hAnsiTheme="minorBidi"/>
+          <w:sz w:val="28"/>
+          <w:szCs w:val="28"/>
+          <w:rtl/>
+          <w:lang w:val="en-GB" w:eastAsia="en-GB"/>
         </w:rPr>
         <w:t>دقیق تری</w:t>
       </w:r>
@@ -18226,7 +18082,7 @@
           <w:sz w:val="28"/>
           <w:szCs w:val="28"/>
           <w:rtl/>
-          <w:lang w:val="en-GB" w:eastAsia="en-GB" w:bidi="ar-SA"/>
+          <w:lang w:val="en-GB" w:eastAsia="en-GB"/>
         </w:rPr>
         <w:t xml:space="preserve"> از ارتباط پرسش و مقرره ارائه دهد</w:t>
       </w:r>
@@ -18235,7 +18091,7 @@
           <w:rFonts w:asciiTheme="minorBidi" w:eastAsia="Times New Roman" w:hAnsiTheme="minorBidi"/>
           <w:sz w:val="28"/>
           <w:szCs w:val="28"/>
-          <w:lang w:val="en-GB" w:eastAsia="en-GB" w:bidi="ar-SA"/>
+          <w:lang w:val="en-GB" w:eastAsia="en-GB"/>
         </w:rPr>
         <w:t>.</w:t>
       </w:r>
@@ -18249,7 +18105,7 @@
           <w:rFonts w:asciiTheme="minorBidi" w:eastAsia="Times New Roman" w:hAnsiTheme="minorBidi"/>
           <w:sz w:val="28"/>
           <w:szCs w:val="28"/>
-          <w:lang w:val="en-GB" w:eastAsia="en-GB" w:bidi="ar-SA"/>
+          <w:lang w:val="en-GB" w:eastAsia="en-GB"/>
         </w:rPr>
       </w:pPr>
       <w:r>
@@ -18258,17 +18114,17 @@
           <w:sz w:val="28"/>
           <w:szCs w:val="28"/>
           <w:rtl/>
-          <w:lang w:val="en-GB" w:eastAsia="en-GB" w:bidi="ar-SA"/>
+          <w:lang w:val="en-GB" w:eastAsia="en-GB"/>
         </w:rPr>
         <w:t xml:space="preserve">برای جلوگیری از ورود نتایج ضعیف به مرحله تولید پاسخ، در مرحله بازرتبه‌بندی دو شرط در نظر گرفته شده است. ابتدا، در صورتی که امتیاز بهترین نتیجه از یک آستانه مشخص کمتر باشد، نتیجه‌ای به عنوان پاسخ مناسب به مرحله بعد ارسال </w:t>
       </w:r>
       <w:r>
         <w:rPr>
-          <w:rFonts w:asciiTheme="minorBidi" w:eastAsia="Times New Roman" w:hAnsiTheme="minorBidi" w:hint="cs"/>
-          <w:sz w:val="28"/>
-          <w:szCs w:val="28"/>
-          <w:rtl/>
-          <w:lang w:val="en-GB" w:eastAsia="en-GB" w:bidi="ar-SA"/>
+          <w:rFonts w:asciiTheme="minorBidi" w:eastAsia="Times New Roman" w:hAnsiTheme="minorBidi"/>
+          <w:sz w:val="28"/>
+          <w:szCs w:val="28"/>
+          <w:rtl/>
+          <w:lang w:val="en-GB" w:eastAsia="en-GB"/>
         </w:rPr>
         <w:t>نمی شود</w:t>
       </w:r>
@@ -18278,17 +18134,17 @@
           <w:sz w:val="28"/>
           <w:szCs w:val="28"/>
           <w:rtl/>
-          <w:lang w:val="en-GB" w:eastAsia="en-GB" w:bidi="ar-SA"/>
+          <w:lang w:val="en-GB" w:eastAsia="en-GB"/>
         </w:rPr>
         <w:t xml:space="preserve">. همچنین نتایجی که اختلاف زیادی با بهترین نتیجه داشته باشند حذف </w:t>
       </w:r>
       <w:r>
         <w:rPr>
-          <w:rFonts w:asciiTheme="minorBidi" w:eastAsia="Times New Roman" w:hAnsiTheme="minorBidi" w:hint="cs"/>
-          <w:sz w:val="28"/>
-          <w:szCs w:val="28"/>
-          <w:rtl/>
-          <w:lang w:val="en-GB" w:eastAsia="en-GB" w:bidi="ar-SA"/>
+          <w:rFonts w:asciiTheme="minorBidi" w:eastAsia="Times New Roman" w:hAnsiTheme="minorBidi"/>
+          <w:sz w:val="28"/>
+          <w:szCs w:val="28"/>
+          <w:rtl/>
+          <w:lang w:val="en-GB" w:eastAsia="en-GB"/>
         </w:rPr>
         <w:t>می شوند</w:t>
       </w:r>
@@ -18298,17 +18154,17 @@
           <w:sz w:val="28"/>
           <w:szCs w:val="28"/>
           <w:rtl/>
-          <w:lang w:val="en-GB" w:eastAsia="en-GB" w:bidi="ar-SA"/>
+          <w:lang w:val="en-GB" w:eastAsia="en-GB"/>
         </w:rPr>
         <w:t xml:space="preserve">. بنابراین تعداد نتایج نهایی ثابت نیست و بر اساس میزان اطمینان </w:t>
       </w:r>
       <w:r>
         <w:rPr>
-          <w:rFonts w:asciiTheme="minorBidi" w:eastAsia="Times New Roman" w:hAnsiTheme="minorBidi" w:hint="cs"/>
-          <w:sz w:val="28"/>
-          <w:szCs w:val="28"/>
-          <w:rtl/>
-          <w:lang w:val="en-GB" w:eastAsia="en-GB" w:bidi="ar-SA"/>
+          <w:rFonts w:asciiTheme="minorBidi" w:eastAsia="Times New Roman" w:hAnsiTheme="minorBidi"/>
+          <w:sz w:val="28"/>
+          <w:szCs w:val="28"/>
+          <w:rtl/>
+          <w:lang w:val="en-GB" w:eastAsia="en-GB"/>
         </w:rPr>
         <w:t>حاصل شده</w:t>
       </w:r>
@@ -18318,17 +18174,17 @@
           <w:sz w:val="28"/>
           <w:szCs w:val="28"/>
           <w:rtl/>
-          <w:lang w:val="en-GB" w:eastAsia="en-GB" w:bidi="ar-SA"/>
+          <w:lang w:val="en-GB" w:eastAsia="en-GB"/>
         </w:rPr>
         <w:t xml:space="preserve"> از ارتباط نتایج تعیین </w:t>
       </w:r>
       <w:r>
         <w:rPr>
-          <w:rFonts w:asciiTheme="minorBidi" w:eastAsia="Times New Roman" w:hAnsiTheme="minorBidi" w:hint="cs"/>
-          <w:sz w:val="28"/>
-          <w:szCs w:val="28"/>
-          <w:rtl/>
-          <w:lang w:val="en-GB" w:eastAsia="en-GB" w:bidi="ar-SA"/>
+          <w:rFonts w:asciiTheme="minorBidi" w:eastAsia="Times New Roman" w:hAnsiTheme="minorBidi"/>
+          <w:sz w:val="28"/>
+          <w:szCs w:val="28"/>
+          <w:rtl/>
+          <w:lang w:val="en-GB" w:eastAsia="en-GB"/>
         </w:rPr>
         <w:t>می شود.</w:t>
       </w:r>
@@ -18343,7 +18199,7 @@
           <w:sz w:val="28"/>
           <w:szCs w:val="28"/>
           <w:rtl/>
-          <w:lang w:val="en-GB" w:eastAsia="en-GB" w:bidi="ar-SA"/>
+          <w:lang w:val="en-GB" w:eastAsia="en-GB"/>
         </w:rPr>
       </w:pPr>
       <w:r>
@@ -18352,17 +18208,17 @@
           <w:sz w:val="28"/>
           <w:szCs w:val="28"/>
           <w:rtl/>
-          <w:lang w:val="en-GB" w:eastAsia="en-GB" w:bidi="ar-SA"/>
+          <w:lang w:val="en-GB" w:eastAsia="en-GB"/>
         </w:rPr>
         <w:t xml:space="preserve">در نهایت، نتایج </w:t>
       </w:r>
       <w:r>
         <w:rPr>
-          <w:rFonts w:asciiTheme="minorBidi" w:eastAsia="Times New Roman" w:hAnsiTheme="minorBidi" w:hint="cs"/>
-          <w:sz w:val="28"/>
-          <w:szCs w:val="28"/>
-          <w:rtl/>
-          <w:lang w:val="en-GB" w:eastAsia="en-GB" w:bidi="ar-SA"/>
+          <w:rFonts w:asciiTheme="minorBidi" w:eastAsia="Times New Roman" w:hAnsiTheme="minorBidi"/>
+          <w:sz w:val="28"/>
+          <w:szCs w:val="28"/>
+          <w:rtl/>
+          <w:lang w:val="en-GB" w:eastAsia="en-GB"/>
         </w:rPr>
         <w:t>تأیید شده</w:t>
       </w:r>
@@ -18372,17 +18228,17 @@
           <w:sz w:val="28"/>
           <w:szCs w:val="28"/>
           <w:rtl/>
-          <w:lang w:val="en-GB" w:eastAsia="en-GB" w:bidi="ar-SA"/>
+          <w:lang w:val="en-GB" w:eastAsia="en-GB"/>
         </w:rPr>
         <w:t xml:space="preserve"> توسط این فرایند به بخش تولید پاسخ منتقل </w:t>
       </w:r>
       <w:r>
         <w:rPr>
-          <w:rFonts w:asciiTheme="minorBidi" w:eastAsia="Times New Roman" w:hAnsiTheme="minorBidi" w:hint="cs"/>
-          <w:sz w:val="28"/>
-          <w:szCs w:val="28"/>
-          <w:rtl/>
-          <w:lang w:val="en-GB" w:eastAsia="en-GB" w:bidi="ar-SA"/>
+          <w:rFonts w:asciiTheme="minorBidi" w:eastAsia="Times New Roman" w:hAnsiTheme="minorBidi"/>
+          <w:sz w:val="28"/>
+          <w:szCs w:val="28"/>
+          <w:rtl/>
+          <w:lang w:val="en-GB" w:eastAsia="en-GB"/>
         </w:rPr>
         <w:t>می شوند</w:t>
       </w:r>
@@ -18392,17 +18248,17 @@
           <w:sz w:val="28"/>
           <w:szCs w:val="28"/>
           <w:rtl/>
-          <w:lang w:val="en-GB" w:eastAsia="en-GB" w:bidi="ar-SA"/>
+          <w:lang w:val="en-GB" w:eastAsia="en-GB"/>
         </w:rPr>
         <w:t xml:space="preserve"> و به عنوان مبنای ایجاد زمینه حقوقی مورد استفاده قرار </w:t>
       </w:r>
       <w:r>
         <w:rPr>
-          <w:rFonts w:asciiTheme="minorBidi" w:eastAsia="Times New Roman" w:hAnsiTheme="minorBidi" w:hint="cs"/>
-          <w:sz w:val="28"/>
-          <w:szCs w:val="28"/>
-          <w:rtl/>
-          <w:lang w:val="en-GB" w:eastAsia="en-GB" w:bidi="ar-SA"/>
+          <w:rFonts w:asciiTheme="minorBidi" w:eastAsia="Times New Roman" w:hAnsiTheme="minorBidi"/>
+          <w:sz w:val="28"/>
+          <w:szCs w:val="28"/>
+          <w:rtl/>
+          <w:lang w:val="en-GB" w:eastAsia="en-GB"/>
         </w:rPr>
         <w:t>می گیرند</w:t>
       </w:r>
@@ -18412,7 +18268,7 @@
           <w:sz w:val="28"/>
           <w:szCs w:val="28"/>
           <w:rtl/>
-          <w:lang w:val="en-GB" w:eastAsia="en-GB" w:bidi="ar-SA"/>
+          <w:lang w:val="en-GB" w:eastAsia="en-GB"/>
         </w:rPr>
         <w:t xml:space="preserve">. </w:t>
       </w:r>
@@ -18427,16 +18283,16 @@
           <w:sz w:val="28"/>
           <w:szCs w:val="28"/>
           <w:rtl/>
-          <w:lang w:val="en-GB" w:eastAsia="en-GB" w:bidi="ar-SA"/>
-        </w:rPr>
-      </w:pPr>
-      <w:r>
-        <w:rPr>
-          <w:rFonts w:asciiTheme="minorBidi" w:eastAsia="Times New Roman" w:hAnsiTheme="minorBidi" w:hint="cs"/>
-          <w:sz w:val="28"/>
-          <w:szCs w:val="28"/>
-          <w:rtl/>
-          <w:lang w:val="en-GB" w:eastAsia="en-GB" w:bidi="ar-SA"/>
+          <w:lang w:val="en-GB" w:eastAsia="en-GB"/>
+        </w:rPr>
+      </w:pPr>
+      <w:r>
+        <w:rPr>
+          <w:rFonts w:asciiTheme="minorBidi" w:eastAsia="Times New Roman" w:hAnsiTheme="minorBidi"/>
+          <w:sz w:val="28"/>
+          <w:szCs w:val="28"/>
+          <w:rtl/>
+          <w:lang w:val="en-GB" w:eastAsia="en-GB"/>
         </w:rPr>
         <w:t>جدول زیر روش های مختلف بازیابی داده را نشان می دهد:</w:t>
       </w:r>
@@ -19097,7 +18953,7 @@
       <w:pPr>
         <w:pStyle w:val="Heading2"/>
         <w:rPr>
-          <w:rFonts w:cs="B Nazanin"/>
+          <w:rFonts w:asciiTheme="minorBidi" w:hAnsiTheme="minorBidi" w:cs="B Nazanin"/>
           <w:sz w:val="32"/>
           <w:szCs w:val="32"/>
           <w:rtl/>
@@ -19105,7 +18961,7 @@
       </w:pPr>
       <w:r>
         <w:rPr>
-          <w:rFonts w:cs="B Nazanin"/>
+          <w:rFonts w:asciiTheme="minorBidi" w:hAnsiTheme="minorBidi" w:cs="B Nazanin"/>
           <w:sz w:val="32"/>
           <w:szCs w:val="32"/>
           <w:rtl/>
@@ -19114,7 +18970,7 @@
       </w:r>
       <w:r>
         <w:rPr>
-          <w:rFonts w:cs="B Nazanin" w:hint="cs"/>
+          <w:rFonts w:asciiTheme="minorBidi" w:hAnsiTheme="minorBidi" w:cs="B Nazanin"/>
           <w:sz w:val="32"/>
           <w:szCs w:val="32"/>
           <w:rtl/>
@@ -19123,7 +18979,7 @@
       </w:r>
       <w:r>
         <w:rPr>
-          <w:rFonts w:cs="B Nazanin"/>
+          <w:rFonts w:asciiTheme="minorBidi" w:hAnsiTheme="minorBidi" w:cs="B Nazanin"/>
           <w:sz w:val="32"/>
           <w:szCs w:val="32"/>
           <w:rtl/>
@@ -19141,7 +18997,7 @@
           <w:sz w:val="28"/>
           <w:szCs w:val="28"/>
           <w:rtl/>
-          <w:lang w:val="en-GB" w:eastAsia="en-GB" w:bidi="ar-SA"/>
+          <w:lang w:val="en-GB" w:eastAsia="en-GB"/>
         </w:rPr>
       </w:pPr>
       <w:r>
@@ -19150,17 +19006,17 @@
           <w:sz w:val="28"/>
           <w:szCs w:val="28"/>
           <w:rtl/>
-          <w:lang w:val="en-GB" w:eastAsia="en-GB" w:bidi="ar-SA"/>
+          <w:lang w:val="en-GB" w:eastAsia="en-GB"/>
         </w:rPr>
         <w:t xml:space="preserve">پس از انجام فرایند بازیابی و انتخاب مقررات مرتبط، مرحله تولید پاسخ آغاز </w:t>
       </w:r>
       <w:r>
         <w:rPr>
-          <w:rFonts w:asciiTheme="minorBidi" w:eastAsia="Times New Roman" w:hAnsiTheme="minorBidi" w:hint="cs"/>
-          <w:sz w:val="28"/>
-          <w:szCs w:val="28"/>
-          <w:rtl/>
-          <w:lang w:val="en-GB" w:eastAsia="en-GB" w:bidi="ar-SA"/>
+          <w:rFonts w:asciiTheme="minorBidi" w:eastAsia="Times New Roman" w:hAnsiTheme="minorBidi"/>
+          <w:sz w:val="28"/>
+          <w:szCs w:val="28"/>
+          <w:rtl/>
+          <w:lang w:val="en-GB" w:eastAsia="en-GB"/>
         </w:rPr>
         <w:t>می شود</w:t>
       </w:r>
@@ -19170,17 +19026,17 @@
           <w:sz w:val="28"/>
           <w:szCs w:val="28"/>
           <w:rtl/>
-          <w:lang w:val="en-GB" w:eastAsia="en-GB" w:bidi="ar-SA"/>
+          <w:lang w:val="en-GB" w:eastAsia="en-GB"/>
         </w:rPr>
         <w:t xml:space="preserve">. هدف این مرحله آن است که مدل زبانی پاسخ خود را بر اساس اطلاعات حقوقی </w:t>
       </w:r>
       <w:r>
         <w:rPr>
-          <w:rFonts w:asciiTheme="minorBidi" w:eastAsia="Times New Roman" w:hAnsiTheme="minorBidi" w:hint="cs"/>
-          <w:sz w:val="28"/>
-          <w:szCs w:val="28"/>
-          <w:rtl/>
-          <w:lang w:val="en-GB" w:eastAsia="en-GB" w:bidi="ar-SA"/>
+          <w:rFonts w:asciiTheme="minorBidi" w:eastAsia="Times New Roman" w:hAnsiTheme="minorBidi"/>
+          <w:sz w:val="28"/>
+          <w:szCs w:val="28"/>
+          <w:rtl/>
+          <w:lang w:val="en-GB" w:eastAsia="en-GB"/>
         </w:rPr>
         <w:t>بازیابی شده</w:t>
       </w:r>
@@ -19190,17 +19046,17 @@
           <w:sz w:val="28"/>
           <w:szCs w:val="28"/>
           <w:rtl/>
-          <w:lang w:val="en-GB" w:eastAsia="en-GB" w:bidi="ar-SA"/>
+          <w:lang w:val="en-GB" w:eastAsia="en-GB"/>
         </w:rPr>
         <w:t xml:space="preserve"> تولید کند و وابستگی آن به دانش داخلی مدل در پاسخ‌گویی به </w:t>
       </w:r>
       <w:r>
         <w:rPr>
-          <w:rFonts w:asciiTheme="minorBidi" w:eastAsia="Times New Roman" w:hAnsiTheme="minorBidi" w:hint="cs"/>
-          <w:sz w:val="28"/>
-          <w:szCs w:val="28"/>
-          <w:rtl/>
-          <w:lang w:val="en-GB" w:eastAsia="en-GB" w:bidi="ar-SA"/>
+          <w:rFonts w:asciiTheme="minorBidi" w:eastAsia="Times New Roman" w:hAnsiTheme="minorBidi"/>
+          <w:sz w:val="28"/>
+          <w:szCs w:val="28"/>
+          <w:rtl/>
+          <w:lang w:val="en-GB" w:eastAsia="en-GB"/>
         </w:rPr>
         <w:t>پرسش های</w:t>
       </w:r>
@@ -19210,7 +19066,7 @@
           <w:sz w:val="28"/>
           <w:szCs w:val="28"/>
           <w:rtl/>
-          <w:lang w:val="en-GB" w:eastAsia="en-GB" w:bidi="ar-SA"/>
+          <w:lang w:val="en-GB" w:eastAsia="en-GB"/>
         </w:rPr>
         <w:t xml:space="preserve"> حقوقی کاهش یابد. برای این منظور، در سامانه پیشنهادی از روش </w:t>
       </w:r>
@@ -19219,13 +19075,13 @@
           <w:rFonts w:asciiTheme="minorBidi" w:eastAsia="Times New Roman" w:hAnsiTheme="minorBidi"/>
           <w:sz w:val="28"/>
           <w:szCs w:val="28"/>
-          <w:lang w:val="en-GB" w:eastAsia="en-GB" w:bidi="ar-SA"/>
+          <w:lang w:val="en-GB" w:eastAsia="en-GB"/>
         </w:rPr>
         <w:t>RAG</w:t>
       </w:r>
       <w:r>
         <w:rPr>
-          <w:rFonts w:asciiTheme="minorBidi" w:eastAsia="Times New Roman" w:hAnsiTheme="minorBidi" w:hint="cs"/>
+          <w:rFonts w:asciiTheme="minorBidi" w:eastAsia="Times New Roman" w:hAnsiTheme="minorBidi"/>
           <w:sz w:val="28"/>
           <w:szCs w:val="28"/>
           <w:rtl/>
@@ -19239,7 +19095,7 @@
           <w:sz w:val="28"/>
           <w:szCs w:val="28"/>
           <w:rtl/>
-          <w:lang w:val="en-GB" w:eastAsia="en-GB" w:bidi="ar-SA"/>
+          <w:lang w:val="en-GB" w:eastAsia="en-GB"/>
         </w:rPr>
         <w:t>استفاده شده است.</w:t>
       </w:r>
@@ -19254,7 +19110,7 @@
           <w:sz w:val="28"/>
           <w:szCs w:val="28"/>
           <w:rtl/>
-          <w:lang w:val="en-GB" w:eastAsia="en-GB" w:bidi="ar-SA"/>
+          <w:lang w:val="en-GB" w:eastAsia="en-GB"/>
         </w:rPr>
       </w:pPr>
       <w:r>
@@ -19263,17 +19119,17 @@
           <w:sz w:val="28"/>
           <w:szCs w:val="28"/>
           <w:rtl/>
-          <w:lang w:val="en-GB" w:eastAsia="en-GB" w:bidi="ar-SA"/>
+          <w:lang w:val="en-GB" w:eastAsia="en-GB"/>
         </w:rPr>
         <w:t xml:space="preserve">در طراحی سامانه، نتایج نهایی مرحله </w:t>
       </w:r>
       <w:r>
         <w:rPr>
-          <w:rFonts w:asciiTheme="minorBidi" w:eastAsia="Times New Roman" w:hAnsiTheme="minorBidi" w:hint="cs"/>
-          <w:sz w:val="28"/>
-          <w:szCs w:val="28"/>
-          <w:rtl/>
-          <w:lang w:val="en-GB" w:eastAsia="en-GB" w:bidi="ar-SA"/>
+          <w:rFonts w:asciiTheme="minorBidi" w:eastAsia="Times New Roman" w:hAnsiTheme="minorBidi"/>
+          <w:sz w:val="28"/>
+          <w:szCs w:val="28"/>
+          <w:rtl/>
+          <w:lang w:val="en-GB" w:eastAsia="en-GB"/>
         </w:rPr>
         <w:t>بازرتبه بندی</w:t>
       </w:r>
@@ -19283,17 +19139,17 @@
           <w:sz w:val="28"/>
           <w:szCs w:val="28"/>
           <w:rtl/>
-          <w:lang w:val="en-GB" w:eastAsia="en-GB" w:bidi="ar-SA"/>
+          <w:lang w:val="en-GB" w:eastAsia="en-GB"/>
         </w:rPr>
         <w:t xml:space="preserve"> به عنوان ورودی بخش تولید پاسخ در نظر گرفته می‌شوند. ابتدا اطلاعات مربوط به هر مقرره </w:t>
       </w:r>
       <w:r>
         <w:rPr>
-          <w:rFonts w:asciiTheme="minorBidi" w:eastAsia="Times New Roman" w:hAnsiTheme="minorBidi" w:hint="cs"/>
-          <w:sz w:val="28"/>
-          <w:szCs w:val="28"/>
-          <w:rtl/>
-          <w:lang w:val="en-GB" w:eastAsia="en-GB" w:bidi="ar-SA"/>
+          <w:rFonts w:asciiTheme="minorBidi" w:eastAsia="Times New Roman" w:hAnsiTheme="minorBidi"/>
+          <w:sz w:val="28"/>
+          <w:szCs w:val="28"/>
+          <w:rtl/>
+          <w:lang w:val="en-GB" w:eastAsia="en-GB"/>
         </w:rPr>
         <w:t xml:space="preserve">با توجه به گروه بندی ای که در قسمت قبل توضیح داده شد </w:t>
       </w:r>
@@ -19303,7 +19159,7 @@
           <w:sz w:val="28"/>
           <w:szCs w:val="28"/>
           <w:rtl/>
-          <w:lang w:val="en-GB" w:eastAsia="en-GB" w:bidi="ar-SA"/>
+          <w:lang w:val="en-GB" w:eastAsia="en-GB"/>
         </w:rPr>
         <w:t xml:space="preserve">توسط </w:t>
       </w:r>
@@ -19312,7 +19168,7 @@
           <w:rFonts w:asciiTheme="minorBidi" w:eastAsia="Times New Roman" w:hAnsiTheme="minorBidi"/>
           <w:sz w:val="28"/>
           <w:szCs w:val="28"/>
-          <w:lang w:val="en-GB" w:eastAsia="en-GB" w:bidi="ar-SA"/>
+          <w:lang w:val="en-GB" w:eastAsia="en-GB"/>
         </w:rPr>
         <w:t>Context Builder</w:t>
       </w:r>
@@ -19322,17 +19178,17 @@
           <w:sz w:val="28"/>
           <w:szCs w:val="28"/>
           <w:rtl/>
-          <w:lang w:val="en-GB" w:eastAsia="en-GB" w:bidi="ar-SA"/>
+          <w:lang w:val="en-GB" w:eastAsia="en-GB"/>
         </w:rPr>
         <w:t xml:space="preserve"> در قالب یک زمینه متنی </w:t>
       </w:r>
       <w:r>
         <w:rPr>
-          <w:rFonts w:asciiTheme="minorBidi" w:eastAsia="Times New Roman" w:hAnsiTheme="minorBidi" w:hint="cs"/>
-          <w:sz w:val="28"/>
-          <w:szCs w:val="28"/>
-          <w:rtl/>
-          <w:lang w:val="en-GB" w:eastAsia="en-GB" w:bidi="ar-SA"/>
+          <w:rFonts w:asciiTheme="minorBidi" w:eastAsia="Times New Roman" w:hAnsiTheme="minorBidi"/>
+          <w:sz w:val="28"/>
+          <w:szCs w:val="28"/>
+          <w:rtl/>
+          <w:lang w:val="en-GB" w:eastAsia="en-GB"/>
         </w:rPr>
         <w:t>ساختاریافته</w:t>
       </w:r>
@@ -19342,17 +19198,17 @@
           <w:sz w:val="28"/>
           <w:szCs w:val="28"/>
           <w:rtl/>
-          <w:lang w:val="en-GB" w:eastAsia="en-GB" w:bidi="ar-SA"/>
+          <w:lang w:val="en-GB" w:eastAsia="en-GB"/>
         </w:rPr>
         <w:t xml:space="preserve"> قرار </w:t>
       </w:r>
       <w:r>
         <w:rPr>
-          <w:rFonts w:asciiTheme="minorBidi" w:eastAsia="Times New Roman" w:hAnsiTheme="minorBidi" w:hint="cs"/>
-          <w:sz w:val="28"/>
-          <w:szCs w:val="28"/>
-          <w:rtl/>
-          <w:lang w:val="en-GB" w:eastAsia="en-GB" w:bidi="ar-SA"/>
+          <w:rFonts w:asciiTheme="minorBidi" w:eastAsia="Times New Roman" w:hAnsiTheme="minorBidi"/>
+          <w:sz w:val="28"/>
+          <w:szCs w:val="28"/>
+          <w:rtl/>
+          <w:lang w:val="en-GB" w:eastAsia="en-GB"/>
         </w:rPr>
         <w:t>می گیرند</w:t>
       </w:r>
@@ -19362,17 +19218,17 @@
           <w:sz w:val="28"/>
           <w:szCs w:val="28"/>
           <w:rtl/>
-          <w:lang w:val="en-GB" w:eastAsia="en-GB" w:bidi="ar-SA"/>
+          <w:lang w:val="en-GB" w:eastAsia="en-GB"/>
         </w:rPr>
         <w:t xml:space="preserve">. هر مقرره با یک شناسه مشخص در زمینه قرار داده </w:t>
       </w:r>
       <w:r>
         <w:rPr>
-          <w:rFonts w:asciiTheme="minorBidi" w:eastAsia="Times New Roman" w:hAnsiTheme="minorBidi" w:hint="cs"/>
-          <w:sz w:val="28"/>
-          <w:szCs w:val="28"/>
-          <w:rtl/>
-          <w:lang w:val="en-GB" w:eastAsia="en-GB" w:bidi="ar-SA"/>
+          <w:rFonts w:asciiTheme="minorBidi" w:eastAsia="Times New Roman" w:hAnsiTheme="minorBidi"/>
+          <w:sz w:val="28"/>
+          <w:szCs w:val="28"/>
+          <w:rtl/>
+          <w:lang w:val="en-GB" w:eastAsia="en-GB"/>
         </w:rPr>
         <w:t>می شود</w:t>
       </w:r>
@@ -19382,17 +19238,17 @@
           <w:sz w:val="28"/>
           <w:szCs w:val="28"/>
           <w:rtl/>
-          <w:lang w:val="en-GB" w:eastAsia="en-GB" w:bidi="ar-SA"/>
+          <w:lang w:val="en-GB" w:eastAsia="en-GB"/>
         </w:rPr>
         <w:t xml:space="preserve"> تا مدل زبانی بتواند ارتباط میان اطلاعات موجود و مقررات </w:t>
       </w:r>
       <w:r>
         <w:rPr>
-          <w:rFonts w:asciiTheme="minorBidi" w:eastAsia="Times New Roman" w:hAnsiTheme="minorBidi" w:hint="cs"/>
-          <w:sz w:val="28"/>
-          <w:szCs w:val="28"/>
-          <w:rtl/>
-          <w:lang w:val="en-GB" w:eastAsia="en-GB" w:bidi="ar-SA"/>
+          <w:rFonts w:asciiTheme="minorBidi" w:eastAsia="Times New Roman" w:hAnsiTheme="minorBidi"/>
+          <w:sz w:val="28"/>
+          <w:szCs w:val="28"/>
+          <w:rtl/>
+          <w:lang w:val="en-GB" w:eastAsia="en-GB"/>
         </w:rPr>
         <w:t>ارائه شده</w:t>
       </w:r>
@@ -19402,7 +19258,7 @@
           <w:sz w:val="28"/>
           <w:szCs w:val="28"/>
           <w:rtl/>
-          <w:lang w:val="en-GB" w:eastAsia="en-GB" w:bidi="ar-SA"/>
+          <w:lang w:val="en-GB" w:eastAsia="en-GB"/>
         </w:rPr>
         <w:t xml:space="preserve"> را تشخیص دهد.</w:t>
       </w:r>
@@ -19425,18 +19281,18 @@
           <w:sz w:val="28"/>
           <w:szCs w:val="28"/>
           <w:rtl/>
-          <w:lang w:val="en-GB" w:eastAsia="en-GB" w:bidi="ar-SA"/>
+          <w:lang w:val="en-GB" w:eastAsia="en-GB"/>
         </w:rPr>
         <w:lastRenderedPageBreak/>
         <w:t xml:space="preserve">پس از ایجاد زمینه حقوقی، پرسش کاربر به همراه زمینه </w:t>
       </w:r>
       <w:r>
         <w:rPr>
-          <w:rFonts w:asciiTheme="minorBidi" w:eastAsia="Times New Roman" w:hAnsiTheme="minorBidi" w:hint="cs"/>
-          <w:sz w:val="28"/>
-          <w:szCs w:val="28"/>
-          <w:rtl/>
-          <w:lang w:val="en-GB" w:eastAsia="en-GB" w:bidi="ar-SA"/>
+          <w:rFonts w:asciiTheme="minorBidi" w:eastAsia="Times New Roman" w:hAnsiTheme="minorBidi"/>
+          <w:sz w:val="28"/>
+          <w:szCs w:val="28"/>
+          <w:rtl/>
+          <w:lang w:val="en-GB" w:eastAsia="en-GB"/>
         </w:rPr>
         <w:t>بازیابی شده</w:t>
       </w:r>
@@ -19446,17 +19302,17 @@
           <w:sz w:val="28"/>
           <w:szCs w:val="28"/>
           <w:rtl/>
-          <w:lang w:val="en-GB" w:eastAsia="en-GB" w:bidi="ar-SA"/>
+          <w:lang w:val="en-GB" w:eastAsia="en-GB"/>
         </w:rPr>
         <w:t xml:space="preserve"> در اختیار مدل زبانی قرار </w:t>
       </w:r>
       <w:r>
         <w:rPr>
-          <w:rFonts w:asciiTheme="minorBidi" w:eastAsia="Times New Roman" w:hAnsiTheme="minorBidi" w:hint="cs"/>
-          <w:sz w:val="28"/>
-          <w:szCs w:val="28"/>
-          <w:rtl/>
-          <w:lang w:val="en-GB" w:eastAsia="en-GB" w:bidi="ar-SA"/>
+          <w:rFonts w:asciiTheme="minorBidi" w:eastAsia="Times New Roman" w:hAnsiTheme="minorBidi"/>
+          <w:sz w:val="28"/>
+          <w:szCs w:val="28"/>
+          <w:rtl/>
+          <w:lang w:val="en-GB" w:eastAsia="en-GB"/>
         </w:rPr>
         <w:t>می گیرد</w:t>
       </w:r>
@@ -19466,29 +19322,19 @@
           <w:sz w:val="28"/>
           <w:szCs w:val="28"/>
           <w:rtl/>
-          <w:lang w:val="en-GB" w:eastAsia="en-GB" w:bidi="ar-SA"/>
+          <w:lang w:val="en-GB" w:eastAsia="en-GB"/>
         </w:rPr>
         <w:t xml:space="preserve">. برای کنترل رفتار مدل، یک دستورالعمل سیستمی مشخص برای مدل در نظر گرفته شده است. </w:t>
       </w:r>
       <w:r>
         <w:rPr>
-          <w:rFonts w:asciiTheme="minorBidi" w:eastAsia="Times New Roman" w:hAnsiTheme="minorBidi" w:hint="cs"/>
-          <w:sz w:val="28"/>
-          <w:szCs w:val="28"/>
-          <w:rtl/>
-          <w:lang w:val="en-GB" w:eastAsia="en-GB" w:bidi="ar-SA"/>
-        </w:rPr>
-        <w:t>در این پروژه، ساختار کد به گونه ای است که به هر سامانۀ</w:t>
-      </w:r>
-      <w:r>
-        <w:rPr>
-          <w:rFonts w:asciiTheme="minorBidi" w:eastAsia="Times New Roman" w:hAnsiTheme="minorBidi" w:hint="cs"/>
+          <w:rFonts w:asciiTheme="minorBidi" w:eastAsia="Times New Roman" w:hAnsiTheme="minorBidi"/>
           <w:sz w:val="28"/>
           <w:szCs w:val="28"/>
           <w:rtl/>
           <w:lang w:val="en-GB" w:eastAsia="en-GB"/>
         </w:rPr>
-        <w:t xml:space="preserve"> </w:t>
+        <w:t xml:space="preserve">در این پروژه، ساختار کد به گونه ای است که به هر سامانۀ </w:t>
       </w:r>
       <w:r>
         <w:rPr>
@@ -19501,7 +19347,7 @@
       </w:r>
       <w:r>
         <w:rPr>
-          <w:rFonts w:asciiTheme="minorBidi" w:eastAsia="Times New Roman" w:hAnsiTheme="minorBidi" w:hint="cs"/>
+          <w:rFonts w:asciiTheme="minorBidi" w:eastAsia="Times New Roman" w:hAnsiTheme="minorBidi"/>
           <w:sz w:val="28"/>
           <w:szCs w:val="28"/>
           <w:rtl/>
@@ -19520,7 +19366,7 @@
       </w:r>
       <w:r>
         <w:rPr>
-          <w:rFonts w:asciiTheme="minorBidi" w:eastAsia="Times New Roman" w:hAnsiTheme="minorBidi" w:hint="cs"/>
+          <w:rFonts w:asciiTheme="minorBidi" w:eastAsia="Times New Roman" w:hAnsiTheme="minorBidi"/>
           <w:sz w:val="28"/>
           <w:szCs w:val="28"/>
           <w:rtl/>
@@ -19539,7 +19385,7 @@
       </w:r>
       <w:r>
         <w:rPr>
-          <w:rFonts w:asciiTheme="minorBidi" w:eastAsia="Times New Roman" w:hAnsiTheme="minorBidi" w:hint="cs"/>
+          <w:rFonts w:asciiTheme="minorBidi" w:eastAsia="Times New Roman" w:hAnsiTheme="minorBidi"/>
           <w:sz w:val="28"/>
           <w:szCs w:val="28"/>
           <w:rtl/>
@@ -19558,7 +19404,7 @@
       </w:r>
       <w:r>
         <w:rPr>
-          <w:rFonts w:asciiTheme="minorBidi" w:eastAsia="Times New Roman" w:hAnsiTheme="minorBidi" w:hint="cs"/>
+          <w:rFonts w:asciiTheme="minorBidi" w:eastAsia="Times New Roman" w:hAnsiTheme="minorBidi"/>
           <w:sz w:val="28"/>
           <w:szCs w:val="28"/>
           <w:rtl/>
@@ -19573,7 +19419,7 @@
         <w:ind w:left="-92"/>
         <w:jc w:val="both"/>
         <w:rPr>
-          <w:rFonts w:asciiTheme="minorBidi" w:eastAsia="Times New Roman" w:hAnsiTheme="minorBidi" w:hint="cs"/>
+          <w:rFonts w:asciiTheme="minorBidi" w:eastAsia="Times New Roman" w:hAnsiTheme="minorBidi"/>
           <w:sz w:val="28"/>
           <w:szCs w:val="28"/>
           <w:rtl/>
@@ -19582,7 +19428,7 @@
       </w:pPr>
       <w:r>
         <w:rPr>
-          <w:rFonts w:asciiTheme="minorBidi" w:eastAsia="Times New Roman" w:hAnsiTheme="minorBidi" w:hint="cs"/>
+          <w:rFonts w:asciiTheme="minorBidi" w:eastAsia="Times New Roman" w:hAnsiTheme="minorBidi"/>
           <w:sz w:val="28"/>
           <w:szCs w:val="28"/>
           <w:rtl/>
@@ -19601,7 +19447,7 @@
       </w:r>
       <w:r>
         <w:rPr>
-          <w:rFonts w:asciiTheme="minorBidi" w:eastAsia="Times New Roman" w:hAnsiTheme="minorBidi" w:hint="cs"/>
+          <w:rFonts w:asciiTheme="minorBidi" w:eastAsia="Times New Roman" w:hAnsiTheme="minorBidi"/>
           <w:sz w:val="28"/>
           <w:szCs w:val="28"/>
           <w:rtl/>
@@ -19620,7 +19466,7 @@
       </w:r>
       <w:r>
         <w:rPr>
-          <w:rFonts w:asciiTheme="minorBidi" w:eastAsia="Times New Roman" w:hAnsiTheme="minorBidi" w:hint="cs"/>
+          <w:rFonts w:asciiTheme="minorBidi" w:eastAsia="Times New Roman" w:hAnsiTheme="minorBidi"/>
           <w:sz w:val="28"/>
           <w:szCs w:val="28"/>
           <w:rtl/>
@@ -19633,7 +19479,7 @@
       <w:pPr>
         <w:pStyle w:val="Heading2"/>
         <w:rPr>
-          <w:rFonts w:cs="B Nazanin"/>
+          <w:rFonts w:asciiTheme="minorBidi" w:hAnsiTheme="minorBidi" w:cs="B Nazanin"/>
           <w:sz w:val="32"/>
           <w:szCs w:val="32"/>
           <w:rtl/>
@@ -19641,7 +19487,7 @@
       </w:pPr>
       <w:r>
         <w:rPr>
-          <w:rFonts w:cs="B Nazanin"/>
+          <w:rFonts w:asciiTheme="minorBidi" w:hAnsiTheme="minorBidi" w:cs="B Nazanin"/>
           <w:sz w:val="32"/>
           <w:szCs w:val="32"/>
           <w:rtl/>
@@ -19650,7 +19496,7 @@
       </w:r>
       <w:r>
         <w:rPr>
-          <w:rFonts w:cs="B Nazanin" w:hint="cs"/>
+          <w:rFonts w:asciiTheme="minorBidi" w:hAnsiTheme="minorBidi" w:cs="B Nazanin"/>
           <w:sz w:val="32"/>
           <w:szCs w:val="32"/>
           <w:rtl/>
@@ -19659,7 +19505,7 @@
       </w:r>
       <w:r>
         <w:rPr>
-          <w:rFonts w:cs="B Nazanin"/>
+          <w:rFonts w:asciiTheme="minorBidi" w:hAnsiTheme="minorBidi" w:cs="B Nazanin"/>
           <w:sz w:val="32"/>
           <w:szCs w:val="32"/>
           <w:rtl/>
@@ -19668,7 +19514,7 @@
       </w:r>
       <w:r>
         <w:rPr>
-          <w:rFonts w:cs="B Nazanin" w:hint="cs"/>
+          <w:rFonts w:asciiTheme="minorBidi" w:hAnsiTheme="minorBidi" w:cs="B Nazanin"/>
           <w:sz w:val="32"/>
           <w:szCs w:val="32"/>
           <w:rtl/>
@@ -19690,7 +19536,7 @@
       </w:pPr>
       <w:r>
         <w:rPr>
-          <w:rFonts w:asciiTheme="minorBidi" w:eastAsia="Times New Roman" w:hAnsiTheme="minorBidi" w:hint="cs"/>
+          <w:rFonts w:asciiTheme="minorBidi" w:eastAsia="Times New Roman" w:hAnsiTheme="minorBidi"/>
           <w:sz w:val="28"/>
           <w:szCs w:val="28"/>
           <w:rtl/>
@@ -19709,7 +19555,7 @@
       </w:r>
       <w:r>
         <w:rPr>
-          <w:rFonts w:asciiTheme="minorBidi" w:eastAsia="Times New Roman" w:hAnsiTheme="minorBidi" w:hint="cs"/>
+          <w:rFonts w:asciiTheme="minorBidi" w:eastAsia="Times New Roman" w:hAnsiTheme="minorBidi"/>
           <w:sz w:val="28"/>
           <w:szCs w:val="28"/>
           <w:rtl/>
@@ -19728,7 +19574,7 @@
       </w:r>
       <w:r>
         <w:rPr>
-          <w:rFonts w:asciiTheme="minorBidi" w:eastAsia="Times New Roman" w:hAnsiTheme="minorBidi" w:hint="cs"/>
+          <w:rFonts w:asciiTheme="minorBidi" w:eastAsia="Times New Roman" w:hAnsiTheme="minorBidi"/>
           <w:sz w:val="28"/>
           <w:szCs w:val="28"/>
           <w:rtl/>
@@ -19752,7 +19598,7 @@
       </w:pPr>
       <w:r>
         <w:rPr>
-          <w:rFonts w:asciiTheme="minorBidi" w:eastAsia="Times New Roman" w:hAnsiTheme="minorBidi" w:hint="cs"/>
+          <w:rFonts w:asciiTheme="minorBidi" w:eastAsia="Times New Roman" w:hAnsiTheme="minorBidi"/>
           <w:sz w:val="28"/>
           <w:szCs w:val="28"/>
           <w:rtl/>
@@ -19762,7 +19608,7 @@
       </w:r>
       <w:r>
         <w:rPr>
-          <w:rFonts w:asciiTheme="minorBidi" w:eastAsia="Times New Roman" w:hAnsiTheme="minorBidi" w:hint="cs"/>
+          <w:rFonts w:asciiTheme="minorBidi" w:eastAsia="Times New Roman" w:hAnsiTheme="minorBidi"/>
           <w:sz w:val="28"/>
           <w:szCs w:val="28"/>
           <w:rtl/>
@@ -19772,7 +19618,7 @@
       </w:r>
       <w:r>
         <w:rPr>
-          <w:rFonts w:asciiTheme="minorBidi" w:eastAsia="Times New Roman" w:hAnsiTheme="minorBidi" w:hint="cs"/>
+          <w:rFonts w:asciiTheme="minorBidi" w:eastAsia="Times New Roman" w:hAnsiTheme="minorBidi"/>
           <w:sz w:val="28"/>
           <w:szCs w:val="28"/>
           <w:rtl/>
@@ -19782,7 +19628,7 @@
       </w:r>
       <w:r>
         <w:rPr>
-          <w:rFonts w:asciiTheme="minorBidi" w:eastAsia="Times New Roman" w:hAnsiTheme="minorBidi" w:hint="cs"/>
+          <w:rFonts w:asciiTheme="minorBidi" w:eastAsia="Times New Roman" w:hAnsiTheme="minorBidi"/>
           <w:sz w:val="28"/>
           <w:szCs w:val="28"/>
           <w:rtl/>
@@ -19797,11 +19643,13 @@
         <w:spacing w:before="100" w:beforeAutospacing="1" w:after="100" w:afterAutospacing="1" w:line="240" w:lineRule="auto"/>
         <w:ind w:left="-92"/>
         <w:jc w:val="both"/>
-      </w:pPr>
-      <w:r>
-        <w:rPr>
-          <w:rFonts w:asciiTheme="minorBidi" w:eastAsia="Times New Roman" w:hAnsiTheme="minorBidi" w:hint="cs"/>
-          <w:noProof/>
+        <w:rPr>
+          <w:rFonts w:asciiTheme="minorBidi" w:hAnsiTheme="minorBidi"/>
+        </w:rPr>
+      </w:pPr>
+      <w:r>
+        <w:rPr>
+          <w:rFonts w:asciiTheme="minorBidi" w:eastAsia="Times New Roman" w:hAnsiTheme="minorBidi"/>
           <w:sz w:val="28"/>
           <w:szCs w:val="28"/>
           <w:rtl/>
@@ -19858,29 +19706,75 @@
       </w:pPr>
       <w:r>
         <w:rPr>
-          <w:rFonts w:hint="cs"/>
-          <w:rtl/>
-        </w:rPr>
-        <w:t>شکل</w:t>
-      </w:r>
-      <w:r>
-        <w:rPr>
-          <w:rtl/>
-        </w:rPr>
-        <w:t xml:space="preserve"> </w:t>
-      </w:r>
-      <w:fldSimple w:instr=" SEQ Figure \* ARABIC ">
-        <w:r>
-          <w:rPr>
-            <w:noProof/>
-            <w:rtl/>
-          </w:rPr>
-          <w:t>1</w:t>
-        </w:r>
-      </w:fldSimple>
-      <w:r>
-        <w:rPr>
-          <w:rFonts w:hint="cs"/>
+          <w:rFonts w:asciiTheme="minorBidi" w:hAnsiTheme="minorBidi"/>
+          <w:rtl/>
+        </w:rPr>
+        <w:t xml:space="preserve">شکل </w:t>
+      </w:r>
+      <w:r>
+        <w:rPr>
+          <w:rFonts w:asciiTheme="minorBidi" w:hAnsiTheme="minorBidi"/>
+          <w:rtl/>
+        </w:rPr>
+        <w:fldChar w:fldCharType="begin"/>
+      </w:r>
+      <w:r>
+        <w:rPr>
+          <w:rFonts w:asciiTheme="minorBidi" w:hAnsiTheme="minorBidi"/>
+          <w:rtl/>
+        </w:rPr>
+        <w:instrText xml:space="preserve"> </w:instrText>
+      </w:r>
+      <w:r>
+        <w:rPr>
+          <w:rFonts w:asciiTheme="minorBidi" w:hAnsiTheme="minorBidi"/>
+        </w:rPr>
+        <w:instrText>SEQ</w:instrText>
+      </w:r>
+      <w:r>
+        <w:rPr>
+          <w:rFonts w:asciiTheme="minorBidi" w:hAnsiTheme="minorBidi"/>
+          <w:rtl/>
+        </w:rPr>
+        <w:instrText xml:space="preserve"> </w:instrText>
+      </w:r>
+      <w:r>
+        <w:rPr>
+          <w:rFonts w:asciiTheme="minorBidi" w:hAnsiTheme="minorBidi"/>
+        </w:rPr>
+        <w:instrText>Figure \* ARABIC</w:instrText>
+      </w:r>
+      <w:r>
+        <w:rPr>
+          <w:rFonts w:asciiTheme="minorBidi" w:hAnsiTheme="minorBidi"/>
+          <w:rtl/>
+        </w:rPr>
+        <w:instrText xml:space="preserve"> </w:instrText>
+      </w:r>
+      <w:r>
+        <w:rPr>
+          <w:rFonts w:asciiTheme="minorBidi" w:hAnsiTheme="minorBidi"/>
+          <w:rtl/>
+        </w:rPr>
+        <w:fldChar w:fldCharType="separate"/>
+      </w:r>
+      <w:r>
+        <w:rPr>
+          <w:rFonts w:asciiTheme="minorBidi" w:hAnsiTheme="minorBidi"/>
+          <w:rtl/>
+        </w:rPr>
+        <w:t>1</w:t>
+      </w:r>
+      <w:r>
+        <w:rPr>
+          <w:rFonts w:asciiTheme="minorBidi" w:hAnsiTheme="minorBidi"/>
+          <w:rtl/>
+        </w:rPr>
+        <w:fldChar w:fldCharType="end"/>
+      </w:r>
+      <w:r>
+        <w:rPr>
+          <w:rFonts w:asciiTheme="minorBidi" w:hAnsiTheme="minorBidi"/>
           <w:rtl/>
         </w:rPr>
         <w:t xml:space="preserve"> - صفحۀ اول سایت</w:t>
@@ -19890,7 +19784,7 @@
       <w:pPr>
         <w:pStyle w:val="Heading1"/>
         <w:rPr>
-          <w:rFonts w:cs="B Nazanin"/>
+          <w:rFonts w:asciiTheme="minorBidi" w:hAnsiTheme="minorBidi" w:cs="B Nazanin"/>
           <w:sz w:val="32"/>
           <w:szCs w:val="36"/>
           <w:rtl/>
@@ -19898,7 +19792,7 @@
       </w:pPr>
       <w:r>
         <w:rPr>
-          <w:rFonts w:cs="B Nazanin" w:hint="cs"/>
+          <w:rFonts w:asciiTheme="minorBidi" w:hAnsiTheme="minorBidi" w:cs="B Nazanin"/>
           <w:sz w:val="32"/>
           <w:szCs w:val="36"/>
           <w:rtl/>
@@ -19908,7 +19802,7 @@
       </w:r>
       <w:r>
         <w:rPr>
-          <w:rFonts w:cs="B Nazanin"/>
+          <w:rFonts w:asciiTheme="minorBidi" w:hAnsiTheme="minorBidi" w:cs="B Nazanin"/>
           <w:sz w:val="32"/>
           <w:szCs w:val="36"/>
           <w:rtl/>
@@ -19920,7 +19814,7 @@
       <w:pPr>
         <w:pStyle w:val="Heading2"/>
         <w:rPr>
-          <w:rFonts w:cs="B Nazanin"/>
+          <w:rFonts w:asciiTheme="minorBidi" w:hAnsiTheme="minorBidi" w:cs="B Nazanin"/>
           <w:sz w:val="32"/>
           <w:szCs w:val="32"/>
           <w:rtl/>
@@ -19928,7 +19822,7 @@
       </w:pPr>
       <w:r>
         <w:rPr>
-          <w:rFonts w:cs="B Nazanin" w:hint="cs"/>
+          <w:rFonts w:asciiTheme="minorBidi" w:hAnsiTheme="minorBidi" w:cs="B Nazanin"/>
           <w:sz w:val="32"/>
           <w:szCs w:val="32"/>
           <w:rtl/>
@@ -19937,7 +19831,7 @@
       </w:r>
       <w:r>
         <w:rPr>
-          <w:rFonts w:cs="B Nazanin"/>
+          <w:rFonts w:asciiTheme="minorBidi" w:hAnsiTheme="minorBidi" w:cs="B Nazanin"/>
           <w:sz w:val="32"/>
           <w:szCs w:val="32"/>
           <w:rtl/>
@@ -19963,17 +19857,15 @@
           <w:sz w:val="32"/>
           <w:szCs w:val="28"/>
           <w:rtl/>
-          <w:lang w:bidi="ar-SA"/>
         </w:rPr>
         <w:t xml:space="preserve">در این پروژه، یک سامانه هوشمند برای پردازش، بازیابی و پاسخ‌گویی به پرسش‌های حقوقی به زبان فارسی طراحی و پیاده‌سازی شد. هدف اصلی پروژه، ایجاد </w:t>
       </w:r>
       <w:r>
         <w:rPr>
-          <w:rFonts w:asciiTheme="minorBidi" w:hAnsiTheme="minorBidi" w:hint="cs"/>
+          <w:rFonts w:asciiTheme="minorBidi" w:hAnsiTheme="minorBidi"/>
           <w:sz w:val="32"/>
           <w:szCs w:val="28"/>
           <w:rtl/>
-          <w:lang w:bidi="ar-SA"/>
         </w:rPr>
         <w:t>سامانه ای</w:t>
       </w:r>
@@ -19983,17 +19875,15 @@
           <w:sz w:val="32"/>
           <w:szCs w:val="28"/>
           <w:rtl/>
-          <w:lang w:bidi="ar-SA"/>
         </w:rPr>
         <w:t xml:space="preserve"> بود که بتواند به جای اتکا</w:t>
       </w:r>
       <w:r>
         <w:rPr>
-          <w:rFonts w:asciiTheme="minorBidi" w:hAnsiTheme="minorBidi" w:hint="cs"/>
+          <w:rFonts w:asciiTheme="minorBidi" w:hAnsiTheme="minorBidi"/>
           <w:sz w:val="32"/>
           <w:szCs w:val="28"/>
           <w:rtl/>
-          <w:lang w:bidi="ar-SA"/>
         </w:rPr>
         <w:t>ی</w:t>
       </w:r>
@@ -20003,17 +19893,15 @@
           <w:sz w:val="32"/>
           <w:szCs w:val="28"/>
           <w:rtl/>
-          <w:lang w:bidi="ar-SA"/>
         </w:rPr>
         <w:t xml:space="preserve"> صرف به دانش داخلی مدل زبانی، </w:t>
       </w:r>
       <w:r>
         <w:rPr>
-          <w:rFonts w:asciiTheme="minorBidi" w:hAnsiTheme="minorBidi" w:hint="cs"/>
+          <w:rFonts w:asciiTheme="minorBidi" w:hAnsiTheme="minorBidi"/>
           <w:sz w:val="32"/>
           <w:szCs w:val="28"/>
           <w:rtl/>
-          <w:lang w:bidi="ar-SA"/>
         </w:rPr>
         <w:t>پاسخ های</w:t>
       </w:r>
@@ -20023,7 +19911,6 @@
           <w:sz w:val="32"/>
           <w:szCs w:val="28"/>
           <w:rtl/>
-          <w:lang w:bidi="ar-SA"/>
         </w:rPr>
         <w:t xml:space="preserve"> خود را بر اساس منابع و مقررات حقوقی موجود تولید کند</w:t>
       </w:r>
@@ -20055,17 +19942,15 @@
           <w:sz w:val="32"/>
           <w:szCs w:val="28"/>
           <w:rtl/>
-          <w:lang w:bidi="ar-SA"/>
         </w:rPr>
         <w:t xml:space="preserve">برای دستیابی به این هدف، ابتدا ساختاری برای استخراج و </w:t>
       </w:r>
       <w:r>
         <w:rPr>
-          <w:rFonts w:asciiTheme="minorBidi" w:hAnsiTheme="minorBidi" w:hint="cs"/>
+          <w:rFonts w:asciiTheme="minorBidi" w:hAnsiTheme="minorBidi"/>
           <w:sz w:val="32"/>
           <w:szCs w:val="28"/>
           <w:rtl/>
-          <w:lang w:bidi="ar-SA"/>
         </w:rPr>
         <w:t>سازمان دهی</w:t>
       </w:r>
@@ -20075,17 +19960,15 @@
           <w:sz w:val="32"/>
           <w:szCs w:val="28"/>
           <w:rtl/>
-          <w:lang w:bidi="ar-SA"/>
         </w:rPr>
         <w:t xml:space="preserve"> اسناد حقوقی طراحی شد و اطلاعات مربوط به اسناد، عناصر ساختاری، مقررات و </w:t>
       </w:r>
       <w:r>
         <w:rPr>
-          <w:rFonts w:asciiTheme="minorBidi" w:hAnsiTheme="minorBidi" w:hint="cs"/>
+          <w:rFonts w:asciiTheme="minorBidi" w:hAnsiTheme="minorBidi"/>
           <w:sz w:val="32"/>
           <w:szCs w:val="28"/>
           <w:rtl/>
-          <w:lang w:bidi="ar-SA"/>
         </w:rPr>
         <w:t>نسخه های</w:t>
       </w:r>
@@ -20095,17 +19978,15 @@
           <w:sz w:val="32"/>
           <w:szCs w:val="28"/>
           <w:rtl/>
-          <w:lang w:bidi="ar-SA"/>
         </w:rPr>
         <w:t xml:space="preserve"> مختلف </w:t>
       </w:r>
       <w:r>
         <w:rPr>
-          <w:rFonts w:asciiTheme="minorBidi" w:hAnsiTheme="minorBidi" w:hint="cs"/>
+          <w:rFonts w:asciiTheme="minorBidi" w:hAnsiTheme="minorBidi"/>
           <w:sz w:val="32"/>
           <w:szCs w:val="28"/>
           <w:rtl/>
-          <w:lang w:bidi="ar-SA"/>
         </w:rPr>
         <w:t>آنها</w:t>
       </w:r>
@@ -20115,17 +19996,15 @@
           <w:sz w:val="32"/>
           <w:szCs w:val="28"/>
           <w:rtl/>
-          <w:lang w:bidi="ar-SA"/>
         </w:rPr>
         <w:t xml:space="preserve"> در یک پایگاه داده </w:t>
       </w:r>
       <w:r>
         <w:rPr>
-          <w:rFonts w:asciiTheme="minorBidi" w:hAnsiTheme="minorBidi" w:hint="cs"/>
+          <w:rFonts w:asciiTheme="minorBidi" w:hAnsiTheme="minorBidi"/>
           <w:sz w:val="32"/>
           <w:szCs w:val="28"/>
           <w:rtl/>
-          <w:lang w:bidi="ar-SA"/>
         </w:rPr>
         <w:t>ساختار یافته</w:t>
       </w:r>
@@ -20135,17 +20014,15 @@
           <w:sz w:val="32"/>
           <w:szCs w:val="28"/>
           <w:rtl/>
-          <w:lang w:bidi="ar-SA"/>
         </w:rPr>
         <w:t xml:space="preserve"> ذخیره </w:t>
       </w:r>
       <w:r>
         <w:rPr>
-          <w:rFonts w:asciiTheme="minorBidi" w:hAnsiTheme="minorBidi" w:hint="cs"/>
+          <w:rFonts w:asciiTheme="minorBidi" w:hAnsiTheme="minorBidi"/>
           <w:sz w:val="32"/>
           <w:szCs w:val="28"/>
           <w:rtl/>
-          <w:lang w:bidi="ar-SA"/>
         </w:rPr>
         <w:t>شد</w:t>
       </w:r>
@@ -20155,17 +20032,15 @@
           <w:sz w:val="32"/>
           <w:szCs w:val="28"/>
           <w:rtl/>
-          <w:lang w:bidi="ar-SA"/>
         </w:rPr>
         <w:t xml:space="preserve">. سپس برای بازیابی اطلاعات مرتبط با پرسش کاربر، از ترکیب روش‌های بازیابی </w:t>
       </w:r>
       <w:r>
         <w:rPr>
-          <w:rFonts w:asciiTheme="minorBidi" w:hAnsiTheme="minorBidi" w:hint="cs"/>
+          <w:rFonts w:asciiTheme="minorBidi" w:hAnsiTheme="minorBidi"/>
           <w:sz w:val="32"/>
           <w:szCs w:val="28"/>
           <w:rtl/>
-          <w:lang w:bidi="ar-SA"/>
         </w:rPr>
         <w:t>لغوی</w:t>
       </w:r>
@@ -20175,7 +20050,6 @@
           <w:sz w:val="32"/>
           <w:szCs w:val="28"/>
           <w:rtl/>
-          <w:lang w:bidi="ar-SA"/>
         </w:rPr>
         <w:t xml:space="preserve"> و معنایی استفاده شد. روش</w:t>
       </w:r>
@@ -20199,7 +20073,7 @@
       </w:r>
       <w:r>
         <w:rPr>
-          <w:rFonts w:asciiTheme="minorBidi" w:hAnsiTheme="minorBidi" w:hint="cs"/>
+          <w:rFonts w:asciiTheme="minorBidi" w:hAnsiTheme="minorBidi"/>
           <w:sz w:val="28"/>
           <w:szCs w:val="24"/>
           <w:rtl/>
@@ -20213,13 +20087,12 @@
           <w:sz w:val="32"/>
           <w:szCs w:val="28"/>
           <w:rtl/>
-          <w:lang w:bidi="ar-SA"/>
         </w:rPr>
         <w:t>برای تطابق دقیق واژه‌ها و عبارات و روش</w:t>
       </w:r>
       <w:r>
         <w:rPr>
-          <w:rFonts w:asciiTheme="minorBidi" w:hAnsiTheme="minorBidi" w:hint="cs"/>
+          <w:rFonts w:asciiTheme="minorBidi" w:hAnsiTheme="minorBidi"/>
           <w:sz w:val="32"/>
           <w:szCs w:val="28"/>
           <w:rtl/>
@@ -20238,7 +20111,7 @@
       </w:r>
       <w:r>
         <w:rPr>
-          <w:rFonts w:asciiTheme="minorBidi" w:hAnsiTheme="minorBidi" w:hint="cs"/>
+          <w:rFonts w:asciiTheme="minorBidi" w:hAnsiTheme="minorBidi"/>
           <w:sz w:val="32"/>
           <w:szCs w:val="28"/>
           <w:rtl/>
@@ -20252,7 +20125,6 @@
           <w:sz w:val="32"/>
           <w:szCs w:val="28"/>
           <w:rtl/>
-          <w:lang w:bidi="ar-SA"/>
         </w:rPr>
         <w:t>برای تشخیص ارتباط معنایی میان پرسش و مقررات مورد استفاده قرار گرفت. نتایج این دو روش با استفاده از</w:t>
       </w:r>
@@ -20280,17 +20152,15 @@
           <w:sz w:val="32"/>
           <w:szCs w:val="28"/>
           <w:rtl/>
-          <w:lang w:bidi="ar-SA"/>
         </w:rPr>
         <w:t xml:space="preserve">ترکیب شده و سپس توسط مدل </w:t>
       </w:r>
       <w:r>
         <w:rPr>
-          <w:rFonts w:asciiTheme="minorBidi" w:hAnsiTheme="minorBidi" w:hint="cs"/>
+          <w:rFonts w:asciiTheme="minorBidi" w:hAnsiTheme="minorBidi"/>
           <w:sz w:val="32"/>
           <w:szCs w:val="28"/>
           <w:rtl/>
-          <w:lang w:bidi="ar-SA"/>
         </w:rPr>
         <w:t>بازرتبه بندی</w:t>
       </w:r>
@@ -20300,13 +20170,12 @@
           <w:sz w:val="32"/>
           <w:szCs w:val="28"/>
           <w:rtl/>
-          <w:lang w:bidi="ar-SA"/>
         </w:rPr>
         <w:t xml:space="preserve"> ارزیابی شدند</w:t>
       </w:r>
       <w:r>
         <w:rPr>
-          <w:rFonts w:asciiTheme="minorBidi" w:hAnsiTheme="minorBidi" w:hint="cs"/>
+          <w:rFonts w:asciiTheme="minorBidi" w:hAnsiTheme="minorBidi"/>
           <w:sz w:val="32"/>
           <w:szCs w:val="28"/>
           <w:rtl/>
@@ -20333,13 +20202,12 @@
           <w:sz w:val="32"/>
           <w:szCs w:val="28"/>
           <w:rtl/>
-          <w:lang w:bidi="ar-SA"/>
         </w:rPr>
         <w:t>در مرحله تولید پاسخ نیز از معماری</w:t>
       </w:r>
       <w:r>
         <w:rPr>
-          <w:rFonts w:asciiTheme="minorBidi" w:hAnsiTheme="minorBidi" w:hint="cs"/>
+          <w:rFonts w:asciiTheme="minorBidi" w:hAnsiTheme="minorBidi"/>
           <w:sz w:val="32"/>
           <w:szCs w:val="28"/>
           <w:rtl/>
@@ -20367,7 +20235,7 @@
       </w:r>
       <w:r>
         <w:rPr>
-          <w:rFonts w:asciiTheme="minorBidi" w:hAnsiTheme="minorBidi" w:hint="cs"/>
+          <w:rFonts w:asciiTheme="minorBidi" w:hAnsiTheme="minorBidi"/>
           <w:sz w:val="28"/>
           <w:szCs w:val="24"/>
           <w:rtl/>
@@ -20381,17 +20249,15 @@
           <w:sz w:val="32"/>
           <w:szCs w:val="28"/>
           <w:rtl/>
-          <w:lang w:bidi="ar-SA"/>
         </w:rPr>
         <w:t xml:space="preserve">استفاده شد. در این معماری، مقررات منتخب به عنوان زمینه در اختیار مدل زبانی قرار </w:t>
       </w:r>
       <w:r>
         <w:rPr>
-          <w:rFonts w:asciiTheme="minorBidi" w:hAnsiTheme="minorBidi" w:hint="cs"/>
+          <w:rFonts w:asciiTheme="minorBidi" w:hAnsiTheme="minorBidi"/>
           <w:sz w:val="32"/>
           <w:szCs w:val="28"/>
           <w:rtl/>
-          <w:lang w:bidi="ar-SA"/>
         </w:rPr>
         <w:t>می گیرند</w:t>
       </w:r>
@@ -20401,17 +20267,15 @@
           <w:sz w:val="32"/>
           <w:szCs w:val="28"/>
           <w:rtl/>
-          <w:lang w:bidi="ar-SA"/>
         </w:rPr>
         <w:t xml:space="preserve"> و مدل موظف است پاسخ خود را بر اساس اطلاعات </w:t>
       </w:r>
       <w:r>
         <w:rPr>
-          <w:rFonts w:asciiTheme="minorBidi" w:hAnsiTheme="minorBidi" w:hint="cs"/>
+          <w:rFonts w:asciiTheme="minorBidi" w:hAnsiTheme="minorBidi"/>
           <w:sz w:val="32"/>
           <w:szCs w:val="28"/>
           <w:rtl/>
-          <w:lang w:bidi="ar-SA"/>
         </w:rPr>
         <w:t>بازیابی شده</w:t>
       </w:r>
@@ -20421,13 +20285,12 @@
           <w:sz w:val="32"/>
           <w:szCs w:val="28"/>
           <w:rtl/>
-          <w:lang w:bidi="ar-SA"/>
         </w:rPr>
         <w:t xml:space="preserve"> تولید کند. همچنین برای کاهش احتمال تولید اطلاعات نادرست، در طراحی سامانه تأکید شده است که مدل در صورت ناکافی بودن منابع موجود، از ارائه اطلاعات خارج از زمینه خودداری کند</w:t>
       </w:r>
       <w:r>
         <w:rPr>
-          <w:rFonts w:asciiTheme="minorBidi" w:hAnsiTheme="minorBidi" w:hint="cs"/>
+          <w:rFonts w:asciiTheme="minorBidi" w:hAnsiTheme="minorBidi"/>
           <w:sz w:val="32"/>
           <w:szCs w:val="28"/>
           <w:rtl/>
@@ -20455,17 +20318,15 @@
           <w:sz w:val="32"/>
           <w:szCs w:val="28"/>
           <w:rtl/>
-          <w:lang w:bidi="ar-SA"/>
         </w:rPr>
         <w:t xml:space="preserve">در مجموع، </w:t>
       </w:r>
       <w:r>
         <w:rPr>
-          <w:rFonts w:asciiTheme="minorBidi" w:hAnsiTheme="minorBidi" w:hint="cs"/>
+          <w:rFonts w:asciiTheme="minorBidi" w:hAnsiTheme="minorBidi"/>
           <w:sz w:val="32"/>
           <w:szCs w:val="28"/>
           <w:rtl/>
-          <w:lang w:bidi="ar-SA"/>
         </w:rPr>
         <w:t>پیاده سازی</w:t>
       </w:r>
@@ -20475,17 +20336,15 @@
           <w:sz w:val="32"/>
           <w:szCs w:val="28"/>
           <w:rtl/>
-          <w:lang w:bidi="ar-SA"/>
         </w:rPr>
         <w:t xml:space="preserve"> </w:t>
       </w:r>
       <w:r>
         <w:rPr>
-          <w:rFonts w:asciiTheme="minorBidi" w:hAnsiTheme="minorBidi" w:hint="cs"/>
+          <w:rFonts w:asciiTheme="minorBidi" w:hAnsiTheme="minorBidi"/>
           <w:sz w:val="32"/>
           <w:szCs w:val="28"/>
           <w:rtl/>
-          <w:lang w:bidi="ar-SA"/>
         </w:rPr>
         <w:t>انجام شده</w:t>
       </w:r>
@@ -20495,17 +20354,15 @@
           <w:sz w:val="32"/>
           <w:szCs w:val="28"/>
           <w:rtl/>
-          <w:lang w:bidi="ar-SA"/>
         </w:rPr>
         <w:t xml:space="preserve"> نشان می‌دهد که ترکیب </w:t>
       </w:r>
       <w:r>
         <w:rPr>
-          <w:rFonts w:asciiTheme="minorBidi" w:hAnsiTheme="minorBidi" w:hint="cs"/>
+          <w:rFonts w:asciiTheme="minorBidi" w:hAnsiTheme="minorBidi"/>
           <w:sz w:val="32"/>
           <w:szCs w:val="28"/>
           <w:rtl/>
-          <w:lang w:bidi="ar-SA"/>
         </w:rPr>
         <w:t>ساختار دهی</w:t>
       </w:r>
@@ -20515,17 +20372,15 @@
           <w:sz w:val="32"/>
           <w:szCs w:val="28"/>
           <w:rtl/>
-          <w:lang w:bidi="ar-SA"/>
         </w:rPr>
         <w:t xml:space="preserve"> </w:t>
       </w:r>
       <w:r>
         <w:rPr>
-          <w:rFonts w:asciiTheme="minorBidi" w:hAnsiTheme="minorBidi" w:hint="cs"/>
+          <w:rFonts w:asciiTheme="minorBidi" w:hAnsiTheme="minorBidi"/>
           <w:sz w:val="32"/>
           <w:szCs w:val="28"/>
           <w:rtl/>
-          <w:lang w:bidi="ar-SA"/>
         </w:rPr>
         <w:t>داده های</w:t>
       </w:r>
@@ -20535,17 +20390,15 @@
           <w:sz w:val="32"/>
           <w:szCs w:val="28"/>
           <w:rtl/>
-          <w:lang w:bidi="ar-SA"/>
         </w:rPr>
         <w:t xml:space="preserve"> حقوقی، </w:t>
       </w:r>
       <w:r>
         <w:rPr>
-          <w:rFonts w:asciiTheme="minorBidi" w:hAnsiTheme="minorBidi" w:hint="cs"/>
+          <w:rFonts w:asciiTheme="minorBidi" w:hAnsiTheme="minorBidi"/>
           <w:sz w:val="32"/>
           <w:szCs w:val="28"/>
           <w:rtl/>
-          <w:lang w:bidi="ar-SA"/>
         </w:rPr>
         <w:t>روش های</w:t>
       </w:r>
@@ -20555,17 +20408,15 @@
           <w:sz w:val="32"/>
           <w:szCs w:val="28"/>
           <w:rtl/>
-          <w:lang w:bidi="ar-SA"/>
         </w:rPr>
         <w:t xml:space="preserve"> مختلف بازیابی اطلاعات، </w:t>
       </w:r>
       <w:r>
         <w:rPr>
-          <w:rFonts w:asciiTheme="minorBidi" w:hAnsiTheme="minorBidi" w:hint="cs"/>
+          <w:rFonts w:asciiTheme="minorBidi" w:hAnsiTheme="minorBidi"/>
           <w:sz w:val="32"/>
           <w:szCs w:val="28"/>
           <w:rtl/>
-          <w:lang w:bidi="ar-SA"/>
         </w:rPr>
         <w:t>بازرتبه بندی</w:t>
       </w:r>
@@ -20575,17 +20426,15 @@
           <w:sz w:val="32"/>
           <w:szCs w:val="28"/>
           <w:rtl/>
-          <w:lang w:bidi="ar-SA"/>
         </w:rPr>
         <w:t xml:space="preserve"> و </w:t>
       </w:r>
       <w:r>
         <w:rPr>
-          <w:rFonts w:asciiTheme="minorBidi" w:hAnsiTheme="minorBidi" w:hint="cs"/>
+          <w:rFonts w:asciiTheme="minorBidi" w:hAnsiTheme="minorBidi"/>
           <w:sz w:val="32"/>
           <w:szCs w:val="28"/>
           <w:rtl/>
-          <w:lang w:bidi="ar-SA"/>
         </w:rPr>
         <w:t>مدل های</w:t>
       </w:r>
@@ -20595,17 +20444,15 @@
           <w:sz w:val="32"/>
           <w:szCs w:val="28"/>
           <w:rtl/>
-          <w:lang w:bidi="ar-SA"/>
         </w:rPr>
         <w:t xml:space="preserve"> زبانی بزرگ می‌تواند چارچوب مناسبی برای توسعه </w:t>
       </w:r>
       <w:r>
         <w:rPr>
-          <w:rFonts w:asciiTheme="minorBidi" w:hAnsiTheme="minorBidi" w:hint="cs"/>
+          <w:rFonts w:asciiTheme="minorBidi" w:hAnsiTheme="minorBidi"/>
           <w:sz w:val="32"/>
           <w:szCs w:val="28"/>
           <w:rtl/>
-          <w:lang w:bidi="ar-SA"/>
         </w:rPr>
         <w:t>سامانه های</w:t>
       </w:r>
@@ -20615,17 +20462,15 @@
           <w:sz w:val="32"/>
           <w:szCs w:val="28"/>
           <w:rtl/>
-          <w:lang w:bidi="ar-SA"/>
         </w:rPr>
         <w:t xml:space="preserve"> </w:t>
       </w:r>
       <w:r>
         <w:rPr>
-          <w:rFonts w:asciiTheme="minorBidi" w:hAnsiTheme="minorBidi" w:hint="cs"/>
+          <w:rFonts w:asciiTheme="minorBidi" w:hAnsiTheme="minorBidi"/>
           <w:sz w:val="32"/>
           <w:szCs w:val="28"/>
           <w:rtl/>
-          <w:lang w:bidi="ar-SA"/>
         </w:rPr>
         <w:t>پاسخگویی</w:t>
       </w:r>
@@ -20635,17 +20480,15 @@
           <w:sz w:val="32"/>
           <w:szCs w:val="28"/>
           <w:rtl/>
-          <w:lang w:bidi="ar-SA"/>
         </w:rPr>
         <w:t xml:space="preserve"> حقوقی فارسی فراهم کند. سامانه </w:t>
       </w:r>
       <w:r>
         <w:rPr>
-          <w:rFonts w:asciiTheme="minorBidi" w:hAnsiTheme="minorBidi" w:hint="cs"/>
+          <w:rFonts w:asciiTheme="minorBidi" w:hAnsiTheme="minorBidi"/>
           <w:sz w:val="32"/>
           <w:szCs w:val="28"/>
           <w:rtl/>
-          <w:lang w:bidi="ar-SA"/>
         </w:rPr>
         <w:t>ایجاد شده</w:t>
       </w:r>
@@ -20655,17 +20498,15 @@
           <w:sz w:val="32"/>
           <w:szCs w:val="28"/>
           <w:rtl/>
-          <w:lang w:bidi="ar-SA"/>
         </w:rPr>
         <w:t xml:space="preserve"> علاوه بر فراهم کردن امکان </w:t>
       </w:r>
       <w:r>
         <w:rPr>
-          <w:rFonts w:asciiTheme="minorBidi" w:hAnsiTheme="minorBidi" w:hint="cs"/>
+          <w:rFonts w:asciiTheme="minorBidi" w:hAnsiTheme="minorBidi"/>
           <w:sz w:val="32"/>
           <w:szCs w:val="28"/>
           <w:rtl/>
-          <w:lang w:bidi="ar-SA"/>
         </w:rPr>
         <w:t>پاسخ گویی</w:t>
       </w:r>
@@ -20675,17 +20516,15 @@
           <w:sz w:val="32"/>
           <w:szCs w:val="28"/>
           <w:rtl/>
-          <w:lang w:bidi="ar-SA"/>
         </w:rPr>
         <w:t xml:space="preserve"> مبتنی بر منابع حقوقی، زیرساخت لازم برای توسعه </w:t>
       </w:r>
       <w:r>
         <w:rPr>
-          <w:rFonts w:asciiTheme="minorBidi" w:hAnsiTheme="minorBidi" w:hint="cs"/>
+          <w:rFonts w:asciiTheme="minorBidi" w:hAnsiTheme="minorBidi"/>
           <w:sz w:val="32"/>
           <w:szCs w:val="28"/>
           <w:rtl/>
-          <w:lang w:bidi="ar-SA"/>
         </w:rPr>
         <w:t>قابلیت های</w:t>
       </w:r>
@@ -20695,17 +20534,15 @@
           <w:sz w:val="32"/>
           <w:szCs w:val="28"/>
           <w:rtl/>
-          <w:lang w:bidi="ar-SA"/>
         </w:rPr>
         <w:t xml:space="preserve"> </w:t>
       </w:r>
       <w:r>
         <w:rPr>
-          <w:rFonts w:asciiTheme="minorBidi" w:hAnsiTheme="minorBidi" w:hint="cs"/>
+          <w:rFonts w:asciiTheme="minorBidi" w:hAnsiTheme="minorBidi"/>
           <w:sz w:val="32"/>
           <w:szCs w:val="28"/>
           <w:rtl/>
-          <w:lang w:bidi="ar-SA"/>
         </w:rPr>
         <w:t xml:space="preserve">پیشرفته تر (مانند </w:t>
       </w:r>
@@ -20714,13 +20551,13 @@
           <w:rFonts w:asciiTheme="minorBidi" w:hAnsiTheme="minorBidi"/>
           <w:sz w:val="28"/>
           <w:szCs w:val="24"/>
-          <w:lang w:val="en-GB" w:bidi="ar-SA"/>
+          <w:lang w:val="en-GB"/>
         </w:rPr>
         <w:t>GraphRag</w:t>
       </w:r>
       <w:r>
         <w:rPr>
-          <w:rFonts w:asciiTheme="minorBidi" w:hAnsiTheme="minorBidi" w:hint="cs"/>
+          <w:rFonts w:asciiTheme="minorBidi" w:hAnsiTheme="minorBidi"/>
           <w:sz w:val="32"/>
           <w:szCs w:val="28"/>
           <w:rtl/>
@@ -20734,13 +20571,12 @@
           <w:sz w:val="32"/>
           <w:szCs w:val="28"/>
           <w:rtl/>
-          <w:lang w:bidi="ar-SA"/>
         </w:rPr>
         <w:t xml:space="preserve"> در حوزه تحلیل قوانین و اسناد حقوقی را نیز فراهم می‌کند</w:t>
       </w:r>
       <w:r>
         <w:rPr>
-          <w:rFonts w:asciiTheme="minorBidi" w:hAnsiTheme="minorBidi" w:hint="cs"/>
+          <w:rFonts w:asciiTheme="minorBidi" w:hAnsiTheme="minorBidi"/>
           <w:sz w:val="32"/>
           <w:szCs w:val="28"/>
           <w:rtl/>
@@ -20753,7 +20589,7 @@
       <w:pPr>
         <w:pStyle w:val="Heading2"/>
         <w:rPr>
-          <w:rFonts w:cs="B Nazanin"/>
+          <w:rFonts w:asciiTheme="minorBidi" w:hAnsiTheme="minorBidi" w:cs="B Nazanin"/>
           <w:sz w:val="32"/>
           <w:szCs w:val="32"/>
           <w:rtl/>
@@ -20761,7 +20597,7 @@
       </w:pPr>
       <w:r>
         <w:rPr>
-          <w:rFonts w:cs="B Nazanin" w:hint="cs"/>
+          <w:rFonts w:asciiTheme="minorBidi" w:hAnsiTheme="minorBidi" w:cs="B Nazanin"/>
           <w:sz w:val="32"/>
           <w:szCs w:val="32"/>
           <w:rtl/>
@@ -20770,7 +20606,7 @@
       </w:r>
       <w:r>
         <w:rPr>
-          <w:rFonts w:cs="B Nazanin"/>
+          <w:rFonts w:asciiTheme="minorBidi" w:hAnsiTheme="minorBidi" w:cs="B Nazanin"/>
           <w:sz w:val="32"/>
           <w:szCs w:val="32"/>
           <w:rtl/>
@@ -20793,7 +20629,7 @@
       </w:pPr>
       <w:r>
         <w:rPr>
-          <w:rFonts w:asciiTheme="minorBidi" w:hAnsiTheme="minorBidi" w:hint="cs"/>
+          <w:rFonts w:asciiTheme="minorBidi" w:hAnsiTheme="minorBidi"/>
           <w:sz w:val="32"/>
           <w:szCs w:val="28"/>
           <w:rtl/>
@@ -20812,7 +20648,7 @@
       </w:r>
       <w:r>
         <w:rPr>
-          <w:rFonts w:asciiTheme="minorBidi" w:hAnsiTheme="minorBidi" w:hint="cs"/>
+          <w:rFonts w:asciiTheme="minorBidi" w:hAnsiTheme="minorBidi"/>
           <w:sz w:val="28"/>
           <w:szCs w:val="24"/>
           <w:rtl/>
@@ -20831,7 +20667,7 @@
       </w:r>
       <w:r>
         <w:rPr>
-          <w:rFonts w:asciiTheme="minorBidi" w:hAnsiTheme="minorBidi" w:hint="cs"/>
+          <w:rFonts w:asciiTheme="minorBidi" w:hAnsiTheme="minorBidi"/>
           <w:sz w:val="28"/>
           <w:szCs w:val="24"/>
           <w:rtl/>
@@ -20841,7 +20677,7 @@
       </w:r>
       <w:r>
         <w:rPr>
-          <w:rFonts w:asciiTheme="minorBidi" w:hAnsiTheme="minorBidi" w:hint="cs"/>
+          <w:rFonts w:asciiTheme="minorBidi" w:hAnsiTheme="minorBidi"/>
           <w:sz w:val="32"/>
           <w:szCs w:val="28"/>
           <w:rtl/>
@@ -20860,7 +20696,7 @@
       </w:r>
       <w:r>
         <w:rPr>
-          <w:rFonts w:asciiTheme="minorBidi" w:hAnsiTheme="minorBidi" w:hint="cs"/>
+          <w:rFonts w:asciiTheme="minorBidi" w:hAnsiTheme="minorBidi"/>
           <w:sz w:val="28"/>
           <w:szCs w:val="24"/>
           <w:rtl/>
@@ -20870,7 +20706,7 @@
       </w:r>
       <w:r>
         <w:rPr>
-          <w:rFonts w:asciiTheme="minorBidi" w:hAnsiTheme="minorBidi" w:hint="cs"/>
+          <w:rFonts w:asciiTheme="minorBidi" w:hAnsiTheme="minorBidi"/>
           <w:sz w:val="32"/>
           <w:szCs w:val="28"/>
           <w:rtl/>
@@ -20889,7 +20725,7 @@
       </w:r>
       <w:r>
         <w:rPr>
-          <w:rFonts w:asciiTheme="minorBidi" w:hAnsiTheme="minorBidi" w:hint="cs"/>
+          <w:rFonts w:asciiTheme="minorBidi" w:hAnsiTheme="minorBidi"/>
           <w:sz w:val="32"/>
           <w:szCs w:val="28"/>
           <w:rtl/>
@@ -20908,7 +20744,7 @@
       </w:r>
       <w:r>
         <w:rPr>
-          <w:rFonts w:asciiTheme="minorBidi" w:hAnsiTheme="minorBidi" w:hint="cs"/>
+          <w:rFonts w:asciiTheme="minorBidi" w:hAnsiTheme="minorBidi"/>
           <w:sz w:val="28"/>
           <w:szCs w:val="24"/>
           <w:rtl/>
@@ -20918,7 +20754,7 @@
       </w:r>
       <w:r>
         <w:rPr>
-          <w:rFonts w:asciiTheme="minorBidi" w:hAnsiTheme="minorBidi" w:hint="cs"/>
+          <w:rFonts w:asciiTheme="minorBidi" w:hAnsiTheme="minorBidi"/>
           <w:sz w:val="32"/>
           <w:szCs w:val="28"/>
           <w:rtl/>
@@ -20937,7 +20773,7 @@
       </w:r>
       <w:r>
         <w:rPr>
-          <w:rFonts w:asciiTheme="minorBidi" w:hAnsiTheme="minorBidi" w:hint="cs"/>
+          <w:rFonts w:asciiTheme="minorBidi" w:hAnsiTheme="minorBidi"/>
           <w:sz w:val="32"/>
           <w:szCs w:val="28"/>
           <w:rtl/>
@@ -20956,7 +20792,7 @@
       </w:r>
       <w:r>
         <w:rPr>
-          <w:rFonts w:asciiTheme="minorBidi" w:hAnsiTheme="minorBidi" w:hint="cs"/>
+          <w:rFonts w:asciiTheme="minorBidi" w:hAnsiTheme="minorBidi"/>
           <w:sz w:val="28"/>
           <w:szCs w:val="24"/>
           <w:rtl/>
@@ -20966,7 +20802,7 @@
       </w:r>
       <w:r>
         <w:rPr>
-          <w:rFonts w:asciiTheme="minorBidi" w:hAnsiTheme="minorBidi" w:hint="cs"/>
+          <w:rFonts w:asciiTheme="minorBidi" w:hAnsiTheme="minorBidi"/>
           <w:sz w:val="32"/>
           <w:szCs w:val="28"/>
           <w:rtl/>
@@ -20990,7 +20826,7 @@
       </w:pPr>
       <w:r>
         <w:rPr>
-          <w:rFonts w:asciiTheme="minorBidi" w:hAnsiTheme="minorBidi" w:hint="cs"/>
+          <w:rFonts w:asciiTheme="minorBidi" w:hAnsiTheme="minorBidi"/>
           <w:sz w:val="32"/>
           <w:szCs w:val="28"/>
           <w:rtl/>
@@ -21014,7 +20850,7 @@
       </w:pPr>
       <w:r>
         <w:rPr>
-          <w:rFonts w:asciiTheme="minorBidi" w:hAnsiTheme="minorBidi" w:hint="cs"/>
+          <w:rFonts w:asciiTheme="minorBidi" w:hAnsiTheme="minorBidi"/>
           <w:sz w:val="28"/>
           <w:szCs w:val="28"/>
           <w:rtl/>
@@ -21034,7 +20870,7 @@
       </w:r>
       <w:r>
         <w:rPr>
-          <w:rFonts w:asciiTheme="minorBidi" w:hAnsiTheme="minorBidi" w:hint="cs"/>
+          <w:rFonts w:asciiTheme="minorBidi" w:hAnsiTheme="minorBidi"/>
           <w:sz w:val="28"/>
           <w:szCs w:val="28"/>
           <w:rtl/>
@@ -21053,7 +20889,7 @@
       </w:r>
       <w:r>
         <w:rPr>
-          <w:rFonts w:asciiTheme="minorBidi" w:hAnsiTheme="minorBidi" w:hint="cs"/>
+          <w:rFonts w:asciiTheme="minorBidi" w:hAnsiTheme="minorBidi"/>
           <w:sz w:val="28"/>
           <w:szCs w:val="28"/>
           <w:rtl/>
@@ -21072,7 +20908,7 @@
       </w:r>
       <w:r>
         <w:rPr>
-          <w:rFonts w:asciiTheme="minorBidi" w:hAnsiTheme="minorBidi" w:hint="cs"/>
+          <w:rFonts w:asciiTheme="minorBidi" w:hAnsiTheme="minorBidi"/>
           <w:sz w:val="28"/>
           <w:szCs w:val="28"/>
           <w:rtl/>
@@ -21091,7 +20927,7 @@
       </w:r>
       <w:r>
         <w:rPr>
-          <w:rFonts w:asciiTheme="minorBidi" w:hAnsiTheme="minorBidi" w:hint="cs"/>
+          <w:rFonts w:asciiTheme="minorBidi" w:hAnsiTheme="minorBidi"/>
           <w:sz w:val="28"/>
           <w:szCs w:val="28"/>
           <w:rtl/>
@@ -21110,27 +20946,17 @@
       </w:r>
       <w:r>
         <w:rPr>
-          <w:rFonts w:asciiTheme="minorBidi" w:hAnsiTheme="minorBidi" w:hint="cs"/>
-          <w:sz w:val="28"/>
-          <w:szCs w:val="28"/>
-          <w:rtl/>
-          <w:lang w:val="en-GB"/>
-        </w:rPr>
-        <w:t xml:space="preserve"> را انجام دهند.</w:t>
-      </w:r>
-      <w:r>
-        <w:rPr>
-          <w:rFonts w:asciiTheme="minorBidi" w:hAnsiTheme="minorBidi" w:hint="cs"/>
-          <w:sz w:val="28"/>
-          <w:szCs w:val="28"/>
-          <w:rtl/>
-          <w:lang w:val="en-GB"/>
-        </w:rPr>
-        <w:t xml:space="preserve"> در سامانه حدود سیصد هزار مقرره وجود دارد و جستجوی جمله به جمله برای یافتن ارتباط (</w:t>
-      </w:r>
-      <w:r>
-        <w:rPr>
-          <w:rFonts w:asciiTheme="minorBidi" w:hAnsiTheme="minorBidi" w:hint="cs"/>
+          <w:rFonts w:asciiTheme="minorBidi" w:hAnsiTheme="minorBidi"/>
+          <w:sz w:val="28"/>
+          <w:szCs w:val="28"/>
+          <w:rtl/>
+          <w:lang w:val="en-GB"/>
+        </w:rPr>
+        <w:t xml:space="preserve"> را انجام دهند. در سامانه حدود سیصد هزار مقرره وجود دارد و جستجوی جمله به جمله برای یافتن ارتباط (</w:t>
+      </w:r>
+      <w:r>
+        <w:rPr>
+          <w:rFonts w:asciiTheme="minorBidi" w:hAnsiTheme="minorBidi"/>
           <w:sz w:val="28"/>
           <w:szCs w:val="28"/>
           <w:rtl/>
@@ -21145,16 +20971,16 @@
         <w:ind w:left="-92"/>
         <w:jc w:val="both"/>
         <w:rPr>
-          <w:rFonts w:asciiTheme="minorBidi" w:hAnsiTheme="minorBidi" w:hint="cs"/>
-          <w:sz w:val="28"/>
-          <w:szCs w:val="28"/>
-          <w:rtl/>
-          <w:lang w:val="en-GB"/>
-        </w:rPr>
-      </w:pPr>
-      <w:r>
-        <w:rPr>
-          <w:rFonts w:asciiTheme="minorBidi" w:hAnsiTheme="minorBidi" w:hint="cs"/>
+          <w:rFonts w:asciiTheme="minorBidi" w:hAnsiTheme="minorBidi"/>
+          <w:sz w:val="28"/>
+          <w:szCs w:val="28"/>
+          <w:rtl/>
+          <w:lang w:val="en-GB"/>
+        </w:rPr>
+      </w:pPr>
+      <w:r>
+        <w:rPr>
+          <w:rFonts w:asciiTheme="minorBidi" w:hAnsiTheme="minorBidi"/>
           <w:sz w:val="28"/>
           <w:szCs w:val="28"/>
           <w:rtl/>
@@ -21173,7 +20999,7 @@
       </w:r>
       <w:r>
         <w:rPr>
-          <w:rFonts w:asciiTheme="minorBidi" w:hAnsiTheme="minorBidi" w:hint="cs"/>
+          <w:rFonts w:asciiTheme="minorBidi" w:hAnsiTheme="minorBidi"/>
           <w:sz w:val="28"/>
           <w:szCs w:val="28"/>
           <w:rtl/>
@@ -21192,7 +21018,7 @@
       </w:r>
       <w:r>
         <w:rPr>
-          <w:rFonts w:asciiTheme="minorBidi" w:hAnsiTheme="minorBidi" w:hint="cs"/>
+          <w:rFonts w:asciiTheme="minorBidi" w:hAnsiTheme="minorBidi"/>
           <w:sz w:val="28"/>
           <w:szCs w:val="28"/>
           <w:rtl/>
@@ -21483,16 +21309,16 @@
       <w:pPr>
         <w:pStyle w:val="Heading1"/>
         <w:rPr>
-          <w:rFonts w:cs="B Nazanin"/>
-          <w:sz w:val="36"/>
-          <w:szCs w:val="40"/>
-        </w:rPr>
-      </w:pPr>
-      <w:r>
-        <w:rPr>
-          <w:rFonts w:cs="B Nazanin" w:hint="cs"/>
+          <w:rFonts w:asciiTheme="minorBidi" w:hAnsiTheme="minorBidi" w:cs="B Nazanin"/>
           <w:sz w:val="36"/>
           <w:szCs w:val="36"/>
+        </w:rPr>
+      </w:pPr>
+      <w:r>
+        <w:rPr>
+          <w:rFonts w:asciiTheme="minorBidi" w:hAnsiTheme="minorBidi" w:cs="B Nazanin"/>
+          <w:sz w:val="36"/>
+          <w:szCs w:val="36"/>
           <w:rtl/>
         </w:rPr>
         <w:lastRenderedPageBreak/>
@@ -21500,7 +21326,7 @@
       </w:r>
       <w:r>
         <w:rPr>
-          <w:rFonts w:cs="B Nazanin"/>
+          <w:rFonts w:asciiTheme="minorBidi" w:hAnsiTheme="minorBidi" w:cs="B Nazanin"/>
           <w:sz w:val="36"/>
           <w:szCs w:val="36"/>
           <w:rtl/>
@@ -21510,6 +21336,31 @@
     </w:p>
     <w:p>
       <w:pPr>
+        <w:rPr>
+          <w:rFonts w:asciiTheme="minorBidi" w:hAnsiTheme="minorBidi"/>
+          <w:lang w:val="en-GB"/>
+        </w:rPr>
+      </w:pPr>
+      <w:r>
+        <w:rPr>
+          <w:rFonts w:asciiTheme="minorBidi" w:hAnsiTheme="minorBidi"/>
+          <w:lang w:val="en-GB"/>
+        </w:rPr>
+        <w:t xml:space="preserve">Project Code Availabe at: </w:t>
+      </w:r>
+      <w:hyperlink r:id="rId11" w:history="1">
+        <w:r>
+          <w:rPr>
+            <w:rStyle w:val="Hyperlink"/>
+            <w:rFonts w:asciiTheme="minorBidi" w:hAnsiTheme="minorBidi"/>
+            <w:lang w:val="en-GB"/>
+          </w:rPr>
+          <w:t>https://github.com/GreenGOC/persian-legal-ai</w:t>
+        </w:r>
+      </w:hyperlink>
+    </w:p>
+    <w:p>
+      <w:pPr>
         <w:spacing w:after="60" w:line="240" w:lineRule="auto"/>
         <w:ind w:left="-92"/>
         <w:rPr>
@@ -21730,7 +21581,7 @@
         </w:rPr>
         <w:t xml:space="preserve">. Persian Embeddings. Hugging Face Model Repository. Available at: </w:t>
       </w:r>
-      <w:hyperlink r:id="rId11" w:history="1">
+      <w:hyperlink r:id="rId12" w:history="1">
         <w:r>
           <w:rPr>
             <w:rStyle w:val="Hyperlink"/>
@@ -21764,7 +21615,7 @@
         </w:rPr>
         <w:t xml:space="preserve">Aghadavoud Jolfaei, S. (2025). Reranker XLM-RoBERTa-Large for Persian Scientific Retrieval. Hugging Face Model Repository. Available at: </w:t>
       </w:r>
-      <w:hyperlink r:id="rId12" w:history="1">
+      <w:hyperlink r:id="rId13" w:history="1">
         <w:r>
           <w:rPr>
             <w:rStyle w:val="Hyperlink"/>
@@ -21904,7 +21755,7 @@
         </w:rPr>
         <w:t xml:space="preserve">Available at: </w:t>
       </w:r>
-      <w:hyperlink r:id="rId13" w:history="1">
+      <w:hyperlink r:id="rId14" w:history="1">
         <w:r>
           <w:rPr>
             <w:rStyle w:val="Hyperlink"/>
@@ -21973,8 +21824,8 @@
       </w:r>
     </w:p>
     <w:sectPr>
-      <w:headerReference w:type="default" r:id="rId14"/>
-      <w:footerReference w:type="default" r:id="rId15"/>
+      <w:headerReference w:type="default" r:id="rId15"/>
+      <w:footerReference w:type="default" r:id="rId16"/>
       <w:pgSz w:w="12240" w:h="15840"/>
       <w:pgMar w:top="993" w:right="1417" w:bottom="1135" w:left="1417" w:header="720" w:footer="720" w:gutter="0"/>
       <w:cols w:space="720"/>
